--- a/assets/UK-NTH-ATM-2026-agenda.docx
+++ b/assets/UK-NTH-ATM-2026-agenda.docx
@@ -10,6 +10,8 @@
           <w:rFonts w:asciiTheme="minorHAnsi" w:hAnsiTheme="minorHAnsi" w:cstheme="minorHAnsi"/>
           <w:b/>
           <w:bCs/>
+          <w:sz w:val="21"/>
+          <w:szCs w:val="21"/>
         </w:rPr>
       </w:pPr>
       <w:r>
@@ -18,6 +20,8 @@
           <w:b/>
           <w:bCs/>
           <w:color w:val="0070C0"/>
+          <w:sz w:val="21"/>
+          <w:szCs w:val="21"/>
         </w:rPr>
         <w:t xml:space="preserve">UKFN Special Interest Group in Nuclear Thermal Hydraulics (SIG-NTH) </w:t>
       </w:r>
@@ -26,6 +30,8 @@
           <w:rFonts w:asciiTheme="minorHAnsi" w:hAnsiTheme="minorHAnsi" w:cstheme="minorHAnsi"/>
           <w:b/>
           <w:bCs/>
+          <w:sz w:val="21"/>
+          <w:szCs w:val="21"/>
         </w:rPr>
         <w:t xml:space="preserve">and </w:t>
       </w:r>
@@ -38,6 +44,8 @@
           <w:b/>
           <w:bCs/>
           <w:color w:val="0070C0"/>
+          <w:sz w:val="21"/>
+          <w:szCs w:val="21"/>
         </w:rPr>
       </w:pPr>
       <w:r>
@@ -46,6 +54,8 @@
           <w:b/>
           <w:bCs/>
           <w:color w:val="0070C0"/>
+          <w:sz w:val="21"/>
+          <w:szCs w:val="21"/>
         </w:rPr>
         <w:t xml:space="preserve">Collaborative Computational Project for Nuclear Thermal Hydraulics (CCP-NTH) </w:t>
       </w:r>
@@ -56,16 +66,12 @@
         <w:rPr>
           <w:rFonts w:asciiTheme="minorHAnsi" w:hAnsiTheme="minorHAnsi" w:cstheme="minorHAnsi"/>
           <w:b/>
-          <w:sz w:val="24"/>
-          <w:szCs w:val="24"/>
         </w:rPr>
       </w:pPr>
       <w:r>
         <w:rPr>
           <w:rFonts w:asciiTheme="minorHAnsi" w:hAnsiTheme="minorHAnsi" w:cstheme="minorHAnsi"/>
           <w:b/>
-          <w:sz w:val="24"/>
-          <w:szCs w:val="24"/>
         </w:rPr>
         <w:t xml:space="preserve">Annual Technical Meeting </w:t>
       </w:r>
@@ -76,17 +82,23 @@
         <w:jc w:val="center"/>
         <w:rPr>
           <w:rFonts w:asciiTheme="minorHAnsi" w:hAnsiTheme="minorHAnsi" w:cstheme="minorHAnsi"/>
+          <w:sz w:val="21"/>
+          <w:szCs w:val="21"/>
         </w:rPr>
       </w:pPr>
       <w:r>
         <w:rPr>
           <w:rFonts w:asciiTheme="minorHAnsi" w:hAnsiTheme="minorHAnsi" w:cstheme="minorHAnsi"/>
+          <w:sz w:val="21"/>
+          <w:szCs w:val="21"/>
         </w:rPr>
         <w:t>29</w:t>
       </w:r>
       <w:r>
         <w:rPr>
           <w:rFonts w:asciiTheme="minorHAnsi" w:hAnsiTheme="minorHAnsi" w:cstheme="minorHAnsi"/>
+          <w:sz w:val="21"/>
+          <w:szCs w:val="21"/>
           <w:vertAlign w:val="superscript"/>
         </w:rPr>
         <w:t>th</w:t>
@@ -94,12 +106,16 @@
       <w:r>
         <w:rPr>
           <w:rFonts w:asciiTheme="minorHAnsi" w:hAnsiTheme="minorHAnsi" w:cstheme="minorHAnsi"/>
+          <w:sz w:val="21"/>
+          <w:szCs w:val="21"/>
         </w:rPr>
         <w:t xml:space="preserve"> and 30</w:t>
       </w:r>
       <w:r>
         <w:rPr>
           <w:rFonts w:asciiTheme="minorHAnsi" w:hAnsiTheme="minorHAnsi" w:cstheme="minorHAnsi"/>
+          <w:sz w:val="21"/>
+          <w:szCs w:val="21"/>
           <w:vertAlign w:val="superscript"/>
         </w:rPr>
         <w:t>th</w:t>
@@ -107,6 +123,8 @@
       <w:r>
         <w:rPr>
           <w:rFonts w:asciiTheme="minorHAnsi" w:hAnsiTheme="minorHAnsi" w:cstheme="minorHAnsi"/>
+          <w:sz w:val="21"/>
+          <w:szCs w:val="21"/>
         </w:rPr>
         <w:t xml:space="preserve"> June 2026</w:t>
       </w:r>
@@ -117,8 +135,8 @@
         <w:rPr>
           <w:rFonts w:asciiTheme="minorHAnsi" w:hAnsiTheme="minorHAnsi" w:cstheme="minorHAnsi"/>
           <w:color w:val="000000"/>
-          <w:sz w:val="20"/>
-          <w:szCs w:val="20"/>
+          <w:sz w:val="18"/>
+          <w:szCs w:val="18"/>
           <w:shd w:val="clear" w:color="auto" w:fill="FFFFFF"/>
         </w:rPr>
       </w:pPr>
@@ -126,8 +144,8 @@
         <w:rPr>
           <w:rFonts w:asciiTheme="minorHAnsi" w:hAnsiTheme="minorHAnsi" w:cstheme="minorHAnsi"/>
           <w:color w:val="000000"/>
-          <w:sz w:val="20"/>
-          <w:szCs w:val="20"/>
+          <w:sz w:val="18"/>
+          <w:szCs w:val="18"/>
           <w:shd w:val="clear" w:color="auto" w:fill="FFFFFF"/>
         </w:rPr>
         <w:t>Whitworth Art Gallery, Oxford Rd, Manchester M15 6ER</w:t>
@@ -161,6 +179,8 @@
                 <w:rFonts w:asciiTheme="minorHAnsi" w:hAnsiTheme="minorHAnsi" w:cstheme="minorHAnsi"/>
                 <w:b/>
                 <w:color w:val="2E74B5" w:themeColor="accent1" w:themeShade="BF"/>
+                <w:sz w:val="21"/>
+                <w:szCs w:val="21"/>
               </w:rPr>
             </w:pPr>
             <w:r>
@@ -168,6 +188,8 @@
                 <w:rFonts w:asciiTheme="minorHAnsi" w:hAnsiTheme="minorHAnsi" w:cstheme="minorHAnsi"/>
                 <w:b/>
                 <w:color w:val="2E74B5" w:themeColor="accent1" w:themeShade="BF"/>
+                <w:sz w:val="21"/>
+                <w:szCs w:val="21"/>
               </w:rPr>
               <w:t>Monday 29</w:t>
             </w:r>
@@ -176,6 +198,8 @@
                 <w:rFonts w:asciiTheme="minorHAnsi" w:hAnsiTheme="minorHAnsi" w:cstheme="minorHAnsi"/>
                 <w:b/>
                 <w:color w:val="2E74B5" w:themeColor="accent1" w:themeShade="BF"/>
+                <w:sz w:val="21"/>
+                <w:szCs w:val="21"/>
                 <w:vertAlign w:val="superscript"/>
               </w:rPr>
               <w:t>th</w:t>
@@ -185,6 +209,8 @@
                 <w:rFonts w:asciiTheme="minorHAnsi" w:hAnsiTheme="minorHAnsi" w:cstheme="minorHAnsi"/>
                 <w:b/>
                 <w:color w:val="2E74B5" w:themeColor="accent1" w:themeShade="BF"/>
+                <w:sz w:val="21"/>
+                <w:szCs w:val="21"/>
               </w:rPr>
               <w:t xml:space="preserve"> June</w:t>
             </w:r>
@@ -197,6 +223,8 @@
                 <w:rFonts w:asciiTheme="minorHAnsi" w:hAnsiTheme="minorHAnsi" w:cstheme="minorHAnsi"/>
                 <w:b/>
                 <w:color w:val="C00000"/>
+                <w:sz w:val="21"/>
+                <w:szCs w:val="21"/>
               </w:rPr>
             </w:pPr>
           </w:p>
@@ -218,12 +246,16 @@
               <w:rPr>
                 <w:rFonts w:asciiTheme="minorHAnsi" w:hAnsiTheme="minorHAnsi" w:cstheme="minorHAnsi"/>
                 <w:b/>
-              </w:rPr>
-            </w:pPr>
-            <w:r>
-              <w:rPr>
-                <w:rFonts w:asciiTheme="minorHAnsi" w:hAnsiTheme="minorHAnsi" w:cstheme="minorHAnsi"/>
-                <w:b/>
+                <w:sz w:val="21"/>
+                <w:szCs w:val="21"/>
+              </w:rPr>
+            </w:pPr>
+            <w:r>
+              <w:rPr>
+                <w:rFonts w:asciiTheme="minorHAnsi" w:hAnsiTheme="minorHAnsi" w:cstheme="minorHAnsi"/>
+                <w:b/>
+                <w:sz w:val="21"/>
+                <w:szCs w:val="21"/>
               </w:rPr>
               <w:t>10:30 - 11:00</w:t>
             </w:r>
@@ -240,12 +272,16 @@
               <w:rPr>
                 <w:rFonts w:asciiTheme="minorHAnsi" w:hAnsiTheme="minorHAnsi" w:cstheme="minorHAnsi"/>
                 <w:b/>
-              </w:rPr>
-            </w:pPr>
-            <w:r>
-              <w:rPr>
-                <w:rFonts w:asciiTheme="minorHAnsi" w:hAnsiTheme="minorHAnsi" w:cstheme="minorHAnsi"/>
-                <w:b/>
+                <w:sz w:val="21"/>
+                <w:szCs w:val="21"/>
+              </w:rPr>
+            </w:pPr>
+            <w:r>
+              <w:rPr>
+                <w:rFonts w:asciiTheme="minorHAnsi" w:hAnsiTheme="minorHAnsi" w:cstheme="minorHAnsi"/>
+                <w:b/>
+                <w:sz w:val="21"/>
+                <w:szCs w:val="21"/>
               </w:rPr>
               <w:t>Registration &amp; Refreshments</w:t>
             </w:r>
@@ -268,12 +304,16 @@
               <w:rPr>
                 <w:rFonts w:asciiTheme="minorHAnsi" w:hAnsiTheme="minorHAnsi" w:cstheme="minorHAnsi"/>
                 <w:b/>
-              </w:rPr>
-            </w:pPr>
-            <w:r>
-              <w:rPr>
-                <w:rFonts w:asciiTheme="minorHAnsi" w:hAnsiTheme="minorHAnsi" w:cstheme="minorHAnsi"/>
-                <w:b/>
+                <w:sz w:val="21"/>
+                <w:szCs w:val="21"/>
+              </w:rPr>
+            </w:pPr>
+            <w:r>
+              <w:rPr>
+                <w:rFonts w:asciiTheme="minorHAnsi" w:hAnsiTheme="minorHAnsi" w:cstheme="minorHAnsi"/>
+                <w:b/>
+                <w:sz w:val="21"/>
+                <w:szCs w:val="21"/>
               </w:rPr>
               <w:t>11:00 - 11:15</w:t>
             </w:r>
@@ -290,12 +330,16 @@
               <w:rPr>
                 <w:rFonts w:asciiTheme="minorHAnsi" w:hAnsiTheme="minorHAnsi" w:cstheme="minorHAnsi"/>
                 <w:b/>
-              </w:rPr>
-            </w:pPr>
-            <w:r>
-              <w:rPr>
-                <w:rFonts w:asciiTheme="minorHAnsi" w:hAnsiTheme="minorHAnsi" w:cstheme="minorHAnsi"/>
-                <w:b/>
+                <w:sz w:val="21"/>
+                <w:szCs w:val="21"/>
+              </w:rPr>
+            </w:pPr>
+            <w:r>
+              <w:rPr>
+                <w:rFonts w:asciiTheme="minorHAnsi" w:hAnsiTheme="minorHAnsi" w:cstheme="minorHAnsi"/>
+                <w:b/>
+                <w:sz w:val="21"/>
+                <w:szCs w:val="21"/>
               </w:rPr>
               <w:t>Welcome Remarks</w:t>
             </w:r>
@@ -303,6 +347,8 @@
               <w:rPr>
                 <w:rFonts w:asciiTheme="minorHAnsi" w:hAnsiTheme="minorHAnsi" w:cstheme="minorHAnsi"/>
                 <w:b/>
+                <w:sz w:val="21"/>
+                <w:szCs w:val="21"/>
               </w:rPr>
               <w:t xml:space="preserve"> </w:t>
             </w:r>
@@ -310,8 +356,8 @@
               <w:rPr>
                 <w:rFonts w:asciiTheme="minorHAnsi" w:hAnsiTheme="minorHAnsi" w:cstheme="minorHAnsi"/>
                 <w:color w:val="1C4587"/>
-                <w:sz w:val="21"/>
-                <w:szCs w:val="21"/>
+                <w:sz w:val="20"/>
+                <w:szCs w:val="20"/>
               </w:rPr>
               <w:t xml:space="preserve">– </w:t>
             </w:r>
@@ -321,13 +367,10 @@
                 <w:i/>
                 <w:iCs/>
                 <w:color w:val="1C4587"/>
-                <w:sz w:val="21"/>
-                <w:szCs w:val="21"/>
+                <w:sz w:val="20"/>
+                <w:szCs w:val="20"/>
               </w:rPr>
               <w:t>Hector</w:t>
-            </w:r>
-            <w:r>
-              <w:t xml:space="preserve"> </w:t>
             </w:r>
             <w:r>
               <w:rPr>
@@ -335,10 +378,10 @@
                 <w:i/>
                 <w:iCs/>
                 <w:color w:val="1C4587"/>
-                <w:sz w:val="21"/>
-                <w:szCs w:val="21"/>
-              </w:rPr>
-              <w:t>Iacovides</w:t>
+                <w:sz w:val="20"/>
+                <w:szCs w:val="20"/>
+              </w:rPr>
+              <w:t xml:space="preserve"> Iacovides</w:t>
             </w:r>
           </w:p>
         </w:tc>
@@ -359,12 +402,16 @@
               <w:rPr>
                 <w:rFonts w:asciiTheme="minorHAnsi" w:hAnsiTheme="minorHAnsi" w:cstheme="minorHAnsi"/>
                 <w:b/>
-              </w:rPr>
-            </w:pPr>
-            <w:r>
-              <w:rPr>
-                <w:rFonts w:asciiTheme="minorHAnsi" w:hAnsiTheme="minorHAnsi" w:cstheme="minorHAnsi"/>
-                <w:b/>
+                <w:sz w:val="21"/>
+                <w:szCs w:val="21"/>
+              </w:rPr>
+            </w:pPr>
+            <w:r>
+              <w:rPr>
+                <w:rFonts w:asciiTheme="minorHAnsi" w:hAnsiTheme="minorHAnsi" w:cstheme="minorHAnsi"/>
+                <w:b/>
+                <w:sz w:val="21"/>
+                <w:szCs w:val="21"/>
               </w:rPr>
               <w:t>11:15 - 12:00</w:t>
             </w:r>
@@ -381,15 +428,46 @@
               <w:rPr>
                 <w:rFonts w:asciiTheme="minorHAnsi" w:hAnsiTheme="minorHAnsi" w:cstheme="minorHAnsi"/>
                 <w:bCs/>
-              </w:rPr>
-            </w:pPr>
-            <w:r>
-              <w:rPr>
-                <w:rFonts w:asciiTheme="minorHAnsi" w:hAnsiTheme="minorHAnsi" w:cstheme="minorHAnsi"/>
-                <w:b/>
+                <w:sz w:val="21"/>
+                <w:szCs w:val="21"/>
+              </w:rPr>
+            </w:pPr>
+            <w:r>
+              <w:rPr>
+                <w:rFonts w:asciiTheme="minorHAnsi" w:hAnsiTheme="minorHAnsi" w:cstheme="minorHAnsi"/>
+                <w:b/>
+                <w:sz w:val="21"/>
+                <w:szCs w:val="21"/>
               </w:rPr>
               <w:t xml:space="preserve">The UK NTH Community Today </w:t>
             </w:r>
+            <w:r>
+              <w:rPr>
+                <w:rFonts w:asciiTheme="minorHAnsi" w:hAnsiTheme="minorHAnsi" w:cstheme="minorHAnsi"/>
+                <w:bCs/>
+                <w:sz w:val="21"/>
+                <w:szCs w:val="21"/>
+              </w:rPr>
+              <w:t>(chaired by Alex</w:t>
+            </w:r>
+            <w:r>
+              <w:rPr>
+                <w:rFonts w:asciiTheme="minorHAnsi" w:hAnsiTheme="minorHAnsi" w:cstheme="minorHAnsi"/>
+                <w:bCs/>
+                <w:sz w:val="21"/>
+                <w:szCs w:val="21"/>
+              </w:rPr>
+              <w:t xml:space="preserve"> Skillen</w:t>
+            </w:r>
+            <w:r>
+              <w:rPr>
+                <w:rFonts w:asciiTheme="minorHAnsi" w:hAnsiTheme="minorHAnsi" w:cstheme="minorHAnsi"/>
+                <w:bCs/>
+                <w:sz w:val="21"/>
+                <w:szCs w:val="21"/>
+              </w:rPr>
+              <w:t>)</w:t>
+            </w:r>
           </w:p>
           <w:p>
             <w:pPr>
@@ -398,6 +476,8 @@
               <w:rPr>
                 <w:rFonts w:asciiTheme="minorHAnsi" w:hAnsiTheme="minorHAnsi" w:cstheme="minorHAnsi"/>
                 <w:b/>
+                <w:sz w:val="21"/>
+                <w:szCs w:val="21"/>
                 <w:highlight w:val="yellow"/>
               </w:rPr>
             </w:pPr>
@@ -405,8 +485,8 @@
               <w:rPr>
                 <w:rFonts w:asciiTheme="minorHAnsi" w:hAnsiTheme="minorHAnsi" w:cstheme="minorHAnsi"/>
                 <w:color w:val="1C4587"/>
-                <w:sz w:val="21"/>
-                <w:szCs w:val="21"/>
+                <w:sz w:val="20"/>
+                <w:szCs w:val="20"/>
               </w:rPr>
               <w:t xml:space="preserve">Round the room ~ </w:t>
             </w:r>
@@ -414,8 +494,8 @@
               <w:rPr>
                 <w:rFonts w:asciiTheme="minorHAnsi" w:hAnsiTheme="minorHAnsi" w:cstheme="minorHAnsi"/>
                 <w:color w:val="1C4587"/>
-                <w:sz w:val="21"/>
-                <w:szCs w:val="21"/>
+                <w:sz w:val="20"/>
+                <w:szCs w:val="20"/>
               </w:rPr>
               <w:t>45sec</w:t>
             </w:r>
@@ -423,8 +503,8 @@
               <w:rPr>
                 <w:rFonts w:asciiTheme="minorHAnsi" w:hAnsiTheme="minorHAnsi" w:cstheme="minorHAnsi"/>
                 <w:color w:val="1C4587"/>
-                <w:sz w:val="21"/>
-                <w:szCs w:val="21"/>
+                <w:sz w:val="20"/>
+                <w:szCs w:val="20"/>
               </w:rPr>
               <w:t xml:space="preserve"> introduction from each attendee</w:t>
             </w:r>
@@ -446,16 +526,16 @@
               <w:rPr>
                 <w:rFonts w:asciiTheme="minorHAnsi" w:hAnsiTheme="minorHAnsi" w:cstheme="minorHAnsi"/>
                 <w:color w:val="1C4587"/>
-                <w:sz w:val="21"/>
-                <w:szCs w:val="21"/>
-              </w:rPr>
-            </w:pPr>
-            <w:r>
-              <w:rPr>
-                <w:rFonts w:asciiTheme="minorHAnsi" w:hAnsiTheme="minorHAnsi" w:cstheme="minorHAnsi"/>
-                <w:color w:val="1C4587"/>
-                <w:sz w:val="21"/>
-                <w:szCs w:val="21"/>
+                <w:sz w:val="20"/>
+                <w:szCs w:val="20"/>
+              </w:rPr>
+            </w:pPr>
+            <w:r>
+              <w:rPr>
+                <w:rFonts w:asciiTheme="minorHAnsi" w:hAnsiTheme="minorHAnsi" w:cstheme="minorHAnsi"/>
+                <w:color w:val="1C4587"/>
+                <w:sz w:val="20"/>
+                <w:szCs w:val="20"/>
               </w:rPr>
               <w:t>12:00 - 1</w:t>
             </w:r>
@@ -463,8 +543,8 @@
               <w:rPr>
                 <w:rFonts w:asciiTheme="minorHAnsi" w:hAnsiTheme="minorHAnsi" w:cstheme="minorHAnsi"/>
                 <w:color w:val="1C4587"/>
-                <w:sz w:val="21"/>
-                <w:szCs w:val="21"/>
+                <w:sz w:val="20"/>
+                <w:szCs w:val="20"/>
               </w:rPr>
               <w:t>2</w:t>
             </w:r>
@@ -472,8 +552,8 @@
               <w:rPr>
                 <w:rFonts w:asciiTheme="minorHAnsi" w:hAnsiTheme="minorHAnsi" w:cstheme="minorHAnsi"/>
                 <w:color w:val="1C4587"/>
-                <w:sz w:val="21"/>
-                <w:szCs w:val="21"/>
+                <w:sz w:val="20"/>
+                <w:szCs w:val="20"/>
               </w:rPr>
               <w:t>:</w:t>
             </w:r>
@@ -481,8 +561,8 @@
               <w:rPr>
                 <w:rFonts w:asciiTheme="minorHAnsi" w:hAnsiTheme="minorHAnsi" w:cstheme="minorHAnsi"/>
                 <w:color w:val="1C4587"/>
-                <w:sz w:val="21"/>
-                <w:szCs w:val="21"/>
+                <w:sz w:val="20"/>
+                <w:szCs w:val="20"/>
               </w:rPr>
               <w:t>3</w:t>
             </w:r>
@@ -490,8 +570,8 @@
               <w:rPr>
                 <w:rFonts w:asciiTheme="minorHAnsi" w:hAnsiTheme="minorHAnsi" w:cstheme="minorHAnsi"/>
                 <w:color w:val="1C4587"/>
-                <w:sz w:val="21"/>
-                <w:szCs w:val="21"/>
+                <w:sz w:val="20"/>
+                <w:szCs w:val="20"/>
               </w:rPr>
               <w:t>0</w:t>
             </w:r>
@@ -508,38 +588,45 @@
               <w:rPr>
                 <w:rFonts w:asciiTheme="minorHAnsi" w:hAnsiTheme="minorHAnsi" w:cstheme="minorHAnsi"/>
                 <w:color w:val="1C4587"/>
-                <w:sz w:val="21"/>
-                <w:szCs w:val="21"/>
-              </w:rPr>
-            </w:pPr>
-            <w:r>
-              <w:rPr>
-                <w:rFonts w:asciiTheme="minorHAnsi" w:hAnsiTheme="minorHAnsi" w:cstheme="minorHAnsi"/>
-                <w:color w:val="1C4587"/>
-                <w:sz w:val="21"/>
-                <w:szCs w:val="21"/>
-                <w:highlight w:val="yellow"/>
-              </w:rPr>
-              <w:t xml:space="preserve">Invited Talk – TBC </w:t>
-            </w:r>
-            <w:r>
-              <w:rPr>
-                <w:rFonts w:asciiTheme="minorHAnsi" w:hAnsiTheme="minorHAnsi" w:cstheme="minorHAnsi"/>
-                <w:color w:val="1C4587"/>
-                <w:sz w:val="21"/>
-                <w:szCs w:val="21"/>
-                <w:highlight w:val="yellow"/>
-              </w:rPr>
-              <w:t>– Sanjeev Gupta, Framatome</w:t>
-            </w:r>
-            <w:r>
-              <w:rPr>
-                <w:rFonts w:asciiTheme="minorHAnsi" w:hAnsiTheme="minorHAnsi" w:cstheme="minorHAnsi"/>
-                <w:color w:val="1C4587"/>
-                <w:sz w:val="21"/>
-                <w:szCs w:val="21"/>
+                <w:sz w:val="20"/>
+                <w:szCs w:val="20"/>
+              </w:rPr>
+            </w:pPr>
+            <w:r>
+              <w:rPr>
+                <w:rFonts w:asciiTheme="minorHAnsi" w:hAnsiTheme="minorHAnsi" w:cstheme="minorHAnsi"/>
+                <w:color w:val="1C4587"/>
+                <w:sz w:val="20"/>
+                <w:szCs w:val="20"/>
+              </w:rPr>
+              <w:t xml:space="preserve">Invited Talk – </w:t>
+            </w:r>
+            <w:r>
+              <w:rPr>
+                <w:rFonts w:asciiTheme="minorHAnsi" w:hAnsiTheme="minorHAnsi" w:cstheme="minorHAnsi"/>
+                <w:color w:val="1C4587"/>
+                <w:sz w:val="20"/>
+                <w:szCs w:val="20"/>
+              </w:rPr>
+              <w:t>Testing Capabilities for Current, Advanced &amp; Emerging Nuclear Applications: Status &amp; Perspective</w:t>
+            </w:r>
+            <w:r>
+              <w:rPr>
+                <w:rFonts w:asciiTheme="minorHAnsi" w:hAnsiTheme="minorHAnsi" w:cstheme="minorHAnsi"/>
+                <w:color w:val="1C4587"/>
+                <w:sz w:val="20"/>
+                <w:szCs w:val="20"/>
               </w:rPr>
               <w:t xml:space="preserve"> </w:t>
+            </w:r>
+            <w:r>
+              <w:rPr>
+                <w:rFonts w:asciiTheme="minorHAnsi" w:hAnsiTheme="minorHAnsi" w:cstheme="minorHAnsi"/>
+                <w:color w:val="1C4587"/>
+                <w:sz w:val="20"/>
+                <w:szCs w:val="20"/>
+              </w:rPr>
+              <w:t xml:space="preserve">– Sanjeev Gupta, Framatome </w:t>
             </w:r>
           </w:p>
         </w:tc>
@@ -563,6 +650,8 @@
                 <w:i/>
                 <w:iCs/>
                 <w:color w:val="0070C0"/>
+                <w:sz w:val="21"/>
+                <w:szCs w:val="21"/>
               </w:rPr>
             </w:pPr>
             <w:r>
@@ -572,6 +661,8 @@
                 <w:i/>
                 <w:iCs/>
                 <w:color w:val="0070C0"/>
+                <w:sz w:val="21"/>
+                <w:szCs w:val="21"/>
               </w:rPr>
               <w:t>12:</w:t>
             </w:r>
@@ -582,6 +673,8 @@
                 <w:i/>
                 <w:iCs/>
                 <w:color w:val="0070C0"/>
+                <w:sz w:val="21"/>
+                <w:szCs w:val="21"/>
               </w:rPr>
               <w:t>3</w:t>
             </w:r>
@@ -592,6 +685,8 @@
                 <w:i/>
                 <w:iCs/>
                 <w:color w:val="0070C0"/>
+                <w:sz w:val="21"/>
+                <w:szCs w:val="21"/>
               </w:rPr>
               <w:t>0 - 13:30</w:t>
             </w:r>
@@ -612,6 +707,8 @@
                 <w:i/>
                 <w:iCs/>
                 <w:color w:val="0070C0"/>
+                <w:sz w:val="21"/>
+                <w:szCs w:val="21"/>
               </w:rPr>
             </w:pPr>
             <w:r>
@@ -621,6 +718,8 @@
                 <w:i/>
                 <w:iCs/>
                 <w:color w:val="0070C0"/>
+                <w:sz w:val="21"/>
+                <w:szCs w:val="21"/>
               </w:rPr>
               <w:t>Lunch</w:t>
             </w:r>
@@ -643,12 +742,16 @@
               <w:rPr>
                 <w:rFonts w:asciiTheme="minorHAnsi" w:hAnsiTheme="minorHAnsi" w:cstheme="minorHAnsi"/>
                 <w:b/>
-              </w:rPr>
-            </w:pPr>
-            <w:r>
-              <w:rPr>
-                <w:rFonts w:asciiTheme="minorHAnsi" w:hAnsiTheme="minorHAnsi" w:cstheme="minorHAnsi"/>
-                <w:b/>
+                <w:sz w:val="21"/>
+                <w:szCs w:val="21"/>
+              </w:rPr>
+            </w:pPr>
+            <w:r>
+              <w:rPr>
+                <w:rFonts w:asciiTheme="minorHAnsi" w:hAnsiTheme="minorHAnsi" w:cstheme="minorHAnsi"/>
+                <w:b/>
+                <w:sz w:val="21"/>
+                <w:szCs w:val="21"/>
               </w:rPr>
               <w:t>Session 1</w:t>
             </w:r>
@@ -665,14 +768,45 @@
               <w:rPr>
                 <w:rFonts w:asciiTheme="minorHAnsi" w:hAnsiTheme="minorHAnsi" w:cstheme="minorHAnsi"/>
                 <w:b/>
-              </w:rPr>
-            </w:pPr>
-            <w:r>
-              <w:rPr>
-                <w:rFonts w:asciiTheme="minorHAnsi" w:hAnsiTheme="minorHAnsi" w:cstheme="minorHAnsi"/>
-                <w:b/>
-              </w:rPr>
-              <w:t>Community and Strategy</w:t>
+                <w:sz w:val="21"/>
+                <w:szCs w:val="21"/>
+              </w:rPr>
+            </w:pPr>
+            <w:r>
+              <w:rPr>
+                <w:rFonts w:asciiTheme="minorHAnsi" w:hAnsiTheme="minorHAnsi" w:cstheme="minorHAnsi"/>
+                <w:b/>
+                <w:sz w:val="21"/>
+                <w:szCs w:val="21"/>
+              </w:rPr>
+              <w:t xml:space="preserve">Community and Strategy </w:t>
+            </w:r>
+            <w:r>
+              <w:rPr>
+                <w:rFonts w:asciiTheme="minorHAnsi" w:hAnsiTheme="minorHAnsi" w:cstheme="minorHAnsi"/>
+                <w:bCs/>
+                <w:sz w:val="21"/>
+                <w:szCs w:val="21"/>
+              </w:rPr>
+              <w:t>(chaired by</w:t>
+            </w:r>
+            <w:r>
+              <w:rPr>
+                <w:rFonts w:asciiTheme="minorHAnsi" w:hAnsiTheme="minorHAnsi" w:cstheme="minorHAnsi"/>
+                <w:bCs/>
+                <w:sz w:val="21"/>
+                <w:szCs w:val="21"/>
+              </w:rPr>
+              <w:t xml:space="preserve"> Steve Graham</w:t>
+            </w:r>
+            <w:r>
+              <w:rPr>
+                <w:rFonts w:asciiTheme="minorHAnsi" w:hAnsiTheme="minorHAnsi" w:cstheme="minorHAnsi"/>
+                <w:bCs/>
+                <w:sz w:val="21"/>
+                <w:szCs w:val="21"/>
+              </w:rPr>
+              <w:t>)</w:t>
             </w:r>
           </w:p>
         </w:tc>
@@ -692,16 +826,16 @@
               <w:rPr>
                 <w:rFonts w:asciiTheme="minorHAnsi" w:hAnsiTheme="minorHAnsi" w:cstheme="minorHAnsi"/>
                 <w:color w:val="1C4587"/>
-                <w:sz w:val="21"/>
-                <w:szCs w:val="21"/>
-              </w:rPr>
-            </w:pPr>
-            <w:r>
-              <w:rPr>
-                <w:rFonts w:asciiTheme="minorHAnsi" w:hAnsiTheme="minorHAnsi" w:cstheme="minorHAnsi"/>
-                <w:color w:val="1C4587"/>
-                <w:sz w:val="21"/>
-                <w:szCs w:val="21"/>
+                <w:sz w:val="20"/>
+                <w:szCs w:val="20"/>
+              </w:rPr>
+            </w:pPr>
+            <w:r>
+              <w:rPr>
+                <w:rFonts w:asciiTheme="minorHAnsi" w:hAnsiTheme="minorHAnsi" w:cstheme="minorHAnsi"/>
+                <w:color w:val="1C4587"/>
+                <w:sz w:val="20"/>
+                <w:szCs w:val="20"/>
               </w:rPr>
               <w:t>13:30 - 13:50</w:t>
             </w:r>
@@ -718,16 +852,16 @@
               <w:rPr>
                 <w:rFonts w:asciiTheme="minorHAnsi" w:hAnsiTheme="minorHAnsi" w:cstheme="minorHAnsi"/>
                 <w:color w:val="1C4587"/>
-                <w:sz w:val="21"/>
-                <w:szCs w:val="21"/>
-              </w:rPr>
-            </w:pPr>
-            <w:r>
-              <w:rPr>
-                <w:rFonts w:asciiTheme="minorHAnsi" w:hAnsiTheme="minorHAnsi" w:cstheme="minorHAnsi"/>
-                <w:color w:val="1C4587"/>
-                <w:sz w:val="21"/>
-                <w:szCs w:val="21"/>
+                <w:sz w:val="20"/>
+                <w:szCs w:val="20"/>
+              </w:rPr>
+            </w:pPr>
+            <w:r>
+              <w:rPr>
+                <w:rFonts w:asciiTheme="minorHAnsi" w:hAnsiTheme="minorHAnsi" w:cstheme="minorHAnsi"/>
+                <w:color w:val="1C4587"/>
+                <w:sz w:val="20"/>
+                <w:szCs w:val="20"/>
               </w:rPr>
               <w:t>CCP-NTH Overview - Shuisheng He, The University of Sheffield</w:t>
             </w:r>
@@ -749,16 +883,16 @@
               <w:rPr>
                 <w:rFonts w:asciiTheme="minorHAnsi" w:hAnsiTheme="minorHAnsi" w:cstheme="minorHAnsi"/>
                 <w:color w:val="1C4587"/>
-                <w:sz w:val="21"/>
-                <w:szCs w:val="21"/>
-              </w:rPr>
-            </w:pPr>
-            <w:r>
-              <w:rPr>
-                <w:rFonts w:asciiTheme="minorHAnsi" w:hAnsiTheme="minorHAnsi" w:cstheme="minorHAnsi"/>
-                <w:color w:val="1C4587"/>
-                <w:sz w:val="21"/>
-                <w:szCs w:val="21"/>
+                <w:sz w:val="20"/>
+                <w:szCs w:val="20"/>
+              </w:rPr>
+            </w:pPr>
+            <w:r>
+              <w:rPr>
+                <w:rFonts w:asciiTheme="minorHAnsi" w:hAnsiTheme="minorHAnsi" w:cstheme="minorHAnsi"/>
+                <w:color w:val="1C4587"/>
+                <w:sz w:val="20"/>
+                <w:szCs w:val="20"/>
               </w:rPr>
               <w:t>13:50 - 14:10</w:t>
             </w:r>
@@ -775,16 +909,16 @@
               <w:rPr>
                 <w:rFonts w:asciiTheme="minorHAnsi" w:hAnsiTheme="minorHAnsi" w:cstheme="minorHAnsi"/>
                 <w:color w:val="1C4587"/>
-                <w:sz w:val="21"/>
-                <w:szCs w:val="21"/>
-              </w:rPr>
-            </w:pPr>
-            <w:r>
-              <w:rPr>
-                <w:rFonts w:asciiTheme="minorHAnsi" w:hAnsiTheme="minorHAnsi" w:cstheme="minorHAnsi"/>
-                <w:color w:val="1C4587"/>
-                <w:sz w:val="21"/>
-                <w:szCs w:val="21"/>
+                <w:sz w:val="20"/>
+                <w:szCs w:val="20"/>
+              </w:rPr>
+            </w:pPr>
+            <w:r>
+              <w:rPr>
+                <w:rFonts w:asciiTheme="minorHAnsi" w:hAnsiTheme="minorHAnsi" w:cstheme="minorHAnsi"/>
+                <w:color w:val="1C4587"/>
+                <w:sz w:val="20"/>
+                <w:szCs w:val="20"/>
               </w:rPr>
               <w:t>CCP-NTH Research software development and maintenances - Wei Wang, STFC</w:t>
             </w:r>
@@ -807,12 +941,16 @@
               <w:rPr>
                 <w:rFonts w:asciiTheme="minorHAnsi" w:hAnsiTheme="minorHAnsi" w:cstheme="minorHAnsi"/>
                 <w:b/>
-              </w:rPr>
-            </w:pPr>
-            <w:r>
-              <w:rPr>
-                <w:rFonts w:asciiTheme="minorHAnsi" w:hAnsiTheme="minorHAnsi" w:cstheme="minorHAnsi"/>
-                <w:b/>
+                <w:sz w:val="21"/>
+                <w:szCs w:val="21"/>
+              </w:rPr>
+            </w:pPr>
+            <w:r>
+              <w:rPr>
+                <w:rFonts w:asciiTheme="minorHAnsi" w:hAnsiTheme="minorHAnsi" w:cstheme="minorHAnsi"/>
+                <w:b/>
+                <w:sz w:val="21"/>
+                <w:szCs w:val="21"/>
               </w:rPr>
               <w:t>Session 2</w:t>
             </w:r>
@@ -829,14 +967,54 @@
               <w:rPr>
                 <w:rFonts w:asciiTheme="minorHAnsi" w:hAnsiTheme="minorHAnsi" w:cstheme="minorHAnsi"/>
                 <w:b/>
-              </w:rPr>
-            </w:pPr>
-            <w:r>
-              <w:rPr>
-                <w:rFonts w:asciiTheme="minorHAnsi" w:hAnsiTheme="minorHAnsi" w:cstheme="minorHAnsi"/>
-                <w:b/>
-              </w:rPr>
-              <w:t>National Nuclear Strategy, Funding and Perspectives</w:t>
+                <w:sz w:val="21"/>
+                <w:szCs w:val="21"/>
+              </w:rPr>
+            </w:pPr>
+            <w:r>
+              <w:rPr>
+                <w:rFonts w:asciiTheme="minorHAnsi" w:hAnsiTheme="minorHAnsi" w:cstheme="minorHAnsi"/>
+                <w:b/>
+                <w:sz w:val="21"/>
+                <w:szCs w:val="21"/>
+              </w:rPr>
+              <w:t xml:space="preserve">National Nuclear Strategy, Funding and Perspectives </w:t>
+            </w:r>
+            <w:r>
+              <w:rPr>
+                <w:rFonts w:asciiTheme="minorHAnsi" w:hAnsiTheme="minorHAnsi" w:cstheme="minorHAnsi"/>
+                <w:bCs/>
+                <w:sz w:val="21"/>
+                <w:szCs w:val="21"/>
+              </w:rPr>
+              <w:t xml:space="preserve">(chaired by </w:t>
+            </w:r>
+            <w:r>
+              <w:rPr>
+                <w:rFonts w:asciiTheme="minorHAnsi" w:hAnsiTheme="minorHAnsi" w:cstheme="minorHAnsi"/>
+                <w:bCs/>
+                <w:sz w:val="21"/>
+                <w:szCs w:val="21"/>
+              </w:rPr>
+              <w:t>Alistair</w:t>
+            </w:r>
+            <w:r>
+              <w:rPr>
+                <w:rFonts w:asciiTheme="minorHAnsi" w:hAnsiTheme="minorHAnsi" w:cstheme="minorHAnsi"/>
+                <w:bCs/>
+                <w:sz w:val="21"/>
+                <w:szCs w:val="21"/>
+              </w:rPr>
+              <w:t xml:space="preserve"> Revell</w:t>
+            </w:r>
+            <w:r>
+              <w:rPr>
+                <w:rFonts w:asciiTheme="minorHAnsi" w:hAnsiTheme="minorHAnsi" w:cstheme="minorHAnsi"/>
+                <w:bCs/>
+                <w:sz w:val="21"/>
+                <w:szCs w:val="21"/>
+              </w:rPr>
+              <w:t>)</w:t>
             </w:r>
           </w:p>
         </w:tc>
@@ -856,16 +1034,16 @@
               <w:rPr>
                 <w:rFonts w:asciiTheme="minorHAnsi" w:hAnsiTheme="minorHAnsi" w:cstheme="minorHAnsi"/>
                 <w:color w:val="1C4587"/>
-                <w:sz w:val="21"/>
-                <w:szCs w:val="21"/>
-              </w:rPr>
-            </w:pPr>
-            <w:r>
-              <w:rPr>
-                <w:rFonts w:asciiTheme="minorHAnsi" w:hAnsiTheme="minorHAnsi" w:cstheme="minorHAnsi"/>
-                <w:color w:val="1C4587"/>
-                <w:sz w:val="21"/>
-                <w:szCs w:val="21"/>
+                <w:sz w:val="20"/>
+                <w:szCs w:val="20"/>
+              </w:rPr>
+            </w:pPr>
+            <w:r>
+              <w:rPr>
+                <w:rFonts w:asciiTheme="minorHAnsi" w:hAnsiTheme="minorHAnsi" w:cstheme="minorHAnsi"/>
+                <w:color w:val="1C4587"/>
+                <w:sz w:val="20"/>
+                <w:szCs w:val="20"/>
               </w:rPr>
               <w:t>14:10 - 14:30</w:t>
             </w:r>
@@ -882,69 +1060,34 @@
               <w:rPr>
                 <w:rFonts w:asciiTheme="minorHAnsi" w:hAnsiTheme="minorHAnsi" w:cstheme="minorHAnsi"/>
                 <w:color w:val="1C4587"/>
-                <w:sz w:val="21"/>
-                <w:szCs w:val="21"/>
-              </w:rPr>
-            </w:pPr>
-            <w:proofErr w:type="gramStart"/>
-            <w:r>
-              <w:rPr>
-                <w:rFonts w:asciiTheme="minorHAnsi" w:hAnsiTheme="minorHAnsi" w:cstheme="minorHAnsi"/>
-                <w:color w:val="1C4587"/>
-                <w:sz w:val="21"/>
-                <w:szCs w:val="21"/>
-                <w:highlight w:val="yellow"/>
-              </w:rPr>
-              <w:t>Title(</w:t>
-            </w:r>
-            <w:proofErr w:type="gramEnd"/>
-            <w:r>
-              <w:rPr>
-                <w:rFonts w:asciiTheme="minorHAnsi" w:hAnsiTheme="minorHAnsi" w:cstheme="minorHAnsi"/>
-                <w:color w:val="1C4587"/>
-                <w:sz w:val="21"/>
-                <w:szCs w:val="21"/>
-                <w:highlight w:val="yellow"/>
-              </w:rPr>
-              <w:t>TB</w:t>
-            </w:r>
-            <w:r>
-              <w:rPr>
-                <w:rFonts w:asciiTheme="minorHAnsi" w:hAnsiTheme="minorHAnsi" w:cstheme="minorHAnsi"/>
-                <w:color w:val="1C4587"/>
-                <w:sz w:val="21"/>
-                <w:szCs w:val="21"/>
-                <w:highlight w:val="yellow"/>
-              </w:rPr>
-              <w:t>C</w:t>
-            </w:r>
-            <w:r>
-              <w:rPr>
-                <w:rFonts w:asciiTheme="minorHAnsi" w:hAnsiTheme="minorHAnsi" w:cstheme="minorHAnsi"/>
-                <w:color w:val="1C4587"/>
-                <w:sz w:val="21"/>
-                <w:szCs w:val="21"/>
-                <w:highlight w:val="yellow"/>
-              </w:rPr>
-              <w:t>)</w:t>
-            </w:r>
-            <w:r>
-              <w:rPr>
-                <w:rFonts w:asciiTheme="minorHAnsi" w:hAnsiTheme="minorHAnsi" w:cstheme="minorHAnsi"/>
-                <w:color w:val="1C4587"/>
-                <w:sz w:val="21"/>
-                <w:szCs w:val="21"/>
-                <w:highlight w:val="yellow"/>
-              </w:rPr>
-              <w:t xml:space="preserve"> - Daniel Mathers, Executive Director, Nuclear Innovation and Research Office</w:t>
-            </w:r>
-            <w:r>
-              <w:rPr>
-                <w:rFonts w:asciiTheme="minorHAnsi" w:hAnsiTheme="minorHAnsi" w:cstheme="minorHAnsi"/>
-                <w:color w:val="1C4587"/>
-                <w:sz w:val="21"/>
-                <w:szCs w:val="21"/>
-                <w:highlight w:val="yellow"/>
+                <w:sz w:val="20"/>
+                <w:szCs w:val="20"/>
+              </w:rPr>
+            </w:pPr>
+            <w:r>
+              <w:rPr>
+                <w:rFonts w:asciiTheme="minorHAnsi" w:hAnsiTheme="minorHAnsi" w:cstheme="minorHAnsi"/>
+                <w:color w:val="1C4587"/>
+                <w:sz w:val="20"/>
+                <w:szCs w:val="20"/>
+              </w:rPr>
+              <w:t xml:space="preserve">Update from the UK Nuclear Innovation and Research Office </w:t>
+            </w:r>
+            <w:r>
+              <w:rPr>
+                <w:rFonts w:asciiTheme="minorHAnsi" w:hAnsiTheme="minorHAnsi" w:cstheme="minorHAnsi"/>
+                <w:color w:val="1C4587"/>
+                <w:sz w:val="20"/>
+                <w:szCs w:val="20"/>
+              </w:rPr>
+              <w:t>- Daniel Mathers, Executive Director, Nuclear Innovation and Research Office</w:t>
+            </w:r>
+            <w:r>
+              <w:rPr>
+                <w:rFonts w:asciiTheme="minorHAnsi" w:hAnsiTheme="minorHAnsi" w:cstheme="minorHAnsi"/>
+                <w:color w:val="1C4587"/>
+                <w:sz w:val="20"/>
+                <w:szCs w:val="20"/>
               </w:rPr>
               <w:t xml:space="preserve"> </w:t>
             </w:r>
@@ -952,9 +1095,8 @@
               <w:rPr>
                 <w:rFonts w:asciiTheme="minorHAnsi" w:hAnsiTheme="minorHAnsi" w:cstheme="minorHAnsi"/>
                 <w:color w:val="1C4587"/>
-                <w:sz w:val="21"/>
-                <w:szCs w:val="21"/>
-                <w:highlight w:val="yellow"/>
+                <w:sz w:val="20"/>
+                <w:szCs w:val="20"/>
               </w:rPr>
               <w:t>(NIRO)</w:t>
             </w:r>
@@ -975,19 +1117,55 @@
               <w:spacing w:after="40" w:line="240" w:lineRule="auto"/>
               <w:rPr>
                 <w:rFonts w:asciiTheme="minorHAnsi" w:hAnsiTheme="minorHAnsi" w:cstheme="minorHAnsi"/>
-                <w:color w:val="1C4587"/>
-                <w:sz w:val="21"/>
-                <w:szCs w:val="21"/>
-              </w:rPr>
-            </w:pPr>
-            <w:r>
-              <w:rPr>
-                <w:rFonts w:asciiTheme="minorHAnsi" w:hAnsiTheme="minorHAnsi" w:cstheme="minorHAnsi"/>
-                <w:color w:val="1C4587"/>
-                <w:sz w:val="21"/>
-                <w:szCs w:val="21"/>
-              </w:rPr>
-              <w:t>14:30 - 14:50</w:t>
+                <w:color w:val="EE0000"/>
+                <w:sz w:val="20"/>
+                <w:szCs w:val="20"/>
+              </w:rPr>
+            </w:pPr>
+            <w:r>
+              <w:rPr>
+                <w:rFonts w:asciiTheme="minorHAnsi" w:hAnsiTheme="minorHAnsi" w:cstheme="minorHAnsi"/>
+                <w:color w:val="1C4587"/>
+                <w:sz w:val="20"/>
+                <w:szCs w:val="20"/>
+              </w:rPr>
+              <w:t>14:</w:t>
+            </w:r>
+            <w:r>
+              <w:rPr>
+                <w:rFonts w:asciiTheme="minorHAnsi" w:hAnsiTheme="minorHAnsi" w:cstheme="minorHAnsi"/>
+                <w:color w:val="1C4587"/>
+                <w:sz w:val="20"/>
+                <w:szCs w:val="20"/>
+              </w:rPr>
+              <w:t>3</w:t>
+            </w:r>
+            <w:r>
+              <w:rPr>
+                <w:rFonts w:asciiTheme="minorHAnsi" w:hAnsiTheme="minorHAnsi" w:cstheme="minorHAnsi"/>
+                <w:color w:val="1C4587"/>
+                <w:sz w:val="20"/>
+                <w:szCs w:val="20"/>
+              </w:rPr>
+              <w:t>0 - 14:</w:t>
+            </w:r>
+            <w:r>
+              <w:rPr>
+                <w:rFonts w:asciiTheme="minorHAnsi" w:hAnsiTheme="minorHAnsi" w:cstheme="minorHAnsi"/>
+                <w:color w:val="1C4587"/>
+                <w:sz w:val="20"/>
+                <w:szCs w:val="20"/>
+              </w:rPr>
+              <w:t>3</w:t>
+            </w:r>
+            <w:r>
+              <w:rPr>
+                <w:rFonts w:asciiTheme="minorHAnsi" w:hAnsiTheme="minorHAnsi" w:cstheme="minorHAnsi"/>
+                <w:color w:val="1C4587"/>
+                <w:sz w:val="20"/>
+                <w:szCs w:val="20"/>
+              </w:rPr>
+              <w:t>5</w:t>
             </w:r>
           </w:p>
         </w:tc>
@@ -1001,52 +1179,39 @@
               <w:spacing w:after="40" w:line="240" w:lineRule="auto"/>
               <w:rPr>
                 <w:rFonts w:asciiTheme="minorHAnsi" w:hAnsiTheme="minorHAnsi" w:cstheme="minorHAnsi"/>
-                <w:color w:val="1C4587"/>
-                <w:sz w:val="21"/>
-                <w:szCs w:val="21"/>
-              </w:rPr>
-            </w:pPr>
-            <w:proofErr w:type="gramStart"/>
-            <w:r>
-              <w:rPr>
-                <w:rFonts w:asciiTheme="minorHAnsi" w:hAnsiTheme="minorHAnsi" w:cstheme="minorHAnsi"/>
-                <w:color w:val="1C4587"/>
-                <w:sz w:val="21"/>
-                <w:szCs w:val="21"/>
-                <w:highlight w:val="yellow"/>
-              </w:rPr>
-              <w:t>Title(</w:t>
-            </w:r>
-            <w:proofErr w:type="gramEnd"/>
-            <w:r>
-              <w:rPr>
-                <w:rFonts w:asciiTheme="minorHAnsi" w:hAnsiTheme="minorHAnsi" w:cstheme="minorHAnsi"/>
-                <w:color w:val="1C4587"/>
-                <w:sz w:val="21"/>
-                <w:szCs w:val="21"/>
-                <w:highlight w:val="yellow"/>
-              </w:rPr>
-              <w:t>TBD</w:t>
-            </w:r>
-            <w:r>
-              <w:rPr>
-                <w:rFonts w:asciiTheme="minorHAnsi" w:hAnsiTheme="minorHAnsi" w:cstheme="minorHAnsi"/>
-                <w:color w:val="1C4587"/>
-                <w:sz w:val="21"/>
-                <w:szCs w:val="21"/>
-                <w:highlight w:val="yellow"/>
-              </w:rPr>
-              <w:t>)</w:t>
-            </w:r>
-            <w:r>
-              <w:rPr>
-                <w:rFonts w:asciiTheme="minorHAnsi" w:hAnsiTheme="minorHAnsi" w:cstheme="minorHAnsi"/>
-                <w:color w:val="1C4587"/>
-                <w:sz w:val="21"/>
-                <w:szCs w:val="21"/>
-                <w:highlight w:val="yellow"/>
-              </w:rPr>
-              <w:t xml:space="preserve"> - Afia Masood, Portfolio Manager, EPSRC, UKRI</w:t>
+                <w:color w:val="EE0000"/>
+                <w:sz w:val="20"/>
+                <w:szCs w:val="20"/>
+              </w:rPr>
+            </w:pPr>
+            <w:r>
+              <w:rPr>
+                <w:rFonts w:asciiTheme="minorHAnsi" w:hAnsiTheme="minorHAnsi" w:cstheme="minorHAnsi"/>
+                <w:color w:val="1C4587"/>
+                <w:sz w:val="20"/>
+                <w:szCs w:val="20"/>
+              </w:rPr>
+              <w:t xml:space="preserve">Current Research Topics </w:t>
+            </w:r>
+            <w:r>
+              <w:rPr>
+                <w:rFonts w:asciiTheme="minorHAnsi" w:hAnsiTheme="minorHAnsi" w:cstheme="minorHAnsi"/>
+                <w:i/>
+                <w:iCs/>
+                <w:color w:val="1C4587"/>
+                <w:sz w:val="20"/>
+                <w:szCs w:val="20"/>
+              </w:rPr>
+              <w:t>(flash talk)</w:t>
+            </w:r>
+            <w:r>
+              <w:rPr>
+                <w:rFonts w:asciiTheme="minorHAnsi" w:hAnsiTheme="minorHAnsi" w:cstheme="minorHAnsi"/>
+                <w:color w:val="1C4587"/>
+                <w:sz w:val="20"/>
+                <w:szCs w:val="20"/>
+              </w:rPr>
+              <w:t xml:space="preserve"> - Sam Mason, Government</w:t>
             </w:r>
           </w:p>
         </w:tc>
@@ -1063,21 +1228,22 @@
             <w:pPr>
               <w:pStyle w:val="LO-normal"/>
               <w:spacing w:after="40" w:line="240" w:lineRule="auto"/>
-              <w:rPr>
-                <w:rFonts w:asciiTheme="minorHAnsi" w:hAnsiTheme="minorHAnsi" w:cstheme="minorHAnsi"/>
-                <w:color w:val="EE0000"/>
-                <w:sz w:val="21"/>
-                <w:szCs w:val="21"/>
-              </w:rPr>
-            </w:pPr>
-            <w:r>
-              <w:rPr>
-                <w:rFonts w:asciiTheme="minorHAnsi" w:hAnsiTheme="minorHAnsi" w:cstheme="minorHAnsi"/>
-                <w:color w:val="1C4587"/>
-                <w:sz w:val="21"/>
-                <w:szCs w:val="21"/>
-              </w:rPr>
-              <w:t>14:50 - 14:55</w:t>
+              <w:jc w:val="center"/>
+              <w:rPr>
+                <w:rFonts w:asciiTheme="minorHAnsi" w:hAnsiTheme="minorHAnsi" w:cstheme="minorHAnsi"/>
+                <w:b/>
+                <w:sz w:val="21"/>
+                <w:szCs w:val="21"/>
+              </w:rPr>
+            </w:pPr>
+            <w:r>
+              <w:rPr>
+                <w:rFonts w:asciiTheme="minorHAnsi" w:hAnsiTheme="minorHAnsi" w:cstheme="minorHAnsi"/>
+                <w:b/>
+                <w:sz w:val="21"/>
+                <w:szCs w:val="21"/>
+              </w:rPr>
+              <w:t>Session 3</w:t>
             </w:r>
           </w:p>
         </w:tc>
@@ -1091,39 +1257,64 @@
               <w:spacing w:after="40" w:line="240" w:lineRule="auto"/>
               <w:rPr>
                 <w:rFonts w:asciiTheme="minorHAnsi" w:hAnsiTheme="minorHAnsi" w:cstheme="minorHAnsi"/>
-                <w:color w:val="EE0000"/>
-                <w:sz w:val="21"/>
-                <w:szCs w:val="21"/>
-              </w:rPr>
-            </w:pPr>
-            <w:r>
-              <w:rPr>
-                <w:rFonts w:asciiTheme="minorHAnsi" w:hAnsiTheme="minorHAnsi" w:cstheme="minorHAnsi"/>
-                <w:color w:val="1C4587"/>
-                <w:sz w:val="21"/>
-                <w:szCs w:val="21"/>
-              </w:rPr>
-              <w:t xml:space="preserve">Current Research Topics </w:t>
-            </w:r>
-            <w:r>
-              <w:rPr>
-                <w:rFonts w:asciiTheme="minorHAnsi" w:hAnsiTheme="minorHAnsi" w:cstheme="minorHAnsi"/>
-                <w:i/>
-                <w:iCs/>
-                <w:color w:val="1C4587"/>
-                <w:sz w:val="21"/>
-                <w:szCs w:val="21"/>
-              </w:rPr>
-              <w:t>(flash talk)</w:t>
-            </w:r>
-            <w:r>
-              <w:rPr>
-                <w:rFonts w:asciiTheme="minorHAnsi" w:hAnsiTheme="minorHAnsi" w:cstheme="minorHAnsi"/>
-                <w:color w:val="1C4587"/>
-                <w:sz w:val="21"/>
-                <w:szCs w:val="21"/>
-              </w:rPr>
-              <w:t xml:space="preserve"> - Sam Mason, Government</w:t>
+                <w:b/>
+                <w:sz w:val="21"/>
+                <w:szCs w:val="21"/>
+              </w:rPr>
+            </w:pPr>
+            <w:r>
+              <w:rPr>
+                <w:rFonts w:asciiTheme="minorHAnsi" w:hAnsiTheme="minorHAnsi" w:cstheme="minorHAnsi"/>
+                <w:b/>
+                <w:sz w:val="21"/>
+                <w:szCs w:val="21"/>
+              </w:rPr>
+              <w:t>Experimental Facilities and Safety</w:t>
+            </w:r>
+            <w:r>
+              <w:rPr>
+                <w:rFonts w:asciiTheme="minorHAnsi" w:hAnsiTheme="minorHAnsi" w:cstheme="minorHAnsi"/>
+                <w:b/>
+                <w:sz w:val="21"/>
+                <w:szCs w:val="21"/>
+              </w:rPr>
+              <w:t xml:space="preserve"> </w:t>
+            </w:r>
+            <w:r>
+              <w:rPr>
+                <w:rFonts w:asciiTheme="minorHAnsi" w:hAnsiTheme="minorHAnsi" w:cstheme="minorHAnsi"/>
+                <w:bCs/>
+                <w:sz w:val="21"/>
+                <w:szCs w:val="21"/>
+              </w:rPr>
+              <w:t>(chaired by</w:t>
+            </w:r>
+            <w:r>
+              <w:rPr>
+                <w:rFonts w:asciiTheme="minorHAnsi" w:hAnsiTheme="minorHAnsi" w:cstheme="minorHAnsi"/>
+                <w:bCs/>
+                <w:sz w:val="21"/>
+                <w:szCs w:val="21"/>
+              </w:rPr>
+              <w:t xml:space="preserve"> Hector</w:t>
+            </w:r>
+            <w:r>
+              <w:rPr>
+                <w:rFonts w:asciiTheme="minorHAnsi" w:hAnsiTheme="minorHAnsi" w:cstheme="minorHAnsi"/>
+                <w:bCs/>
+                <w:sz w:val="21"/>
+                <w:szCs w:val="21"/>
+              </w:rPr>
+              <w:t xml:space="preserve"> Iacovides</w:t>
+            </w:r>
+            <w:r>
+              <w:rPr>
+                <w:rFonts w:asciiTheme="minorHAnsi" w:hAnsiTheme="minorHAnsi" w:cstheme="minorHAnsi"/>
+                <w:bCs/>
+                <w:sz w:val="21"/>
+                <w:szCs w:val="21"/>
+              </w:rPr>
+              <w:t>)</w:t>
             </w:r>
           </w:p>
         </w:tc>
@@ -1140,18 +1331,66 @@
             <w:pPr>
               <w:pStyle w:val="LO-normal"/>
               <w:spacing w:after="40" w:line="240" w:lineRule="auto"/>
-              <w:jc w:val="center"/>
-              <w:rPr>
-                <w:rFonts w:asciiTheme="minorHAnsi" w:hAnsiTheme="minorHAnsi" w:cstheme="minorHAnsi"/>
-                <w:b/>
-              </w:rPr>
-            </w:pPr>
-            <w:r>
-              <w:rPr>
-                <w:rFonts w:asciiTheme="minorHAnsi" w:hAnsiTheme="minorHAnsi" w:cstheme="minorHAnsi"/>
-                <w:b/>
-              </w:rPr>
-              <w:t>Session 3</w:t>
+              <w:rPr>
+                <w:rFonts w:asciiTheme="minorHAnsi" w:hAnsiTheme="minorHAnsi" w:cstheme="minorHAnsi"/>
+                <w:color w:val="1C4587"/>
+                <w:sz w:val="20"/>
+                <w:szCs w:val="20"/>
+              </w:rPr>
+            </w:pPr>
+            <w:r>
+              <w:rPr>
+                <w:rFonts w:asciiTheme="minorHAnsi" w:hAnsiTheme="minorHAnsi" w:cstheme="minorHAnsi"/>
+                <w:color w:val="1C4587"/>
+                <w:sz w:val="20"/>
+                <w:szCs w:val="20"/>
+              </w:rPr>
+              <w:t>14:</w:t>
+            </w:r>
+            <w:r>
+              <w:rPr>
+                <w:rFonts w:asciiTheme="minorHAnsi" w:hAnsiTheme="minorHAnsi" w:cstheme="minorHAnsi"/>
+                <w:color w:val="1C4587"/>
+                <w:sz w:val="20"/>
+                <w:szCs w:val="20"/>
+              </w:rPr>
+              <w:t>3</w:t>
+            </w:r>
+            <w:r>
+              <w:rPr>
+                <w:rFonts w:asciiTheme="minorHAnsi" w:hAnsiTheme="minorHAnsi" w:cstheme="minorHAnsi"/>
+                <w:color w:val="1C4587"/>
+                <w:sz w:val="20"/>
+                <w:szCs w:val="20"/>
+              </w:rPr>
+              <w:t>5 - 1</w:t>
+            </w:r>
+            <w:r>
+              <w:rPr>
+                <w:rFonts w:asciiTheme="minorHAnsi" w:hAnsiTheme="minorHAnsi" w:cstheme="minorHAnsi"/>
+                <w:color w:val="1C4587"/>
+                <w:sz w:val="20"/>
+                <w:szCs w:val="20"/>
+              </w:rPr>
+              <w:t>4</w:t>
+            </w:r>
+            <w:r>
+              <w:rPr>
+                <w:rFonts w:asciiTheme="minorHAnsi" w:hAnsiTheme="minorHAnsi" w:cstheme="minorHAnsi"/>
+                <w:color w:val="1C4587"/>
+                <w:sz w:val="20"/>
+                <w:szCs w:val="20"/>
+              </w:rPr>
+              <w:t>:</w:t>
+            </w:r>
+            <w:r>
+              <w:rPr>
+                <w:rFonts w:asciiTheme="minorHAnsi" w:hAnsiTheme="minorHAnsi" w:cstheme="minorHAnsi"/>
+                <w:color w:val="1C4587"/>
+                <w:sz w:val="20"/>
+                <w:szCs w:val="20"/>
+              </w:rPr>
+              <w:t>55</w:t>
             </w:r>
           </w:p>
         </w:tc>
@@ -1165,15 +1404,19 @@
               <w:spacing w:after="40" w:line="240" w:lineRule="auto"/>
               <w:rPr>
                 <w:rFonts w:asciiTheme="minorHAnsi" w:hAnsiTheme="minorHAnsi" w:cstheme="minorHAnsi"/>
-                <w:b/>
-              </w:rPr>
-            </w:pPr>
-            <w:r>
-              <w:rPr>
-                <w:rFonts w:asciiTheme="minorHAnsi" w:hAnsiTheme="minorHAnsi" w:cstheme="minorHAnsi"/>
-                <w:b/>
-              </w:rPr>
-              <w:t>Experimental Facilities and Safety</w:t>
+                <w:color w:val="1C4587"/>
+                <w:sz w:val="20"/>
+                <w:szCs w:val="20"/>
+              </w:rPr>
+            </w:pPr>
+            <w:r>
+              <w:rPr>
+                <w:rFonts w:asciiTheme="minorHAnsi" w:hAnsiTheme="minorHAnsi" w:cstheme="minorHAnsi"/>
+                <w:color w:val="1C4587"/>
+                <w:sz w:val="20"/>
+                <w:szCs w:val="20"/>
+              </w:rPr>
+              <w:t>Experimental investigation of passive natural circulation cooling for Generation IV nuclear reactors - Mohammad Ferdoosi, The University of Manchester</w:t>
             </w:r>
           </w:p>
         </w:tc>
@@ -1193,18 +1436,72 @@
               <w:rPr>
                 <w:rFonts w:asciiTheme="minorHAnsi" w:hAnsiTheme="minorHAnsi" w:cstheme="minorHAnsi"/>
                 <w:color w:val="1C4587"/>
-                <w:sz w:val="21"/>
-                <w:szCs w:val="21"/>
-              </w:rPr>
-            </w:pPr>
-            <w:r>
-              <w:rPr>
-                <w:rFonts w:asciiTheme="minorHAnsi" w:hAnsiTheme="minorHAnsi" w:cstheme="minorHAnsi"/>
-                <w:color w:val="1C4587"/>
-                <w:sz w:val="21"/>
-                <w:szCs w:val="21"/>
-              </w:rPr>
-              <w:t>14:55 - 15:15</w:t>
+                <w:sz w:val="20"/>
+                <w:szCs w:val="20"/>
+              </w:rPr>
+            </w:pPr>
+            <w:r>
+              <w:rPr>
+                <w:rFonts w:asciiTheme="minorHAnsi" w:hAnsiTheme="minorHAnsi" w:cstheme="minorHAnsi"/>
+                <w:color w:val="1C4587"/>
+                <w:sz w:val="20"/>
+                <w:szCs w:val="20"/>
+              </w:rPr>
+              <w:t>1</w:t>
+            </w:r>
+            <w:r>
+              <w:rPr>
+                <w:rFonts w:asciiTheme="minorHAnsi" w:hAnsiTheme="minorHAnsi" w:cstheme="minorHAnsi"/>
+                <w:color w:val="1C4587"/>
+                <w:sz w:val="20"/>
+                <w:szCs w:val="20"/>
+              </w:rPr>
+              <w:t>4</w:t>
+            </w:r>
+            <w:r>
+              <w:rPr>
+                <w:rFonts w:asciiTheme="minorHAnsi" w:hAnsiTheme="minorHAnsi" w:cstheme="minorHAnsi"/>
+                <w:color w:val="1C4587"/>
+                <w:sz w:val="20"/>
+                <w:szCs w:val="20"/>
+              </w:rPr>
+              <w:t>:</w:t>
+            </w:r>
+            <w:r>
+              <w:rPr>
+                <w:rFonts w:asciiTheme="minorHAnsi" w:hAnsiTheme="minorHAnsi" w:cstheme="minorHAnsi"/>
+                <w:color w:val="1C4587"/>
+                <w:sz w:val="20"/>
+                <w:szCs w:val="20"/>
+              </w:rPr>
+              <w:t>5</w:t>
+            </w:r>
+            <w:r>
+              <w:rPr>
+                <w:rFonts w:asciiTheme="minorHAnsi" w:hAnsiTheme="minorHAnsi" w:cstheme="minorHAnsi"/>
+                <w:color w:val="1C4587"/>
+                <w:sz w:val="20"/>
+                <w:szCs w:val="20"/>
+              </w:rPr>
+              <w:t>5 - 15:</w:t>
+            </w:r>
+            <w:r>
+              <w:rPr>
+                <w:rFonts w:asciiTheme="minorHAnsi" w:hAnsiTheme="minorHAnsi" w:cstheme="minorHAnsi"/>
+                <w:color w:val="1C4587"/>
+                <w:sz w:val="20"/>
+                <w:szCs w:val="20"/>
+              </w:rPr>
+              <w:t>1</w:t>
+            </w:r>
+            <w:r>
+              <w:rPr>
+                <w:rFonts w:asciiTheme="minorHAnsi" w:hAnsiTheme="minorHAnsi" w:cstheme="minorHAnsi"/>
+                <w:color w:val="1C4587"/>
+                <w:sz w:val="20"/>
+                <w:szCs w:val="20"/>
+              </w:rPr>
+              <w:t>5</w:t>
             </w:r>
           </w:p>
         </w:tc>
@@ -1219,18 +1516,18 @@
               <w:rPr>
                 <w:rFonts w:asciiTheme="minorHAnsi" w:hAnsiTheme="minorHAnsi" w:cstheme="minorHAnsi"/>
                 <w:color w:val="1C4587"/>
-                <w:sz w:val="21"/>
-                <w:szCs w:val="21"/>
-              </w:rPr>
-            </w:pPr>
-            <w:r>
-              <w:rPr>
-                <w:rFonts w:asciiTheme="minorHAnsi" w:hAnsiTheme="minorHAnsi" w:cstheme="minorHAnsi"/>
-                <w:color w:val="1C4587"/>
-                <w:sz w:val="21"/>
-                <w:szCs w:val="21"/>
-              </w:rPr>
-              <w:t>Experimental investigation of passive natural circulation cooling for Generation IV nuclear reactors - Mohammad Ferdoosi, The University of Manchester</w:t>
+                <w:sz w:val="20"/>
+                <w:szCs w:val="20"/>
+              </w:rPr>
+            </w:pPr>
+            <w:r>
+              <w:rPr>
+                <w:rFonts w:asciiTheme="minorHAnsi" w:hAnsiTheme="minorHAnsi" w:cstheme="minorHAnsi"/>
+                <w:color w:val="1C4587"/>
+                <w:sz w:val="20"/>
+                <w:szCs w:val="20"/>
+              </w:rPr>
+              <w:t>Updates from the BULLET and THOR facilities at Bangor University - Walter Villanueva, Bangor University</w:t>
             </w:r>
           </w:p>
         </w:tc>
@@ -1250,18 +1547,54 @@
               <w:rPr>
                 <w:rFonts w:asciiTheme="minorHAnsi" w:hAnsiTheme="minorHAnsi" w:cstheme="minorHAnsi"/>
                 <w:color w:val="1C4587"/>
-                <w:sz w:val="21"/>
-                <w:szCs w:val="21"/>
-              </w:rPr>
-            </w:pPr>
-            <w:r>
-              <w:rPr>
-                <w:rFonts w:asciiTheme="minorHAnsi" w:hAnsiTheme="minorHAnsi" w:cstheme="minorHAnsi"/>
-                <w:color w:val="1C4587"/>
-                <w:sz w:val="21"/>
-                <w:szCs w:val="21"/>
-              </w:rPr>
-              <w:t>15:15 - 15:35</w:t>
+                <w:sz w:val="20"/>
+                <w:szCs w:val="20"/>
+              </w:rPr>
+            </w:pPr>
+            <w:r>
+              <w:rPr>
+                <w:rFonts w:asciiTheme="minorHAnsi" w:hAnsiTheme="minorHAnsi" w:cstheme="minorHAnsi"/>
+                <w:color w:val="1C4587"/>
+                <w:sz w:val="20"/>
+                <w:szCs w:val="20"/>
+              </w:rPr>
+              <w:t>15:</w:t>
+            </w:r>
+            <w:r>
+              <w:rPr>
+                <w:rFonts w:asciiTheme="minorHAnsi" w:hAnsiTheme="minorHAnsi" w:cstheme="minorHAnsi"/>
+                <w:color w:val="1C4587"/>
+                <w:sz w:val="20"/>
+                <w:szCs w:val="20"/>
+              </w:rPr>
+              <w:t>1</w:t>
+            </w:r>
+            <w:r>
+              <w:rPr>
+                <w:rFonts w:asciiTheme="minorHAnsi" w:hAnsiTheme="minorHAnsi" w:cstheme="minorHAnsi"/>
+                <w:color w:val="1C4587"/>
+                <w:sz w:val="20"/>
+                <w:szCs w:val="20"/>
+              </w:rPr>
+              <w:t>5 - 15:</w:t>
+            </w:r>
+            <w:r>
+              <w:rPr>
+                <w:rFonts w:asciiTheme="minorHAnsi" w:hAnsiTheme="minorHAnsi" w:cstheme="minorHAnsi"/>
+                <w:color w:val="1C4587"/>
+                <w:sz w:val="20"/>
+                <w:szCs w:val="20"/>
+              </w:rPr>
+              <w:t>3</w:t>
+            </w:r>
+            <w:r>
+              <w:rPr>
+                <w:rFonts w:asciiTheme="minorHAnsi" w:hAnsiTheme="minorHAnsi" w:cstheme="minorHAnsi"/>
+                <w:color w:val="1C4587"/>
+                <w:sz w:val="20"/>
+                <w:szCs w:val="20"/>
+              </w:rPr>
+              <w:t>5</w:t>
             </w:r>
           </w:p>
         </w:tc>
@@ -1276,18 +1609,27 @@
               <w:rPr>
                 <w:rFonts w:asciiTheme="minorHAnsi" w:hAnsiTheme="minorHAnsi" w:cstheme="minorHAnsi"/>
                 <w:color w:val="1C4587"/>
-                <w:sz w:val="21"/>
-                <w:szCs w:val="21"/>
-              </w:rPr>
-            </w:pPr>
-            <w:r>
-              <w:rPr>
-                <w:rFonts w:asciiTheme="minorHAnsi" w:hAnsiTheme="minorHAnsi" w:cstheme="minorHAnsi"/>
-                <w:color w:val="1C4587"/>
-                <w:sz w:val="21"/>
-                <w:szCs w:val="21"/>
-              </w:rPr>
-              <w:t>Updates from the BULLET and THOR facilities at Bangor University - Walter Villanueva, Bangor University</w:t>
+                <w:sz w:val="20"/>
+                <w:szCs w:val="20"/>
+              </w:rPr>
+            </w:pPr>
+            <w:r>
+              <w:rPr>
+                <w:rFonts w:asciiTheme="minorHAnsi" w:hAnsiTheme="minorHAnsi" w:cstheme="minorHAnsi"/>
+                <w:color w:val="1C4587"/>
+                <w:sz w:val="20"/>
+                <w:szCs w:val="20"/>
+              </w:rPr>
+              <w:t xml:space="preserve">Progress in higher-fidelity experimental measurements of flow boiling at RR - Brodie Upton, Rolls-Royce </w:t>
+            </w:r>
+            <w:r>
+              <w:rPr>
+                <w:rFonts w:asciiTheme="minorHAnsi" w:hAnsiTheme="minorHAnsi" w:cstheme="minorHAnsi"/>
+                <w:color w:val="1C4587"/>
+                <w:sz w:val="20"/>
+                <w:szCs w:val="20"/>
+              </w:rPr>
+              <w:t>PLC</w:t>
             </w:r>
           </w:p>
         </w:tc>
@@ -1304,22 +1646,21 @@
             <w:pPr>
               <w:pStyle w:val="LO-normal"/>
               <w:spacing w:after="40" w:line="240" w:lineRule="auto"/>
-              <w:jc w:val="center"/>
-              <w:rPr>
-                <w:rFonts w:asciiTheme="minorHAnsi" w:hAnsiTheme="minorHAnsi" w:cstheme="minorHAnsi"/>
-                <w:color w:val="1C4587"/>
-                <w:sz w:val="21"/>
-                <w:szCs w:val="21"/>
-              </w:rPr>
-            </w:pPr>
-            <w:r>
-              <w:rPr>
-                <w:rFonts w:asciiTheme="minorHAnsi" w:hAnsiTheme="minorHAnsi" w:cstheme="minorHAnsi"/>
-                <w:color w:val="1C4587"/>
-                <w:sz w:val="21"/>
-                <w:szCs w:val="21"/>
-              </w:rPr>
-              <w:t>15:35 - 15:55</w:t>
+              <w:rPr>
+                <w:rFonts w:asciiTheme="minorHAnsi" w:hAnsiTheme="minorHAnsi" w:cstheme="minorHAnsi"/>
+                <w:color w:val="1C4587"/>
+                <w:sz w:val="20"/>
+                <w:szCs w:val="20"/>
+              </w:rPr>
+            </w:pPr>
+            <w:r>
+              <w:rPr>
+                <w:rFonts w:asciiTheme="minorHAnsi" w:hAnsiTheme="minorHAnsi" w:cstheme="minorHAnsi"/>
+                <w:color w:val="1C4587"/>
+                <w:sz w:val="20"/>
+                <w:szCs w:val="20"/>
+              </w:rPr>
+              <w:t>15:35 - 15:40</w:t>
             </w:r>
           </w:p>
         </w:tc>
@@ -1334,18 +1675,38 @@
               <w:rPr>
                 <w:rFonts w:asciiTheme="minorHAnsi" w:hAnsiTheme="minorHAnsi" w:cstheme="minorHAnsi"/>
                 <w:color w:val="1C4587"/>
-                <w:sz w:val="21"/>
-                <w:szCs w:val="21"/>
-              </w:rPr>
-            </w:pPr>
-            <w:r>
-              <w:rPr>
-                <w:rFonts w:asciiTheme="minorHAnsi" w:hAnsiTheme="minorHAnsi" w:cstheme="minorHAnsi"/>
-                <w:color w:val="1C4587"/>
-                <w:sz w:val="21"/>
-                <w:szCs w:val="21"/>
-              </w:rPr>
-              <w:t>Progress in higher-fidelity experimental measurements of flow boiling at RR - Brodie Upton, Rolls-Royce Submarines</w:t>
+                <w:sz w:val="20"/>
+                <w:szCs w:val="20"/>
+              </w:rPr>
+            </w:pPr>
+            <w:r>
+              <w:rPr>
+                <w:rFonts w:asciiTheme="minorHAnsi" w:hAnsiTheme="minorHAnsi" w:cstheme="minorHAnsi"/>
+                <w:color w:val="1C4587"/>
+                <w:sz w:val="20"/>
+                <w:szCs w:val="20"/>
+              </w:rPr>
+              <w:t xml:space="preserve">Update on physical based simulation of flow boiling </w:t>
+            </w:r>
+            <w:r>
+              <w:rPr>
+                <w:rFonts w:asciiTheme="minorHAnsi" w:hAnsiTheme="minorHAnsi" w:cstheme="minorHAnsi"/>
+                <w:i/>
+                <w:iCs/>
+                <w:color w:val="1C4587"/>
+                <w:sz w:val="20"/>
+                <w:szCs w:val="20"/>
+              </w:rPr>
+              <w:t xml:space="preserve">(flash talk) </w:t>
+            </w:r>
+            <w:r>
+              <w:rPr>
+                <w:rFonts w:asciiTheme="minorHAnsi" w:hAnsiTheme="minorHAnsi" w:cstheme="minorHAnsi"/>
+                <w:color w:val="1C4587"/>
+                <w:sz w:val="20"/>
+                <w:szCs w:val="20"/>
+              </w:rPr>
+              <w:t>- Giovanni Giustini, The University of Manchester</w:t>
             </w:r>
           </w:p>
         </w:tc>
@@ -1365,18 +1726,18 @@
               <w:rPr>
                 <w:rFonts w:asciiTheme="minorHAnsi" w:hAnsiTheme="minorHAnsi" w:cstheme="minorHAnsi"/>
                 <w:color w:val="1C4587"/>
-                <w:sz w:val="21"/>
-                <w:szCs w:val="21"/>
-              </w:rPr>
-            </w:pPr>
-            <w:r>
-              <w:rPr>
-                <w:rFonts w:asciiTheme="minorHAnsi" w:hAnsiTheme="minorHAnsi" w:cstheme="minorHAnsi"/>
-                <w:color w:val="1C4587"/>
-                <w:sz w:val="21"/>
-                <w:szCs w:val="21"/>
-              </w:rPr>
-              <w:t>15:55 - 16:00</w:t>
+                <w:sz w:val="20"/>
+                <w:szCs w:val="20"/>
+              </w:rPr>
+            </w:pPr>
+            <w:r>
+              <w:rPr>
+                <w:rFonts w:asciiTheme="minorHAnsi" w:hAnsiTheme="minorHAnsi" w:cstheme="minorHAnsi"/>
+                <w:color w:val="1C4587"/>
+                <w:sz w:val="20"/>
+                <w:szCs w:val="20"/>
+              </w:rPr>
+              <w:t>15:40 - 15:45</w:t>
             </w:r>
           </w:p>
         </w:tc>
@@ -1391,16 +1752,16 @@
               <w:rPr>
                 <w:rFonts w:asciiTheme="minorHAnsi" w:hAnsiTheme="minorHAnsi" w:cstheme="minorHAnsi"/>
                 <w:color w:val="1C4587"/>
-                <w:sz w:val="21"/>
-                <w:szCs w:val="21"/>
-              </w:rPr>
-            </w:pPr>
-            <w:r>
-              <w:rPr>
-                <w:rFonts w:asciiTheme="minorHAnsi" w:hAnsiTheme="minorHAnsi" w:cstheme="minorHAnsi"/>
-                <w:color w:val="1C4587"/>
-                <w:sz w:val="21"/>
-                <w:szCs w:val="21"/>
+                <w:sz w:val="20"/>
+                <w:szCs w:val="20"/>
+              </w:rPr>
+            </w:pPr>
+            <w:r>
+              <w:rPr>
+                <w:rFonts w:asciiTheme="minorHAnsi" w:hAnsiTheme="minorHAnsi" w:cstheme="minorHAnsi"/>
+                <w:color w:val="1C4587"/>
+                <w:sz w:val="20"/>
+                <w:szCs w:val="20"/>
               </w:rPr>
               <w:t xml:space="preserve">Hydrogen Safety in Nuclear Powerplant </w:t>
             </w:r>
@@ -1410,61 +1771,17 @@
                 <w:i/>
                 <w:iCs/>
                 <w:color w:val="1C4587"/>
-                <w:sz w:val="21"/>
-                <w:szCs w:val="21"/>
-              </w:rPr>
-              <w:t>(</w:t>
-            </w:r>
-            <w:r>
-              <w:rPr>
-                <w:rFonts w:asciiTheme="minorHAnsi" w:hAnsiTheme="minorHAnsi" w:cstheme="minorHAnsi"/>
-                <w:i/>
-                <w:iCs/>
-                <w:color w:val="1C4587"/>
-                <w:sz w:val="21"/>
-                <w:szCs w:val="21"/>
-              </w:rPr>
-              <w:t>f</w:t>
-            </w:r>
-            <w:r>
-              <w:rPr>
-                <w:rFonts w:asciiTheme="minorHAnsi" w:hAnsiTheme="minorHAnsi" w:cstheme="minorHAnsi"/>
-                <w:i/>
-                <w:iCs/>
-                <w:color w:val="1C4587"/>
-                <w:sz w:val="21"/>
-                <w:szCs w:val="21"/>
-              </w:rPr>
-              <w:t xml:space="preserve">lash </w:t>
-            </w:r>
-            <w:r>
-              <w:rPr>
-                <w:rFonts w:asciiTheme="minorHAnsi" w:hAnsiTheme="minorHAnsi" w:cstheme="minorHAnsi"/>
-                <w:i/>
-                <w:iCs/>
-                <w:color w:val="1C4587"/>
-                <w:sz w:val="21"/>
-                <w:szCs w:val="21"/>
-              </w:rPr>
-              <w:t>t</w:t>
-            </w:r>
-            <w:r>
-              <w:rPr>
-                <w:rFonts w:asciiTheme="minorHAnsi" w:hAnsiTheme="minorHAnsi" w:cstheme="minorHAnsi"/>
-                <w:i/>
-                <w:iCs/>
-                <w:color w:val="1C4587"/>
-                <w:sz w:val="21"/>
-                <w:szCs w:val="21"/>
-              </w:rPr>
-              <w:t xml:space="preserve">alk) </w:t>
-            </w:r>
-            <w:r>
-              <w:rPr>
-                <w:rFonts w:asciiTheme="minorHAnsi" w:hAnsiTheme="minorHAnsi" w:cstheme="minorHAnsi"/>
-                <w:color w:val="1C4587"/>
-                <w:sz w:val="21"/>
-                <w:szCs w:val="21"/>
+                <w:sz w:val="20"/>
+                <w:szCs w:val="20"/>
+              </w:rPr>
+              <w:t xml:space="preserve">(flash talk) </w:t>
+            </w:r>
+            <w:r>
+              <w:rPr>
+                <w:rFonts w:asciiTheme="minorHAnsi" w:hAnsiTheme="minorHAnsi" w:cstheme="minorHAnsi"/>
+                <w:color w:val="1C4587"/>
+                <w:sz w:val="20"/>
+                <w:szCs w:val="20"/>
               </w:rPr>
               <w:t>- Yang Zhang, The University of Sheffield</w:t>
             </w:r>
@@ -1489,8 +1806,8 @@
                 <w:i/>
                 <w:iCs/>
                 <w:color w:val="1C4587"/>
-                <w:sz w:val="21"/>
-                <w:szCs w:val="21"/>
+                <w:sz w:val="20"/>
+                <w:szCs w:val="20"/>
               </w:rPr>
             </w:pPr>
             <w:r>
@@ -1500,8 +1817,10 @@
                 <w:i/>
                 <w:iCs/>
                 <w:color w:val="0070C0"/>
-              </w:rPr>
-              <w:t>16:00 - 16:30</w:t>
+                <w:sz w:val="21"/>
+                <w:szCs w:val="21"/>
+              </w:rPr>
+              <w:t>15:45 - 16:15</w:t>
             </w:r>
           </w:p>
         </w:tc>
@@ -1519,8 +1838,8 @@
                 <w:i/>
                 <w:iCs/>
                 <w:color w:val="1C4587"/>
-                <w:sz w:val="21"/>
-                <w:szCs w:val="21"/>
+                <w:sz w:val="20"/>
+                <w:szCs w:val="20"/>
               </w:rPr>
             </w:pPr>
             <w:r>
@@ -1530,6 +1849,8 @@
                 <w:i/>
                 <w:iCs/>
                 <w:color w:val="0070C0"/>
+                <w:sz w:val="21"/>
+                <w:szCs w:val="21"/>
               </w:rPr>
               <w:t xml:space="preserve">Coffee Break </w:t>
             </w:r>
@@ -1541,8 +1862,8 @@
                 <w:i/>
                 <w:iCs/>
                 <w:color w:val="0070C0"/>
-                <w:sz w:val="21"/>
-                <w:szCs w:val="21"/>
+                <w:sz w:val="20"/>
+                <w:szCs w:val="20"/>
               </w:rPr>
               <w:t>&amp; Group Photo (for those who gave photo permission)</w:t>
             </w:r>
@@ -1568,12 +1889,16 @@
                 <w:i/>
                 <w:iCs/>
                 <w:color w:val="0070C0"/>
-              </w:rPr>
-            </w:pPr>
-            <w:r>
-              <w:rPr>
-                <w:rFonts w:asciiTheme="minorHAnsi" w:hAnsiTheme="minorHAnsi" w:cstheme="minorHAnsi"/>
-                <w:b/>
+                <w:sz w:val="21"/>
+                <w:szCs w:val="21"/>
+              </w:rPr>
+            </w:pPr>
+            <w:r>
+              <w:rPr>
+                <w:rFonts w:asciiTheme="minorHAnsi" w:hAnsiTheme="minorHAnsi" w:cstheme="minorHAnsi"/>
+                <w:b/>
+                <w:sz w:val="21"/>
+                <w:szCs w:val="21"/>
               </w:rPr>
               <w:t>Session 4</w:t>
             </w:r>
@@ -1593,14 +1918,45 @@
                 <w:i/>
                 <w:iCs/>
                 <w:color w:val="0070C0"/>
-              </w:rPr>
-            </w:pPr>
-            <w:r>
-              <w:rPr>
-                <w:rFonts w:asciiTheme="minorHAnsi" w:hAnsiTheme="minorHAnsi" w:cstheme="minorHAnsi"/>
-                <w:b/>
+                <w:sz w:val="21"/>
+                <w:szCs w:val="21"/>
+              </w:rPr>
+            </w:pPr>
+            <w:r>
+              <w:rPr>
+                <w:rFonts w:asciiTheme="minorHAnsi" w:hAnsiTheme="minorHAnsi" w:cstheme="minorHAnsi"/>
+                <w:b/>
+                <w:sz w:val="21"/>
+                <w:szCs w:val="21"/>
               </w:rPr>
               <w:t xml:space="preserve">Thermal-Hydraulics Modelling and Industrial Applications </w:t>
+            </w:r>
+            <w:r>
+              <w:rPr>
+                <w:rFonts w:asciiTheme="minorHAnsi" w:hAnsiTheme="minorHAnsi" w:cstheme="minorHAnsi"/>
+                <w:bCs/>
+                <w:sz w:val="21"/>
+                <w:szCs w:val="21"/>
+              </w:rPr>
+              <w:t xml:space="preserve">(chaired by </w:t>
+            </w:r>
+            <w:r>
+              <w:rPr>
+                <w:rFonts w:asciiTheme="minorHAnsi" w:hAnsiTheme="minorHAnsi" w:cstheme="minorHAnsi"/>
+                <w:bCs/>
+                <w:sz w:val="21"/>
+                <w:szCs w:val="21"/>
+              </w:rPr>
+              <w:t>Marat Margulis</w:t>
+            </w:r>
+            <w:r>
+              <w:rPr>
+                <w:rFonts w:asciiTheme="minorHAnsi" w:hAnsiTheme="minorHAnsi" w:cstheme="minorHAnsi"/>
+                <w:bCs/>
+                <w:sz w:val="21"/>
+                <w:szCs w:val="21"/>
+              </w:rPr>
+              <w:t>)</w:t>
             </w:r>
           </w:p>
         </w:tc>
@@ -1621,90 +1977,18 @@
               <w:rPr>
                 <w:rFonts w:asciiTheme="minorHAnsi" w:hAnsiTheme="minorHAnsi" w:cstheme="minorHAnsi"/>
                 <w:color w:val="1C4587"/>
-                <w:sz w:val="21"/>
-                <w:szCs w:val="21"/>
-              </w:rPr>
-            </w:pPr>
-            <w:r>
-              <w:rPr>
-                <w:rFonts w:asciiTheme="minorHAnsi" w:hAnsiTheme="minorHAnsi" w:cstheme="minorHAnsi"/>
-                <w:color w:val="1C4587"/>
-                <w:sz w:val="21"/>
-                <w:szCs w:val="21"/>
-              </w:rPr>
-              <w:t>1</w:t>
-            </w:r>
-            <w:r>
-              <w:rPr>
-                <w:rFonts w:asciiTheme="minorHAnsi" w:hAnsiTheme="minorHAnsi" w:cstheme="minorHAnsi"/>
-                <w:color w:val="1C4587"/>
-                <w:sz w:val="21"/>
-                <w:szCs w:val="21"/>
-              </w:rPr>
-              <w:t>6</w:t>
-            </w:r>
-            <w:r>
-              <w:rPr>
-                <w:rFonts w:asciiTheme="minorHAnsi" w:hAnsiTheme="minorHAnsi" w:cstheme="minorHAnsi"/>
-                <w:color w:val="1C4587"/>
-                <w:sz w:val="21"/>
-                <w:szCs w:val="21"/>
-              </w:rPr>
-              <w:t>:</w:t>
-            </w:r>
-            <w:r>
-              <w:rPr>
-                <w:rFonts w:asciiTheme="minorHAnsi" w:hAnsiTheme="minorHAnsi" w:cstheme="minorHAnsi"/>
-                <w:color w:val="1C4587"/>
-                <w:sz w:val="21"/>
-                <w:szCs w:val="21"/>
-              </w:rPr>
-              <w:t>3</w:t>
-            </w:r>
-            <w:r>
-              <w:rPr>
-                <w:rFonts w:asciiTheme="minorHAnsi" w:hAnsiTheme="minorHAnsi" w:cstheme="minorHAnsi"/>
-                <w:color w:val="1C4587"/>
-                <w:sz w:val="21"/>
-                <w:szCs w:val="21"/>
-              </w:rPr>
-              <w:t>0 - 1</w:t>
-            </w:r>
-            <w:r>
-              <w:rPr>
-                <w:rFonts w:asciiTheme="minorHAnsi" w:hAnsiTheme="minorHAnsi" w:cstheme="minorHAnsi"/>
-                <w:color w:val="1C4587"/>
-                <w:sz w:val="21"/>
-                <w:szCs w:val="21"/>
-              </w:rPr>
-              <w:t>6</w:t>
-            </w:r>
-            <w:r>
-              <w:rPr>
-                <w:rFonts w:asciiTheme="minorHAnsi" w:hAnsiTheme="minorHAnsi" w:cstheme="minorHAnsi"/>
-                <w:color w:val="1C4587"/>
-                <w:sz w:val="21"/>
-                <w:szCs w:val="21"/>
-              </w:rPr>
-              <w:t>:</w:t>
-            </w:r>
-            <w:r>
-              <w:rPr>
-                <w:rFonts w:asciiTheme="minorHAnsi" w:hAnsiTheme="minorHAnsi" w:cstheme="minorHAnsi"/>
-                <w:color w:val="1C4587"/>
-                <w:sz w:val="21"/>
-                <w:szCs w:val="21"/>
-              </w:rPr>
-              <w:t>5</w:t>
-            </w:r>
-            <w:r>
-              <w:rPr>
-                <w:rFonts w:asciiTheme="minorHAnsi" w:hAnsiTheme="minorHAnsi" w:cstheme="minorHAnsi"/>
-                <w:color w:val="1C4587"/>
-                <w:sz w:val="21"/>
-                <w:szCs w:val="21"/>
-              </w:rPr>
-              <w:t>0</w:t>
+                <w:sz w:val="20"/>
+                <w:szCs w:val="20"/>
+              </w:rPr>
+            </w:pPr>
+            <w:r>
+              <w:rPr>
+                <w:rFonts w:asciiTheme="minorHAnsi" w:hAnsiTheme="minorHAnsi" w:cstheme="minorHAnsi"/>
+                <w:color w:val="1C4587"/>
+                <w:sz w:val="20"/>
+                <w:szCs w:val="20"/>
+              </w:rPr>
+              <w:t>16:15 - 16:35</w:t>
             </w:r>
           </w:p>
         </w:tc>
@@ -1719,16 +2003,16 @@
               <w:rPr>
                 <w:rFonts w:asciiTheme="minorHAnsi" w:hAnsiTheme="minorHAnsi" w:cstheme="minorHAnsi"/>
                 <w:color w:val="1C4587"/>
-                <w:sz w:val="21"/>
-                <w:szCs w:val="21"/>
-              </w:rPr>
-            </w:pPr>
-            <w:r>
-              <w:rPr>
-                <w:rFonts w:asciiTheme="minorHAnsi" w:hAnsiTheme="minorHAnsi" w:cstheme="minorHAnsi"/>
-                <w:color w:val="1C4587"/>
-                <w:sz w:val="21"/>
-                <w:szCs w:val="21"/>
+                <w:sz w:val="20"/>
+                <w:szCs w:val="20"/>
+              </w:rPr>
+            </w:pPr>
+            <w:r>
+              <w:rPr>
+                <w:rFonts w:asciiTheme="minorHAnsi" w:hAnsiTheme="minorHAnsi" w:cstheme="minorHAnsi"/>
+                <w:color w:val="1C4587"/>
+                <w:sz w:val="20"/>
+                <w:szCs w:val="20"/>
               </w:rPr>
               <w:t>Development of numerical modelling approaches for accurate prediction of Natural Circulation Loops - Reuben Petty, The University of Manchester</w:t>
             </w:r>
@@ -1751,72 +2035,18 @@
               <w:rPr>
                 <w:rFonts w:asciiTheme="minorHAnsi" w:hAnsiTheme="minorHAnsi" w:cstheme="minorHAnsi"/>
                 <w:color w:val="1C4587"/>
-                <w:sz w:val="21"/>
-                <w:szCs w:val="21"/>
-              </w:rPr>
-            </w:pPr>
-            <w:r>
-              <w:rPr>
-                <w:rFonts w:asciiTheme="minorHAnsi" w:hAnsiTheme="minorHAnsi" w:cstheme="minorHAnsi"/>
-                <w:color w:val="1C4587"/>
-                <w:sz w:val="21"/>
-                <w:szCs w:val="21"/>
-              </w:rPr>
-              <w:t>16:</w:t>
-            </w:r>
-            <w:r>
-              <w:rPr>
-                <w:rFonts w:asciiTheme="minorHAnsi" w:hAnsiTheme="minorHAnsi" w:cstheme="minorHAnsi"/>
-                <w:color w:val="1C4587"/>
-                <w:sz w:val="21"/>
-                <w:szCs w:val="21"/>
-              </w:rPr>
-              <w:t>5</w:t>
-            </w:r>
-            <w:r>
-              <w:rPr>
-                <w:rFonts w:asciiTheme="minorHAnsi" w:hAnsiTheme="minorHAnsi" w:cstheme="minorHAnsi"/>
-                <w:color w:val="1C4587"/>
-                <w:sz w:val="21"/>
-                <w:szCs w:val="21"/>
-              </w:rPr>
-              <w:t>0 - 1</w:t>
-            </w:r>
-            <w:r>
-              <w:rPr>
-                <w:rFonts w:asciiTheme="minorHAnsi" w:hAnsiTheme="minorHAnsi" w:cstheme="minorHAnsi"/>
-                <w:color w:val="1C4587"/>
-                <w:sz w:val="21"/>
-                <w:szCs w:val="21"/>
-              </w:rPr>
-              <w:t>7</w:t>
-            </w:r>
-            <w:r>
-              <w:rPr>
-                <w:rFonts w:asciiTheme="minorHAnsi" w:hAnsiTheme="minorHAnsi" w:cstheme="minorHAnsi"/>
-                <w:color w:val="1C4587"/>
-                <w:sz w:val="21"/>
-                <w:szCs w:val="21"/>
-              </w:rPr>
-              <w:t>:</w:t>
-            </w:r>
-            <w:r>
-              <w:rPr>
-                <w:rFonts w:asciiTheme="minorHAnsi" w:hAnsiTheme="minorHAnsi" w:cstheme="minorHAnsi"/>
-                <w:color w:val="1C4587"/>
-                <w:sz w:val="21"/>
-                <w:szCs w:val="21"/>
-              </w:rPr>
-              <w:t>1</w:t>
-            </w:r>
-            <w:r>
-              <w:rPr>
-                <w:rFonts w:asciiTheme="minorHAnsi" w:hAnsiTheme="minorHAnsi" w:cstheme="minorHAnsi"/>
-                <w:color w:val="1C4587"/>
-                <w:sz w:val="21"/>
-                <w:szCs w:val="21"/>
-              </w:rPr>
-              <w:t>0</w:t>
+                <w:sz w:val="20"/>
+                <w:szCs w:val="20"/>
+              </w:rPr>
+            </w:pPr>
+            <w:r>
+              <w:rPr>
+                <w:rFonts w:asciiTheme="minorHAnsi" w:hAnsiTheme="minorHAnsi" w:cstheme="minorHAnsi"/>
+                <w:color w:val="1C4587"/>
+                <w:sz w:val="20"/>
+                <w:szCs w:val="20"/>
+              </w:rPr>
+              <w:t>16:35 - 16:55</w:t>
             </w:r>
           </w:p>
         </w:tc>
@@ -1831,18 +2061,58 @@
               <w:rPr>
                 <w:rFonts w:asciiTheme="minorHAnsi" w:hAnsiTheme="minorHAnsi" w:cstheme="minorHAnsi"/>
                 <w:color w:val="1C4587"/>
-                <w:sz w:val="21"/>
-                <w:szCs w:val="21"/>
-              </w:rPr>
-            </w:pPr>
-            <w:r>
-              <w:rPr>
-                <w:rFonts w:asciiTheme="minorHAnsi" w:hAnsiTheme="minorHAnsi" w:cstheme="minorHAnsi"/>
-                <w:color w:val="1C4587"/>
-                <w:sz w:val="21"/>
-                <w:szCs w:val="21"/>
-              </w:rPr>
-              <w:t>Developing a two-phase flow coarse grid model for nuclear reactor thermal-hydraulics – Jeggathishwaran, The University of Sheffield</w:t>
+                <w:sz w:val="20"/>
+                <w:szCs w:val="20"/>
+              </w:rPr>
+            </w:pPr>
+            <w:r>
+              <w:rPr>
+                <w:rFonts w:asciiTheme="minorHAnsi" w:hAnsiTheme="minorHAnsi" w:cstheme="minorHAnsi"/>
+                <w:color w:val="1C4587"/>
+                <w:sz w:val="20"/>
+                <w:szCs w:val="20"/>
+              </w:rPr>
+              <w:t xml:space="preserve">Developing a two-phase flow coarse grid model for nuclear reactor thermal-hydraulics – </w:t>
+            </w:r>
+            <w:proofErr w:type="spellStart"/>
+            <w:r>
+              <w:rPr>
+                <w:rFonts w:asciiTheme="minorHAnsi" w:hAnsiTheme="minorHAnsi" w:cstheme="minorHAnsi"/>
+                <w:color w:val="1C4587"/>
+                <w:sz w:val="20"/>
+                <w:szCs w:val="20"/>
+              </w:rPr>
+              <w:t>Jeggathishwaran</w:t>
+            </w:r>
+            <w:proofErr w:type="spellEnd"/>
+            <w:r>
+              <w:rPr>
+                <w:rFonts w:asciiTheme="minorHAnsi" w:hAnsiTheme="minorHAnsi" w:cstheme="minorHAnsi"/>
+                <w:color w:val="1C4587"/>
+                <w:sz w:val="20"/>
+                <w:szCs w:val="20"/>
+              </w:rPr>
+              <w:t xml:space="preserve"> </w:t>
+            </w:r>
+            <w:proofErr w:type="spellStart"/>
+            <w:r>
+              <w:rPr>
+                <w:rFonts w:asciiTheme="minorHAnsi" w:hAnsiTheme="minorHAnsi" w:cstheme="minorHAnsi"/>
+                <w:color w:val="1C4587"/>
+                <w:sz w:val="20"/>
+                <w:szCs w:val="20"/>
+              </w:rPr>
+              <w:t>Panisilvam</w:t>
+            </w:r>
+            <w:proofErr w:type="spellEnd"/>
+            <w:r>
+              <w:rPr>
+                <w:rFonts w:asciiTheme="minorHAnsi" w:hAnsiTheme="minorHAnsi" w:cstheme="minorHAnsi"/>
+                <w:color w:val="1C4587"/>
+                <w:sz w:val="20"/>
+                <w:szCs w:val="20"/>
+              </w:rPr>
+              <w:t>, The University of Sheffield</w:t>
             </w:r>
           </w:p>
         </w:tc>
@@ -1863,70 +2133,18 @@
               <w:rPr>
                 <w:rFonts w:asciiTheme="minorHAnsi" w:hAnsiTheme="minorHAnsi" w:cstheme="minorHAnsi"/>
                 <w:b/>
-              </w:rPr>
-            </w:pPr>
-            <w:r>
-              <w:rPr>
-                <w:rFonts w:asciiTheme="minorHAnsi" w:hAnsiTheme="minorHAnsi" w:cstheme="minorHAnsi"/>
-                <w:color w:val="1C4587"/>
-                <w:sz w:val="21"/>
-                <w:szCs w:val="21"/>
-              </w:rPr>
-              <w:t>1</w:t>
-            </w:r>
-            <w:r>
-              <w:rPr>
-                <w:rFonts w:asciiTheme="minorHAnsi" w:hAnsiTheme="minorHAnsi" w:cstheme="minorHAnsi"/>
-                <w:color w:val="1C4587"/>
-                <w:sz w:val="21"/>
-                <w:szCs w:val="21"/>
-              </w:rPr>
-              <w:t>7</w:t>
-            </w:r>
-            <w:r>
-              <w:rPr>
-                <w:rFonts w:asciiTheme="minorHAnsi" w:hAnsiTheme="minorHAnsi" w:cstheme="minorHAnsi"/>
-                <w:color w:val="1C4587"/>
-                <w:sz w:val="21"/>
-                <w:szCs w:val="21"/>
-              </w:rPr>
-              <w:t>:</w:t>
-            </w:r>
-            <w:r>
-              <w:rPr>
-                <w:rFonts w:asciiTheme="minorHAnsi" w:hAnsiTheme="minorHAnsi" w:cstheme="minorHAnsi"/>
-                <w:color w:val="1C4587"/>
-                <w:sz w:val="21"/>
-                <w:szCs w:val="21"/>
-              </w:rPr>
-              <w:t>1</w:t>
-            </w:r>
-            <w:r>
-              <w:rPr>
-                <w:rFonts w:asciiTheme="minorHAnsi" w:hAnsiTheme="minorHAnsi" w:cstheme="minorHAnsi"/>
-                <w:color w:val="1C4587"/>
-                <w:sz w:val="21"/>
-                <w:szCs w:val="21"/>
-              </w:rPr>
-              <w:t>0 - 17:</w:t>
-            </w:r>
-            <w:r>
-              <w:rPr>
-                <w:rFonts w:asciiTheme="minorHAnsi" w:hAnsiTheme="minorHAnsi" w:cstheme="minorHAnsi"/>
-                <w:color w:val="1C4587"/>
-                <w:sz w:val="21"/>
-                <w:szCs w:val="21"/>
-              </w:rPr>
-              <w:t>3</w:t>
-            </w:r>
-            <w:r>
-              <w:rPr>
-                <w:rFonts w:asciiTheme="minorHAnsi" w:hAnsiTheme="minorHAnsi" w:cstheme="minorHAnsi"/>
-                <w:color w:val="1C4587"/>
-                <w:sz w:val="21"/>
-                <w:szCs w:val="21"/>
-              </w:rPr>
-              <w:t>0</w:t>
+                <w:sz w:val="21"/>
+                <w:szCs w:val="21"/>
+              </w:rPr>
+            </w:pPr>
+            <w:r>
+              <w:rPr>
+                <w:rFonts w:asciiTheme="minorHAnsi" w:hAnsiTheme="minorHAnsi" w:cstheme="minorHAnsi"/>
+                <w:color w:val="1C4587"/>
+                <w:sz w:val="20"/>
+                <w:szCs w:val="20"/>
+              </w:rPr>
+              <w:t>16:55 - 17:15</w:t>
             </w:r>
           </w:p>
         </w:tc>
@@ -1941,14 +2159,16 @@
               <w:rPr>
                 <w:rFonts w:asciiTheme="minorHAnsi" w:hAnsiTheme="minorHAnsi" w:cstheme="minorHAnsi"/>
                 <w:b/>
-              </w:rPr>
-            </w:pPr>
-            <w:r>
-              <w:rPr>
-                <w:rFonts w:asciiTheme="minorHAnsi" w:hAnsiTheme="minorHAnsi" w:cstheme="minorHAnsi"/>
-                <w:color w:val="1C4587"/>
-                <w:sz w:val="21"/>
-                <w:szCs w:val="21"/>
+                <w:sz w:val="21"/>
+                <w:szCs w:val="21"/>
+              </w:rPr>
+            </w:pPr>
+            <w:r>
+              <w:rPr>
+                <w:rFonts w:asciiTheme="minorHAnsi" w:hAnsiTheme="minorHAnsi" w:cstheme="minorHAnsi"/>
+                <w:color w:val="1C4587"/>
+                <w:sz w:val="20"/>
+                <w:szCs w:val="20"/>
               </w:rPr>
               <w:t>System TH Modelling – Challenges and Opportunities in Industry - Christopher Ince, Rolls-Royce PLC</w:t>
             </w:r>
@@ -1971,18 +2191,18 @@
               <w:rPr>
                 <w:rFonts w:asciiTheme="minorHAnsi" w:hAnsiTheme="minorHAnsi" w:cstheme="minorHAnsi"/>
                 <w:color w:val="1C4587"/>
-                <w:sz w:val="21"/>
-                <w:szCs w:val="21"/>
-              </w:rPr>
-            </w:pPr>
-            <w:r>
-              <w:rPr>
-                <w:rFonts w:asciiTheme="minorHAnsi" w:hAnsiTheme="minorHAnsi" w:cstheme="minorHAnsi"/>
-                <w:color w:val="1C4587"/>
-                <w:sz w:val="21"/>
-                <w:szCs w:val="21"/>
-              </w:rPr>
-              <w:t>17:30 - 17:35</w:t>
+                <w:sz w:val="20"/>
+                <w:szCs w:val="20"/>
+              </w:rPr>
+            </w:pPr>
+            <w:r>
+              <w:rPr>
+                <w:rFonts w:asciiTheme="minorHAnsi" w:hAnsiTheme="minorHAnsi" w:cstheme="minorHAnsi"/>
+                <w:color w:val="1C4587"/>
+                <w:sz w:val="20"/>
+                <w:szCs w:val="20"/>
+              </w:rPr>
+              <w:t>17:15 – 17:35</w:t>
             </w:r>
           </w:p>
         </w:tc>
@@ -1997,91 +2217,38 @@
               <w:rPr>
                 <w:rFonts w:asciiTheme="minorHAnsi" w:hAnsiTheme="minorHAnsi" w:cstheme="minorHAnsi"/>
                 <w:color w:val="1C4587"/>
-                <w:sz w:val="21"/>
-                <w:szCs w:val="21"/>
-              </w:rPr>
-            </w:pPr>
-            <w:r>
-              <w:rPr>
-                <w:rFonts w:asciiTheme="minorHAnsi" w:hAnsiTheme="minorHAnsi" w:cstheme="minorHAnsi"/>
-                <w:color w:val="1C4587"/>
-                <w:sz w:val="21"/>
-                <w:szCs w:val="21"/>
-              </w:rPr>
-              <w:t xml:space="preserve">Transient Analysis of a High-Temperature Gas-Cooled Micro-Reactor for Fission Surface Power Applications using Simulink and </w:t>
-            </w:r>
-            <w:proofErr w:type="gramStart"/>
-            <w:r>
-              <w:rPr>
-                <w:rFonts w:asciiTheme="minorHAnsi" w:hAnsiTheme="minorHAnsi" w:cstheme="minorHAnsi"/>
-                <w:color w:val="1C4587"/>
-                <w:sz w:val="21"/>
-                <w:szCs w:val="21"/>
-              </w:rPr>
-              <w:t xml:space="preserve">NPSS  </w:t>
-            </w:r>
-            <w:r>
-              <w:rPr>
-                <w:rFonts w:asciiTheme="minorHAnsi" w:hAnsiTheme="minorHAnsi" w:cstheme="minorHAnsi"/>
-                <w:i/>
-                <w:iCs/>
-                <w:color w:val="1C4587"/>
-                <w:sz w:val="21"/>
-                <w:szCs w:val="21"/>
-              </w:rPr>
-              <w:t>(</w:t>
-            </w:r>
-            <w:proofErr w:type="gramEnd"/>
-            <w:r>
-              <w:rPr>
-                <w:rFonts w:asciiTheme="minorHAnsi" w:hAnsiTheme="minorHAnsi" w:cstheme="minorHAnsi"/>
-                <w:i/>
-                <w:iCs/>
-                <w:color w:val="1C4587"/>
-                <w:sz w:val="21"/>
-                <w:szCs w:val="21"/>
-              </w:rPr>
-              <w:t xml:space="preserve">flash </w:t>
-            </w:r>
-            <w:proofErr w:type="gramStart"/>
-            <w:r>
-              <w:rPr>
-                <w:rFonts w:asciiTheme="minorHAnsi" w:hAnsiTheme="minorHAnsi" w:cstheme="minorHAnsi"/>
-                <w:i/>
-                <w:iCs/>
-                <w:color w:val="1C4587"/>
-                <w:sz w:val="21"/>
-                <w:szCs w:val="21"/>
-              </w:rPr>
-              <w:t>talk)</w:t>
-            </w:r>
-            <w:r>
-              <w:rPr>
-                <w:rFonts w:asciiTheme="minorHAnsi" w:hAnsiTheme="minorHAnsi" w:cstheme="minorHAnsi"/>
-                <w:color w:val="1C4587"/>
-                <w:sz w:val="21"/>
-                <w:szCs w:val="21"/>
-              </w:rPr>
-              <w:t xml:space="preserve">  -</w:t>
-            </w:r>
-            <w:proofErr w:type="gramEnd"/>
-            <w:r>
-              <w:rPr>
-                <w:rFonts w:asciiTheme="minorHAnsi" w:hAnsiTheme="minorHAnsi" w:cstheme="minorHAnsi"/>
-                <w:color w:val="1C4587"/>
-                <w:sz w:val="21"/>
-                <w:szCs w:val="21"/>
-              </w:rPr>
-              <w:t xml:space="preserve"> David Barton, Rolls-Royce </w:t>
-            </w:r>
-            <w:r>
-              <w:rPr>
-                <w:rFonts w:asciiTheme="minorHAnsi" w:hAnsiTheme="minorHAnsi" w:cstheme="minorHAnsi"/>
-                <w:color w:val="1C4587"/>
-                <w:sz w:val="21"/>
-                <w:szCs w:val="21"/>
-              </w:rPr>
-              <w:t>PLC</w:t>
+                <w:sz w:val="20"/>
+                <w:szCs w:val="20"/>
+              </w:rPr>
+            </w:pPr>
+            <w:r>
+              <w:rPr>
+                <w:rFonts w:asciiTheme="minorHAnsi" w:hAnsiTheme="minorHAnsi" w:cstheme="minorHAnsi"/>
+                <w:color w:val="1C4587"/>
+                <w:sz w:val="20"/>
+                <w:szCs w:val="20"/>
+              </w:rPr>
+              <w:t>On microlayer modelling in pool boiling with conjugate heat transfer - Borja Diaz-</w:t>
+            </w:r>
+            <w:proofErr w:type="spellStart"/>
+            <w:r>
+              <w:rPr>
+                <w:rFonts w:asciiTheme="minorHAnsi" w:hAnsiTheme="minorHAnsi" w:cstheme="minorHAnsi"/>
+                <w:color w:val="1C4587"/>
+                <w:sz w:val="20"/>
+                <w:szCs w:val="20"/>
+              </w:rPr>
+              <w:t>Guardamino</w:t>
+            </w:r>
+            <w:proofErr w:type="spellEnd"/>
+            <w:r>
+              <w:rPr>
+                <w:rFonts w:asciiTheme="minorHAnsi" w:hAnsiTheme="minorHAnsi" w:cstheme="minorHAnsi"/>
+                <w:color w:val="1C4587"/>
+                <w:sz w:val="20"/>
+                <w:szCs w:val="20"/>
+              </w:rPr>
+              <w:t xml:space="preserve"> Sobrin, The University of Manchester</w:t>
             </w:r>
           </w:p>
         </w:tc>
@@ -2102,18 +2269,54 @@
               <w:rPr>
                 <w:rFonts w:asciiTheme="minorHAnsi" w:hAnsiTheme="minorHAnsi" w:cstheme="minorHAnsi"/>
                 <w:color w:val="1C4587"/>
-                <w:sz w:val="21"/>
-                <w:szCs w:val="21"/>
-              </w:rPr>
-            </w:pPr>
-            <w:r>
-              <w:rPr>
-                <w:rFonts w:asciiTheme="minorHAnsi" w:hAnsiTheme="minorHAnsi" w:cstheme="minorHAnsi"/>
-                <w:color w:val="1C4587"/>
-                <w:sz w:val="21"/>
-                <w:szCs w:val="21"/>
-              </w:rPr>
-              <w:t>17:35 - 17:40</w:t>
+                <w:sz w:val="20"/>
+                <w:szCs w:val="20"/>
+              </w:rPr>
+            </w:pPr>
+            <w:r>
+              <w:rPr>
+                <w:rFonts w:asciiTheme="minorHAnsi" w:hAnsiTheme="minorHAnsi" w:cstheme="minorHAnsi"/>
+                <w:color w:val="1C4587"/>
+                <w:sz w:val="20"/>
+                <w:szCs w:val="20"/>
+              </w:rPr>
+              <w:t>17:</w:t>
+            </w:r>
+            <w:r>
+              <w:rPr>
+                <w:rFonts w:asciiTheme="minorHAnsi" w:hAnsiTheme="minorHAnsi" w:cstheme="minorHAnsi"/>
+                <w:color w:val="1C4587"/>
+                <w:sz w:val="20"/>
+                <w:szCs w:val="20"/>
+              </w:rPr>
+              <w:t>3</w:t>
+            </w:r>
+            <w:r>
+              <w:rPr>
+                <w:rFonts w:asciiTheme="minorHAnsi" w:hAnsiTheme="minorHAnsi" w:cstheme="minorHAnsi"/>
+                <w:color w:val="1C4587"/>
+                <w:sz w:val="20"/>
+                <w:szCs w:val="20"/>
+              </w:rPr>
+              <w:t>5 - 17:</w:t>
+            </w:r>
+            <w:r>
+              <w:rPr>
+                <w:rFonts w:asciiTheme="minorHAnsi" w:hAnsiTheme="minorHAnsi" w:cstheme="minorHAnsi"/>
+                <w:color w:val="1C4587"/>
+                <w:sz w:val="20"/>
+                <w:szCs w:val="20"/>
+              </w:rPr>
+              <w:t>4</w:t>
+            </w:r>
+            <w:r>
+              <w:rPr>
+                <w:rFonts w:asciiTheme="minorHAnsi" w:hAnsiTheme="minorHAnsi" w:cstheme="minorHAnsi"/>
+                <w:color w:val="1C4587"/>
+                <w:sz w:val="20"/>
+                <w:szCs w:val="20"/>
+              </w:rPr>
+              <w:t>0</w:t>
             </w:r>
           </w:p>
         </w:tc>
@@ -2128,18 +2331,28 @@
               <w:rPr>
                 <w:rFonts w:asciiTheme="minorHAnsi" w:hAnsiTheme="minorHAnsi" w:cstheme="minorHAnsi"/>
                 <w:color w:val="1C4587"/>
-                <w:sz w:val="21"/>
-                <w:szCs w:val="21"/>
-              </w:rPr>
-            </w:pPr>
-            <w:r>
-              <w:rPr>
-                <w:rFonts w:asciiTheme="minorHAnsi" w:hAnsiTheme="minorHAnsi" w:cstheme="minorHAnsi"/>
-                <w:color w:val="1C4587"/>
-                <w:sz w:val="21"/>
-                <w:szCs w:val="21"/>
-              </w:rPr>
-              <w:t xml:space="preserve">Validation of CFD Modelling for Natural Circulation Loops </w:t>
+                <w:sz w:val="20"/>
+                <w:szCs w:val="20"/>
+              </w:rPr>
+            </w:pPr>
+            <w:r>
+              <w:rPr>
+                <w:rFonts w:asciiTheme="minorHAnsi" w:hAnsiTheme="minorHAnsi" w:cstheme="minorHAnsi"/>
+                <w:color w:val="1C4587"/>
+                <w:sz w:val="20"/>
+                <w:szCs w:val="20"/>
+              </w:rPr>
+              <w:t xml:space="preserve">Transient Analysis of a High-Temperature Gas-Cooled Micro-Reactor for Fission Surface Power Applications using Simulink and </w:t>
+            </w:r>
+            <w:proofErr w:type="gramStart"/>
+            <w:r>
+              <w:rPr>
+                <w:rFonts w:asciiTheme="minorHAnsi" w:hAnsiTheme="minorHAnsi" w:cstheme="minorHAnsi"/>
+                <w:color w:val="1C4587"/>
+                <w:sz w:val="20"/>
+                <w:szCs w:val="20"/>
+              </w:rPr>
+              <w:t xml:space="preserve">NPSS  </w:t>
             </w:r>
             <w:r>
               <w:rPr>
@@ -2147,19 +2360,53 @@
                 <w:i/>
                 <w:iCs/>
                 <w:color w:val="1C4587"/>
-                <w:sz w:val="21"/>
-                <w:szCs w:val="21"/>
-              </w:rPr>
-              <w:t>(flash talk)</w:t>
-            </w:r>
-            <w:r>
-              <w:rPr>
-                <w:rFonts w:asciiTheme="minorHAnsi" w:hAnsiTheme="minorHAnsi" w:cstheme="minorHAnsi"/>
-                <w:color w:val="1C4587"/>
-                <w:sz w:val="21"/>
-                <w:szCs w:val="21"/>
-              </w:rPr>
-              <w:t xml:space="preserve">  - Thomas John, Rolls-Royce PLC</w:t>
+                <w:sz w:val="20"/>
+                <w:szCs w:val="20"/>
+              </w:rPr>
+              <w:t>(</w:t>
+            </w:r>
+            <w:proofErr w:type="gramEnd"/>
+            <w:r>
+              <w:rPr>
+                <w:rFonts w:asciiTheme="minorHAnsi" w:hAnsiTheme="minorHAnsi" w:cstheme="minorHAnsi"/>
+                <w:i/>
+                <w:iCs/>
+                <w:color w:val="1C4587"/>
+                <w:sz w:val="20"/>
+                <w:szCs w:val="20"/>
+              </w:rPr>
+              <w:t xml:space="preserve">flash </w:t>
+            </w:r>
+            <w:proofErr w:type="gramStart"/>
+            <w:r>
+              <w:rPr>
+                <w:rFonts w:asciiTheme="minorHAnsi" w:hAnsiTheme="minorHAnsi" w:cstheme="minorHAnsi"/>
+                <w:i/>
+                <w:iCs/>
+                <w:color w:val="1C4587"/>
+                <w:sz w:val="20"/>
+                <w:szCs w:val="20"/>
+              </w:rPr>
+              <w:t>talk)</w:t>
+            </w:r>
+            <w:r>
+              <w:rPr>
+                <w:rFonts w:asciiTheme="minorHAnsi" w:hAnsiTheme="minorHAnsi" w:cstheme="minorHAnsi"/>
+                <w:color w:val="1C4587"/>
+                <w:sz w:val="20"/>
+                <w:szCs w:val="20"/>
+              </w:rPr>
+              <w:t xml:space="preserve">  -</w:t>
+            </w:r>
+            <w:proofErr w:type="gramEnd"/>
+            <w:r>
+              <w:rPr>
+                <w:rFonts w:asciiTheme="minorHAnsi" w:hAnsiTheme="minorHAnsi" w:cstheme="minorHAnsi"/>
+                <w:color w:val="1C4587"/>
+                <w:sz w:val="20"/>
+                <w:szCs w:val="20"/>
+              </w:rPr>
+              <w:t xml:space="preserve"> David Barton, Rolls-Royce PLC</w:t>
             </w:r>
           </w:p>
         </w:tc>
@@ -2180,123 +2427,122 @@
               <w:rPr>
                 <w:rFonts w:asciiTheme="minorHAnsi" w:hAnsiTheme="minorHAnsi" w:cstheme="minorHAnsi"/>
                 <w:color w:val="1C4587"/>
-              </w:rPr>
-            </w:pPr>
-            <w:r>
-              <w:rPr>
-                <w:rFonts w:asciiTheme="minorHAnsi" w:hAnsiTheme="minorHAnsi" w:cstheme="minorHAnsi"/>
-                <w:b/>
+                <w:sz w:val="20"/>
+                <w:szCs w:val="20"/>
+              </w:rPr>
+            </w:pPr>
+            <w:r>
+              <w:rPr>
+                <w:rFonts w:asciiTheme="minorHAnsi" w:hAnsiTheme="minorHAnsi" w:cstheme="minorHAnsi"/>
+                <w:color w:val="1C4587"/>
+                <w:sz w:val="20"/>
+                <w:szCs w:val="20"/>
+              </w:rPr>
+              <w:t>17:</w:t>
+            </w:r>
+            <w:r>
+              <w:rPr>
+                <w:rFonts w:asciiTheme="minorHAnsi" w:hAnsiTheme="minorHAnsi" w:cstheme="minorHAnsi"/>
+                <w:color w:val="1C4587"/>
+                <w:sz w:val="20"/>
+                <w:szCs w:val="20"/>
+              </w:rPr>
+              <w:t>4</w:t>
+            </w:r>
+            <w:r>
+              <w:rPr>
+                <w:rFonts w:asciiTheme="minorHAnsi" w:hAnsiTheme="minorHAnsi" w:cstheme="minorHAnsi"/>
+                <w:color w:val="1C4587"/>
+                <w:sz w:val="20"/>
+                <w:szCs w:val="20"/>
+              </w:rPr>
+              <w:t>0 - 17:</w:t>
+            </w:r>
+            <w:r>
+              <w:rPr>
+                <w:rFonts w:asciiTheme="minorHAnsi" w:hAnsiTheme="minorHAnsi" w:cstheme="minorHAnsi"/>
+                <w:color w:val="1C4587"/>
+                <w:sz w:val="20"/>
+                <w:szCs w:val="20"/>
+              </w:rPr>
+              <w:t>4</w:t>
+            </w:r>
+            <w:r>
+              <w:rPr>
+                <w:rFonts w:asciiTheme="minorHAnsi" w:hAnsiTheme="minorHAnsi" w:cstheme="minorHAnsi"/>
+                <w:color w:val="1C4587"/>
+                <w:sz w:val="20"/>
+                <w:szCs w:val="20"/>
+              </w:rPr>
+              <w:t>5</w:t>
+            </w:r>
+          </w:p>
+        </w:tc>
+        <w:tc>
+          <w:tcPr>
+            <w:tcW w:w="8749" w:type="dxa"/>
+          </w:tcPr>
+          <w:p>
+            <w:pPr>
+              <w:pStyle w:val="LO-normal"/>
+              <w:spacing w:after="40" w:line="240" w:lineRule="auto"/>
+              <w:rPr>
+                <w:rFonts w:asciiTheme="minorHAnsi" w:hAnsiTheme="minorHAnsi" w:cstheme="minorHAnsi"/>
+                <w:color w:val="1C4587"/>
+                <w:sz w:val="20"/>
+                <w:szCs w:val="20"/>
+              </w:rPr>
+            </w:pPr>
+            <w:r>
+              <w:rPr>
+                <w:rFonts w:asciiTheme="minorHAnsi" w:hAnsiTheme="minorHAnsi" w:cstheme="minorHAnsi"/>
+                <w:color w:val="1C4587"/>
+                <w:sz w:val="20"/>
+                <w:szCs w:val="20"/>
+              </w:rPr>
+              <w:t xml:space="preserve">Validation of CFD Modelling for Natural Circulation Loops </w:t>
+            </w:r>
+            <w:r>
+              <w:rPr>
+                <w:rFonts w:asciiTheme="minorHAnsi" w:hAnsiTheme="minorHAnsi" w:cstheme="minorHAnsi"/>
                 <w:i/>
                 <w:iCs/>
-                <w:color w:val="0070C0"/>
-              </w:rPr>
-              <w:t>1</w:t>
-            </w:r>
-            <w:r>
-              <w:rPr>
-                <w:rFonts w:asciiTheme="minorHAnsi" w:hAnsiTheme="minorHAnsi" w:cstheme="minorHAnsi"/>
-                <w:b/>
+                <w:color w:val="1C4587"/>
+                <w:sz w:val="20"/>
+                <w:szCs w:val="20"/>
+              </w:rPr>
+              <w:t xml:space="preserve">(flash </w:t>
+            </w:r>
+            <w:proofErr w:type="gramStart"/>
+            <w:r>
+              <w:rPr>
+                <w:rFonts w:asciiTheme="minorHAnsi" w:hAnsiTheme="minorHAnsi" w:cstheme="minorHAnsi"/>
                 <w:i/>
                 <w:iCs/>
-                <w:color w:val="0070C0"/>
-              </w:rPr>
-              <w:t>9</w:t>
-            </w:r>
-            <w:r>
-              <w:rPr>
-                <w:rFonts w:asciiTheme="minorHAnsi" w:hAnsiTheme="minorHAnsi" w:cstheme="minorHAnsi"/>
-                <w:b/>
-                <w:i/>
-                <w:iCs/>
-                <w:color w:val="0070C0"/>
-              </w:rPr>
-              <w:t>:</w:t>
-            </w:r>
-            <w:r>
-              <w:rPr>
-                <w:rFonts w:asciiTheme="minorHAnsi" w:hAnsiTheme="minorHAnsi" w:cstheme="minorHAnsi"/>
-                <w:b/>
-                <w:i/>
-                <w:iCs/>
-                <w:color w:val="0070C0"/>
-              </w:rPr>
-              <w:t>0</w:t>
-            </w:r>
-            <w:r>
-              <w:rPr>
-                <w:rFonts w:asciiTheme="minorHAnsi" w:hAnsiTheme="minorHAnsi" w:cstheme="minorHAnsi"/>
-                <w:b/>
-                <w:i/>
-                <w:iCs/>
-                <w:color w:val="0070C0"/>
-              </w:rPr>
-              <w:t>0</w:t>
-            </w:r>
-          </w:p>
-        </w:tc>
-        <w:tc>
-          <w:tcPr>
-            <w:tcW w:w="8749" w:type="dxa"/>
-          </w:tcPr>
-          <w:p>
-            <w:pPr>
-              <w:pStyle w:val="LO-normal"/>
-              <w:spacing w:after="40" w:line="240" w:lineRule="auto"/>
-              <w:jc w:val="center"/>
-              <w:rPr>
-                <w:rFonts w:asciiTheme="minorHAnsi" w:hAnsiTheme="minorHAnsi" w:cstheme="minorHAnsi"/>
-                <w:b/>
-                <w:i/>
-                <w:iCs/>
-                <w:color w:val="0070C0"/>
-              </w:rPr>
-            </w:pPr>
-            <w:r>
-              <w:rPr>
-                <w:rFonts w:asciiTheme="minorHAnsi" w:hAnsiTheme="minorHAnsi" w:cstheme="minorHAnsi"/>
-                <w:b/>
-                <w:i/>
-                <w:iCs/>
-                <w:color w:val="0070C0"/>
-              </w:rPr>
-              <w:t>Dinner</w:t>
-            </w:r>
-          </w:p>
-          <w:p>
-            <w:pPr>
-              <w:pStyle w:val="LO-normal"/>
-              <w:spacing w:after="40" w:line="240" w:lineRule="auto"/>
-              <w:jc w:val="center"/>
-              <w:rPr>
-                <w:rFonts w:asciiTheme="minorHAnsi" w:hAnsiTheme="minorHAnsi" w:cstheme="minorHAnsi"/>
-                <w:b/>
-                <w:i/>
-                <w:iCs/>
-                <w:color w:val="0070C0"/>
-              </w:rPr>
-            </w:pPr>
-            <w:r>
-              <w:rPr>
-                <w:rFonts w:asciiTheme="minorHAnsi" w:hAnsiTheme="minorHAnsi" w:cstheme="minorHAnsi"/>
-                <w:b/>
-                <w:i/>
-                <w:iCs/>
-                <w:color w:val="0070C0"/>
-              </w:rPr>
-              <w:t>Manchester Museum,</w:t>
-            </w:r>
-            <w:r>
-              <w:t xml:space="preserve"> </w:t>
-            </w:r>
-            <w:r>
-              <w:rPr>
-                <w:rFonts w:asciiTheme="minorHAnsi" w:hAnsiTheme="minorHAnsi" w:cstheme="minorHAnsi"/>
-                <w:b/>
-                <w:i/>
-                <w:iCs/>
-                <w:color w:val="0070C0"/>
-              </w:rPr>
-              <w:t>Coupland Street (under the arch on Oxford Road and to the left)</w:t>
+                <w:color w:val="1C4587"/>
+                <w:sz w:val="20"/>
+                <w:szCs w:val="20"/>
+              </w:rPr>
+              <w:t>talk)</w:t>
+            </w:r>
+            <w:r>
+              <w:rPr>
+                <w:rFonts w:asciiTheme="minorHAnsi" w:hAnsiTheme="minorHAnsi" w:cstheme="minorHAnsi"/>
+                <w:color w:val="1C4587"/>
+                <w:sz w:val="20"/>
+                <w:szCs w:val="20"/>
+              </w:rPr>
+              <w:t xml:space="preserve">  -</w:t>
+            </w:r>
+            <w:proofErr w:type="gramEnd"/>
+            <w:r>
+              <w:rPr>
+                <w:rFonts w:asciiTheme="minorHAnsi" w:hAnsiTheme="minorHAnsi" w:cstheme="minorHAnsi"/>
+                <w:color w:val="1C4587"/>
+                <w:sz w:val="20"/>
+                <w:szCs w:val="20"/>
+              </w:rPr>
+              <w:t xml:space="preserve"> Thomas John, Rolls-Royce</w:t>
             </w:r>
           </w:p>
         </w:tc>
@@ -2316,6 +2562,14 @@
               <w:jc w:val="center"/>
               <w:rPr>
                 <w:rFonts w:asciiTheme="minorHAnsi" w:hAnsiTheme="minorHAnsi" w:cstheme="minorHAnsi"/>
+                <w:color w:val="1C4587"/>
+                <w:sz w:val="21"/>
+                <w:szCs w:val="21"/>
+              </w:rPr>
+            </w:pPr>
+            <w:r>
+              <w:rPr>
+                <w:rFonts w:asciiTheme="minorHAnsi" w:hAnsiTheme="minorHAnsi" w:cstheme="minorHAnsi"/>
                 <w:b/>
                 <w:i/>
                 <w:iCs/>
@@ -2323,13 +2577,42 @@
                 <w:sz w:val="21"/>
                 <w:szCs w:val="21"/>
               </w:rPr>
-            </w:pPr>
+              <w:t>19:00</w:t>
+            </w:r>
           </w:p>
         </w:tc>
         <w:tc>
           <w:tcPr>
             <w:tcW w:w="8749" w:type="dxa"/>
           </w:tcPr>
+          <w:p>
+            <w:pPr>
+              <w:pStyle w:val="LO-normal"/>
+              <w:spacing w:after="40" w:line="240" w:lineRule="auto"/>
+              <w:jc w:val="center"/>
+              <w:rPr>
+                <w:rFonts w:asciiTheme="minorHAnsi" w:hAnsiTheme="minorHAnsi" w:cstheme="minorHAnsi"/>
+                <w:b/>
+                <w:i/>
+                <w:iCs/>
+                <w:color w:val="0070C0"/>
+                <w:sz w:val="21"/>
+                <w:szCs w:val="21"/>
+              </w:rPr>
+            </w:pPr>
+            <w:r>
+              <w:rPr>
+                <w:rFonts w:asciiTheme="minorHAnsi" w:hAnsiTheme="minorHAnsi" w:cstheme="minorHAnsi"/>
+                <w:b/>
+                <w:i/>
+                <w:iCs/>
+                <w:color w:val="0070C0"/>
+                <w:sz w:val="21"/>
+                <w:szCs w:val="21"/>
+              </w:rPr>
+              <w:t>Dinner</w:t>
+            </w:r>
+          </w:p>
           <w:p>
             <w:pPr>
               <w:pStyle w:val="LO-normal"/>
@@ -2345,93 +2628,38 @@
                 <w:szCs w:val="21"/>
               </w:rPr>
             </w:pPr>
-          </w:p>
-        </w:tc>
-      </w:tr>
-    </w:tbl>
-    <w:p>
-      <w:pPr>
-        <w:rPr>
-          <w:rFonts w:asciiTheme="minorHAnsi" w:hAnsiTheme="minorHAnsi" w:cstheme="minorHAnsi"/>
-          <w:sz w:val="21"/>
-          <w:szCs w:val="21"/>
-        </w:rPr>
-      </w:pPr>
-    </w:p>
-    <w:p>
-      <w:pPr>
-        <w:rPr>
-          <w:rFonts w:asciiTheme="minorHAnsi" w:hAnsiTheme="minorHAnsi" w:cstheme="minorHAnsi"/>
-          <w:sz w:val="21"/>
-          <w:szCs w:val="21"/>
-        </w:rPr>
-      </w:pPr>
-    </w:p>
-    <w:tbl>
-      <w:tblPr>
-        <w:tblW w:w="10206" w:type="dxa"/>
-        <w:tblInd w:w="-572" w:type="dxa"/>
-        <w:tblLayout w:type="fixed"/>
-        <w:tblLook w:val="0400" w:firstRow="0" w:lastRow="0" w:firstColumn="0" w:lastColumn="0" w:noHBand="0" w:noVBand="1"/>
-      </w:tblPr>
-      <w:tblGrid>
-        <w:gridCol w:w="1457"/>
-        <w:gridCol w:w="8749"/>
-      </w:tblGrid>
-      <w:tr>
-        <w:trPr>
-          <w:trHeight w:val="340"/>
-        </w:trPr>
-        <w:tc>
-          <w:tcPr>
-            <w:tcW w:w="10206" w:type="dxa"/>
-            <w:gridSpan w:val="2"/>
-          </w:tcPr>
-          <w:p>
-            <w:pPr>
-              <w:spacing w:after="0" w:line="240" w:lineRule="auto"/>
-              <w:jc w:val="center"/>
-              <w:rPr>
-                <w:rFonts w:asciiTheme="minorHAnsi" w:hAnsiTheme="minorHAnsi" w:cstheme="minorHAnsi"/>
-                <w:b/>
-                <w:color w:val="2E74B5" w:themeColor="accent1" w:themeShade="BF"/>
-              </w:rPr>
-            </w:pPr>
-            <w:r>
-              <w:rPr>
-                <w:rFonts w:asciiTheme="minorHAnsi" w:hAnsiTheme="minorHAnsi" w:cstheme="minorHAnsi"/>
-                <w:b/>
-                <w:color w:val="2E74B5" w:themeColor="accent1" w:themeShade="BF"/>
-              </w:rPr>
-              <w:t>Tuesday 30</w:t>
-            </w:r>
-            <w:r>
-              <w:rPr>
-                <w:rFonts w:asciiTheme="minorHAnsi" w:hAnsiTheme="minorHAnsi" w:cstheme="minorHAnsi"/>
-                <w:b/>
-                <w:color w:val="2E74B5" w:themeColor="accent1" w:themeShade="BF"/>
-                <w:vertAlign w:val="superscript"/>
-              </w:rPr>
-              <w:t>th</w:t>
-            </w:r>
-            <w:r>
-              <w:rPr>
-                <w:rFonts w:asciiTheme="minorHAnsi" w:hAnsiTheme="minorHAnsi" w:cstheme="minorHAnsi"/>
-                <w:b/>
-                <w:color w:val="2E74B5" w:themeColor="accent1" w:themeShade="BF"/>
-              </w:rPr>
-              <w:t xml:space="preserve"> June</w:t>
-            </w:r>
-          </w:p>
-          <w:p>
-            <w:pPr>
-              <w:spacing w:after="0" w:line="240" w:lineRule="auto"/>
-              <w:jc w:val="center"/>
-              <w:rPr>
-                <w:rFonts w:asciiTheme="minorHAnsi" w:hAnsiTheme="minorHAnsi" w:cstheme="minorHAnsi"/>
-                <w:b/>
-              </w:rPr>
-            </w:pPr>
+            <w:r>
+              <w:rPr>
+                <w:rFonts w:asciiTheme="minorHAnsi" w:hAnsiTheme="minorHAnsi" w:cstheme="minorHAnsi"/>
+                <w:bCs/>
+                <w:i/>
+                <w:iCs/>
+                <w:color w:val="0070C0"/>
+                <w:sz w:val="21"/>
+                <w:szCs w:val="21"/>
+              </w:rPr>
+              <w:t>Manchester Museum,</w:t>
+            </w:r>
+            <w:r>
+              <w:rPr>
+                <w:bCs/>
+                <w:sz w:val="21"/>
+                <w:szCs w:val="21"/>
+              </w:rPr>
+              <w:t xml:space="preserve"> </w:t>
+            </w:r>
+            <w:r>
+              <w:rPr>
+                <w:rFonts w:asciiTheme="minorHAnsi" w:hAnsiTheme="minorHAnsi" w:cstheme="minorHAnsi"/>
+                <w:bCs/>
+                <w:i/>
+                <w:iCs/>
+                <w:color w:val="0070C0"/>
+                <w:sz w:val="21"/>
+                <w:szCs w:val="21"/>
+              </w:rPr>
+              <w:t>Coupland Street (under the arch on Oxford Road and to the left)</w:t>
+            </w:r>
           </w:p>
         </w:tc>
       </w:tr>
@@ -2441,60 +2669,65 @@
         </w:trPr>
         <w:tc>
           <w:tcPr>
-            <w:tcW w:w="1457" w:type="dxa"/>
-          </w:tcPr>
-          <w:p>
-            <w:pPr>
-              <w:pStyle w:val="LO-normal"/>
+            <w:tcW w:w="10206" w:type="dxa"/>
+            <w:gridSpan w:val="2"/>
+          </w:tcPr>
+          <w:p>
+            <w:pPr>
               <w:spacing w:after="0" w:line="240" w:lineRule="auto"/>
               <w:jc w:val="center"/>
               <w:rPr>
                 <w:rFonts w:asciiTheme="minorHAnsi" w:hAnsiTheme="minorHAnsi" w:cstheme="minorHAnsi"/>
                 <w:b/>
-                <w:i/>
-                <w:iCs/>
-                <w:color w:val="0070C0"/>
-              </w:rPr>
-            </w:pPr>
-            <w:r>
-              <w:rPr>
-                <w:rFonts w:asciiTheme="minorHAnsi" w:hAnsiTheme="minorHAnsi" w:cstheme="minorHAnsi"/>
-                <w:b/>
-                <w:i/>
-                <w:iCs/>
-                <w:color w:val="0070C0"/>
-              </w:rPr>
-              <w:t>08:30 - 09:00</w:t>
-            </w:r>
-          </w:p>
-        </w:tc>
-        <w:tc>
-          <w:tcPr>
-            <w:tcW w:w="8749" w:type="dxa"/>
-          </w:tcPr>
-          <w:p>
-            <w:pPr>
-              <w:pStyle w:val="LO-normal"/>
+                <w:color w:val="2E74B5" w:themeColor="accent1" w:themeShade="BF"/>
+                <w:sz w:val="21"/>
+                <w:szCs w:val="21"/>
+              </w:rPr>
+            </w:pPr>
+            <w:r>
+              <w:rPr>
+                <w:rFonts w:asciiTheme="minorHAnsi" w:hAnsiTheme="minorHAnsi" w:cstheme="minorHAnsi"/>
+                <w:b/>
+                <w:color w:val="2E74B5" w:themeColor="accent1" w:themeShade="BF"/>
+                <w:sz w:val="21"/>
+                <w:szCs w:val="21"/>
+              </w:rPr>
+              <w:lastRenderedPageBreak/>
+              <w:t>Tuesday 30</w:t>
+            </w:r>
+            <w:r>
+              <w:rPr>
+                <w:rFonts w:asciiTheme="minorHAnsi" w:hAnsiTheme="minorHAnsi" w:cstheme="minorHAnsi"/>
+                <w:b/>
+                <w:color w:val="2E74B5" w:themeColor="accent1" w:themeShade="BF"/>
+                <w:sz w:val="21"/>
+                <w:szCs w:val="21"/>
+                <w:vertAlign w:val="superscript"/>
+              </w:rPr>
+              <w:t>th</w:t>
+            </w:r>
+            <w:r>
+              <w:rPr>
+                <w:rFonts w:asciiTheme="minorHAnsi" w:hAnsiTheme="minorHAnsi" w:cstheme="minorHAnsi"/>
+                <w:b/>
+                <w:color w:val="2E74B5" w:themeColor="accent1" w:themeShade="BF"/>
+                <w:sz w:val="21"/>
+                <w:szCs w:val="21"/>
+              </w:rPr>
+              <w:t xml:space="preserve"> June</w:t>
+            </w:r>
+          </w:p>
+          <w:p>
+            <w:pPr>
               <w:spacing w:after="0" w:line="240" w:lineRule="auto"/>
               <w:jc w:val="center"/>
               <w:rPr>
                 <w:rFonts w:asciiTheme="minorHAnsi" w:hAnsiTheme="minorHAnsi" w:cstheme="minorHAnsi"/>
                 <w:b/>
-                <w:i/>
-                <w:iCs/>
-                <w:color w:val="0070C0"/>
-              </w:rPr>
-            </w:pPr>
-            <w:r>
-              <w:rPr>
-                <w:rFonts w:asciiTheme="minorHAnsi" w:hAnsiTheme="minorHAnsi" w:cstheme="minorHAnsi"/>
-                <w:b/>
-                <w:i/>
-                <w:iCs/>
-                <w:color w:val="0070C0"/>
-              </w:rPr>
-              <w:t>Arrival tea &amp; coffee</w:t>
-            </w:r>
+                <w:sz w:val="21"/>
+                <w:szCs w:val="21"/>
+              </w:rPr>
+            </w:pPr>
           </w:p>
         </w:tc>
       </w:tr>
@@ -2514,14 +2747,60 @@
               <w:rPr>
                 <w:rFonts w:asciiTheme="minorHAnsi" w:hAnsiTheme="minorHAnsi" w:cstheme="minorHAnsi"/>
                 <w:b/>
-              </w:rPr>
-            </w:pPr>
-            <w:r>
-              <w:rPr>
-                <w:rFonts w:asciiTheme="minorHAnsi" w:hAnsiTheme="minorHAnsi" w:cstheme="minorHAnsi"/>
-                <w:b/>
-              </w:rPr>
-              <w:t>Session 5</w:t>
+                <w:i/>
+                <w:iCs/>
+                <w:color w:val="0070C0"/>
+                <w:sz w:val="21"/>
+                <w:szCs w:val="21"/>
+              </w:rPr>
+            </w:pPr>
+            <w:r>
+              <w:rPr>
+                <w:rFonts w:asciiTheme="minorHAnsi" w:hAnsiTheme="minorHAnsi" w:cstheme="minorHAnsi"/>
+                <w:b/>
+                <w:i/>
+                <w:iCs/>
+                <w:color w:val="0070C0"/>
+                <w:sz w:val="21"/>
+                <w:szCs w:val="21"/>
+              </w:rPr>
+              <w:t>08:</w:t>
+            </w:r>
+            <w:r>
+              <w:rPr>
+                <w:rFonts w:asciiTheme="minorHAnsi" w:hAnsiTheme="minorHAnsi" w:cstheme="minorHAnsi"/>
+                <w:b/>
+                <w:i/>
+                <w:iCs/>
+                <w:color w:val="0070C0"/>
+                <w:sz w:val="21"/>
+                <w:szCs w:val="21"/>
+              </w:rPr>
+              <w:t>30</w:t>
+            </w:r>
+            <w:r>
+              <w:rPr>
+                <w:rFonts w:asciiTheme="minorHAnsi" w:hAnsiTheme="minorHAnsi" w:cstheme="minorHAnsi"/>
+                <w:b/>
+                <w:i/>
+                <w:iCs/>
+                <w:color w:val="0070C0"/>
+                <w:sz w:val="21"/>
+                <w:szCs w:val="21"/>
+              </w:rPr>
+              <w:t xml:space="preserve"> - 09:</w:t>
+            </w:r>
+            <w:r>
+              <w:rPr>
+                <w:rFonts w:asciiTheme="minorHAnsi" w:hAnsiTheme="minorHAnsi" w:cstheme="minorHAnsi"/>
+                <w:b/>
+                <w:i/>
+                <w:iCs/>
+                <w:color w:val="0070C0"/>
+                <w:sz w:val="21"/>
+                <w:szCs w:val="21"/>
+              </w:rPr>
+              <w:t>00</w:t>
             </w:r>
           </w:p>
         </w:tc>
@@ -2533,17 +2812,28 @@
             <w:pPr>
               <w:pStyle w:val="LO-normal"/>
               <w:spacing w:after="0" w:line="240" w:lineRule="auto"/>
-              <w:rPr>
-                <w:rFonts w:asciiTheme="minorHAnsi" w:hAnsiTheme="minorHAnsi" w:cstheme="minorHAnsi"/>
-                <w:b/>
-              </w:rPr>
-            </w:pPr>
-            <w:r>
-              <w:rPr>
-                <w:rFonts w:asciiTheme="minorHAnsi" w:hAnsiTheme="minorHAnsi" w:cstheme="minorHAnsi"/>
-                <w:b/>
-              </w:rPr>
-              <w:t xml:space="preserve">Data-Driven, Reduced-Order and Multiscale Modelling </w:t>
+              <w:jc w:val="center"/>
+              <w:rPr>
+                <w:rFonts w:asciiTheme="minorHAnsi" w:hAnsiTheme="minorHAnsi" w:cstheme="minorHAnsi"/>
+                <w:b/>
+                <w:i/>
+                <w:iCs/>
+                <w:color w:val="0070C0"/>
+                <w:sz w:val="21"/>
+                <w:szCs w:val="21"/>
+              </w:rPr>
+            </w:pPr>
+            <w:r>
+              <w:rPr>
+                <w:rFonts w:asciiTheme="minorHAnsi" w:hAnsiTheme="minorHAnsi" w:cstheme="minorHAnsi"/>
+                <w:b/>
+                <w:i/>
+                <w:iCs/>
+                <w:color w:val="0070C0"/>
+                <w:sz w:val="21"/>
+                <w:szCs w:val="21"/>
+              </w:rPr>
+              <w:t>Arrival tea &amp; coffee</w:t>
             </w:r>
           </w:p>
         </w:tc>
@@ -2563,19 +2853,19 @@
               <w:jc w:val="center"/>
               <w:rPr>
                 <w:rFonts w:asciiTheme="minorHAnsi" w:hAnsiTheme="minorHAnsi" w:cstheme="minorHAnsi"/>
-                <w:color w:val="1C4587"/>
-                <w:sz w:val="21"/>
-                <w:szCs w:val="21"/>
-              </w:rPr>
-            </w:pPr>
-            <w:r>
-              <w:rPr>
-                <w:rFonts w:asciiTheme="minorHAnsi" w:hAnsiTheme="minorHAnsi" w:cstheme="minorHAnsi"/>
-                <w:color w:val="1C4587"/>
-                <w:sz w:val="21"/>
-                <w:szCs w:val="21"/>
-              </w:rPr>
-              <w:t>09:00 - 09:20</w:t>
+                <w:b/>
+                <w:sz w:val="21"/>
+                <w:szCs w:val="21"/>
+              </w:rPr>
+            </w:pPr>
+            <w:r>
+              <w:rPr>
+                <w:rFonts w:asciiTheme="minorHAnsi" w:hAnsiTheme="minorHAnsi" w:cstheme="minorHAnsi"/>
+                <w:b/>
+                <w:sz w:val="21"/>
+                <w:szCs w:val="21"/>
+              </w:rPr>
+              <w:t>Session 5</w:t>
             </w:r>
           </w:p>
         </w:tc>
@@ -2589,19 +2879,46 @@
               <w:spacing w:after="0" w:line="240" w:lineRule="auto"/>
               <w:rPr>
                 <w:rFonts w:asciiTheme="minorHAnsi" w:hAnsiTheme="minorHAnsi" w:cstheme="minorHAnsi"/>
-                <w:color w:val="1C4587"/>
-                <w:sz w:val="21"/>
-                <w:szCs w:val="21"/>
-              </w:rPr>
-            </w:pPr>
-            <w:r>
-              <w:rPr>
-                <w:rFonts w:asciiTheme="minorHAnsi" w:hAnsiTheme="minorHAnsi" w:cstheme="minorHAnsi"/>
-                <w:color w:val="1C4587"/>
-                <w:sz w:val="21"/>
-                <w:szCs w:val="21"/>
-              </w:rPr>
-              <w:t>Data-driven boiling predictions: introducing the neural-gated mixture of engineering models approach - Omid Bidar, The University of Sheffield</w:t>
+                <w:b/>
+                <w:sz w:val="21"/>
+                <w:szCs w:val="21"/>
+              </w:rPr>
+            </w:pPr>
+            <w:r>
+              <w:rPr>
+                <w:rFonts w:asciiTheme="minorHAnsi" w:hAnsiTheme="minorHAnsi" w:cstheme="minorHAnsi"/>
+                <w:b/>
+                <w:sz w:val="21"/>
+                <w:szCs w:val="21"/>
+              </w:rPr>
+              <w:t xml:space="preserve">Data-Driven, Reduced-Order and Multiscale Modelling </w:t>
+            </w:r>
+            <w:r>
+              <w:rPr>
+                <w:rFonts w:asciiTheme="minorHAnsi" w:hAnsiTheme="minorHAnsi" w:cstheme="minorHAnsi"/>
+                <w:bCs/>
+                <w:sz w:val="21"/>
+                <w:szCs w:val="21"/>
+              </w:rPr>
+              <w:t xml:space="preserve">(chaired by </w:t>
+            </w:r>
+            <w:r>
+              <w:rPr>
+                <w:rFonts w:asciiTheme="minorHAnsi" w:hAnsiTheme="minorHAnsi" w:cstheme="minorHAnsi"/>
+                <w:bCs/>
+                <w:sz w:val="21"/>
+                <w:szCs w:val="21"/>
+              </w:rPr>
+              <w:t>Ryan Tunstall</w:t>
+            </w:r>
+            <w:r>
+              <w:rPr>
+                <w:rFonts w:asciiTheme="minorHAnsi" w:hAnsiTheme="minorHAnsi" w:cstheme="minorHAnsi"/>
+                <w:bCs/>
+                <w:sz w:val="21"/>
+                <w:szCs w:val="21"/>
+              </w:rPr>
+              <w:t>)</w:t>
             </w:r>
           </w:p>
         </w:tc>
@@ -2622,18 +2939,63 @@
               <w:rPr>
                 <w:rFonts w:asciiTheme="minorHAnsi" w:hAnsiTheme="minorHAnsi" w:cstheme="minorHAnsi"/>
                 <w:color w:val="1C4587"/>
-                <w:sz w:val="21"/>
-                <w:szCs w:val="21"/>
-              </w:rPr>
-            </w:pPr>
-            <w:r>
-              <w:rPr>
-                <w:rFonts w:asciiTheme="minorHAnsi" w:hAnsiTheme="minorHAnsi" w:cstheme="minorHAnsi"/>
-                <w:color w:val="1C4587"/>
-                <w:sz w:val="21"/>
-                <w:szCs w:val="21"/>
-              </w:rPr>
-              <w:t>09:20 - 09:40</w:t>
+                <w:sz w:val="20"/>
+                <w:szCs w:val="20"/>
+              </w:rPr>
+            </w:pPr>
+            <w:r>
+              <w:rPr>
+                <w:rFonts w:asciiTheme="minorHAnsi" w:hAnsiTheme="minorHAnsi" w:cstheme="minorHAnsi"/>
+                <w:color w:val="1C4587"/>
+                <w:sz w:val="20"/>
+                <w:szCs w:val="20"/>
+              </w:rPr>
+              <w:t>09:</w:t>
+            </w:r>
+            <w:r>
+              <w:rPr>
+                <w:rFonts w:asciiTheme="minorHAnsi" w:hAnsiTheme="minorHAnsi" w:cstheme="minorHAnsi"/>
+                <w:color w:val="1C4587"/>
+                <w:sz w:val="20"/>
+                <w:szCs w:val="20"/>
+              </w:rPr>
+              <w:t>0</w:t>
+            </w:r>
+            <w:r>
+              <w:rPr>
+                <w:rFonts w:asciiTheme="minorHAnsi" w:hAnsiTheme="minorHAnsi" w:cstheme="minorHAnsi"/>
+                <w:color w:val="1C4587"/>
+                <w:sz w:val="20"/>
+                <w:szCs w:val="20"/>
+              </w:rPr>
+              <w:t>0</w:t>
+            </w:r>
+            <w:r>
+              <w:rPr>
+                <w:rFonts w:asciiTheme="minorHAnsi" w:hAnsiTheme="minorHAnsi" w:cstheme="minorHAnsi"/>
+                <w:color w:val="1C4587"/>
+                <w:sz w:val="20"/>
+                <w:szCs w:val="20"/>
+              </w:rPr>
+              <w:t xml:space="preserve"> - 09:</w:t>
+            </w:r>
+            <w:r>
+              <w:rPr>
+                <w:rFonts w:asciiTheme="minorHAnsi" w:hAnsiTheme="minorHAnsi" w:cstheme="minorHAnsi"/>
+                <w:color w:val="1C4587"/>
+                <w:sz w:val="20"/>
+                <w:szCs w:val="20"/>
+              </w:rPr>
+              <w:t>2</w:t>
+            </w:r>
+            <w:r>
+              <w:rPr>
+                <w:rFonts w:asciiTheme="minorHAnsi" w:hAnsiTheme="minorHAnsi" w:cstheme="minorHAnsi"/>
+                <w:color w:val="1C4587"/>
+                <w:sz w:val="20"/>
+                <w:szCs w:val="20"/>
+              </w:rPr>
+              <w:t>0</w:t>
             </w:r>
           </w:p>
         </w:tc>
@@ -2648,18 +3010,18 @@
               <w:rPr>
                 <w:rFonts w:asciiTheme="minorHAnsi" w:hAnsiTheme="minorHAnsi" w:cstheme="minorHAnsi"/>
                 <w:color w:val="1C4587"/>
-                <w:sz w:val="21"/>
-                <w:szCs w:val="21"/>
-              </w:rPr>
-            </w:pPr>
-            <w:r>
-              <w:rPr>
-                <w:rFonts w:asciiTheme="minorHAnsi" w:hAnsiTheme="minorHAnsi" w:cstheme="minorHAnsi"/>
-                <w:color w:val="1C4587"/>
-                <w:sz w:val="21"/>
-                <w:szCs w:val="21"/>
-              </w:rPr>
-              <w:t>Reduced-Order Model with Geometry-Conforming, Voxel-Dominated Meshes for Neutron Transport - Andrew Buchan, Queen Mary University of London</w:t>
+                <w:sz w:val="20"/>
+                <w:szCs w:val="20"/>
+              </w:rPr>
+            </w:pPr>
+            <w:r>
+              <w:rPr>
+                <w:rFonts w:asciiTheme="minorHAnsi" w:hAnsiTheme="minorHAnsi" w:cstheme="minorHAnsi"/>
+                <w:color w:val="1C4587"/>
+                <w:sz w:val="20"/>
+                <w:szCs w:val="20"/>
+              </w:rPr>
+              <w:t>Data-driven boiling predictions: introducing the neural-gated mixture of engineering models approach - Omid Bidar, The University of Sheffield</w:t>
             </w:r>
           </w:p>
         </w:tc>
@@ -2680,18 +3042,72 @@
               <w:rPr>
                 <w:rFonts w:asciiTheme="minorHAnsi" w:hAnsiTheme="minorHAnsi" w:cstheme="minorHAnsi"/>
                 <w:color w:val="1C4587"/>
-                <w:sz w:val="21"/>
-                <w:szCs w:val="21"/>
-              </w:rPr>
-            </w:pPr>
-            <w:r>
-              <w:rPr>
-                <w:rFonts w:asciiTheme="minorHAnsi" w:hAnsiTheme="minorHAnsi" w:cstheme="minorHAnsi"/>
-                <w:color w:val="1C4587"/>
-                <w:sz w:val="21"/>
-                <w:szCs w:val="21"/>
-              </w:rPr>
-              <w:t>09:40 - 10:00</w:t>
+                <w:sz w:val="20"/>
+                <w:szCs w:val="20"/>
+              </w:rPr>
+            </w:pPr>
+            <w:r>
+              <w:rPr>
+                <w:rFonts w:asciiTheme="minorHAnsi" w:hAnsiTheme="minorHAnsi" w:cstheme="minorHAnsi"/>
+                <w:color w:val="1C4587"/>
+                <w:sz w:val="20"/>
+                <w:szCs w:val="20"/>
+              </w:rPr>
+              <w:t>09:</w:t>
+            </w:r>
+            <w:r>
+              <w:rPr>
+                <w:rFonts w:asciiTheme="minorHAnsi" w:hAnsiTheme="minorHAnsi" w:cstheme="minorHAnsi"/>
+                <w:color w:val="1C4587"/>
+                <w:sz w:val="20"/>
+                <w:szCs w:val="20"/>
+              </w:rPr>
+              <w:t>2</w:t>
+            </w:r>
+            <w:r>
+              <w:rPr>
+                <w:rFonts w:asciiTheme="minorHAnsi" w:hAnsiTheme="minorHAnsi" w:cstheme="minorHAnsi"/>
+                <w:color w:val="1C4587"/>
+                <w:sz w:val="20"/>
+                <w:szCs w:val="20"/>
+              </w:rPr>
+              <w:t xml:space="preserve">0 - </w:t>
+            </w:r>
+            <w:r>
+              <w:rPr>
+                <w:rFonts w:asciiTheme="minorHAnsi" w:hAnsiTheme="minorHAnsi" w:cstheme="minorHAnsi"/>
+                <w:color w:val="1C4587"/>
+                <w:sz w:val="20"/>
+                <w:szCs w:val="20"/>
+              </w:rPr>
+              <w:t>09</w:t>
+            </w:r>
+            <w:r>
+              <w:rPr>
+                <w:rFonts w:asciiTheme="minorHAnsi" w:hAnsiTheme="minorHAnsi" w:cstheme="minorHAnsi"/>
+                <w:color w:val="1C4587"/>
+                <w:sz w:val="20"/>
+                <w:szCs w:val="20"/>
+              </w:rPr>
+              <w:t>:</w:t>
+            </w:r>
+            <w:r>
+              <w:rPr>
+                <w:rFonts w:asciiTheme="minorHAnsi" w:hAnsiTheme="minorHAnsi" w:cstheme="minorHAnsi"/>
+                <w:color w:val="1C4587"/>
+                <w:sz w:val="20"/>
+                <w:szCs w:val="20"/>
+              </w:rPr>
+              <w:t>4</w:t>
+            </w:r>
+            <w:r>
+              <w:rPr>
+                <w:rFonts w:asciiTheme="minorHAnsi" w:hAnsiTheme="minorHAnsi" w:cstheme="minorHAnsi"/>
+                <w:color w:val="1C4587"/>
+                <w:sz w:val="20"/>
+                <w:szCs w:val="20"/>
+              </w:rPr>
+              <w:t>0</w:t>
             </w:r>
           </w:p>
         </w:tc>
@@ -2706,28 +3122,18 @@
               <w:rPr>
                 <w:rFonts w:asciiTheme="minorHAnsi" w:hAnsiTheme="minorHAnsi" w:cstheme="minorHAnsi"/>
                 <w:color w:val="1C4587"/>
-                <w:sz w:val="21"/>
-                <w:szCs w:val="21"/>
-              </w:rPr>
-            </w:pPr>
-            <w:r>
-              <w:rPr>
-                <w:rFonts w:asciiTheme="minorHAnsi" w:hAnsiTheme="minorHAnsi" w:cstheme="minorHAnsi"/>
-                <w:color w:val="1C4587"/>
-                <w:sz w:val="21"/>
-                <w:szCs w:val="21"/>
-                <w:highlight w:val="yellow"/>
-              </w:rPr>
-              <w:t>TBD</w:t>
-            </w:r>
-            <w:r>
-              <w:rPr>
-                <w:rFonts w:asciiTheme="minorHAnsi" w:hAnsiTheme="minorHAnsi" w:cstheme="minorHAnsi"/>
-                <w:color w:val="1C4587"/>
-                <w:sz w:val="21"/>
-                <w:szCs w:val="21"/>
-              </w:rPr>
-              <w:t xml:space="preserve"> - Jakov Popov, Queen Mary University of London</w:t>
+                <w:sz w:val="20"/>
+                <w:szCs w:val="20"/>
+              </w:rPr>
+            </w:pPr>
+            <w:r>
+              <w:rPr>
+                <w:rFonts w:asciiTheme="minorHAnsi" w:hAnsiTheme="minorHAnsi" w:cstheme="minorHAnsi"/>
+                <w:color w:val="1C4587"/>
+                <w:sz w:val="20"/>
+                <w:szCs w:val="20"/>
+              </w:rPr>
+              <w:t>Reduced-Order Model with Geometry-Conforming, Voxel-Dominated Meshes for Neutron Transport - Andrew Buchan, Queen Mary University of London</w:t>
             </w:r>
           </w:p>
         </w:tc>
@@ -2748,18 +3154,63 @@
               <w:rPr>
                 <w:rFonts w:asciiTheme="minorHAnsi" w:hAnsiTheme="minorHAnsi" w:cstheme="minorHAnsi"/>
                 <w:color w:val="1C4587"/>
-                <w:sz w:val="21"/>
-                <w:szCs w:val="21"/>
-              </w:rPr>
-            </w:pPr>
-            <w:r>
-              <w:rPr>
-                <w:rFonts w:asciiTheme="minorHAnsi" w:hAnsiTheme="minorHAnsi" w:cstheme="minorHAnsi"/>
-                <w:color w:val="1C4587"/>
-                <w:sz w:val="21"/>
-                <w:szCs w:val="21"/>
-              </w:rPr>
-              <w:t>10:00 - 10:20</w:t>
+                <w:sz w:val="20"/>
+                <w:szCs w:val="20"/>
+              </w:rPr>
+            </w:pPr>
+            <w:r>
+              <w:rPr>
+                <w:rFonts w:asciiTheme="minorHAnsi" w:hAnsiTheme="minorHAnsi" w:cstheme="minorHAnsi"/>
+                <w:color w:val="1C4587"/>
+                <w:sz w:val="20"/>
+                <w:szCs w:val="20"/>
+              </w:rPr>
+              <w:t>09</w:t>
+            </w:r>
+            <w:r>
+              <w:rPr>
+                <w:rFonts w:asciiTheme="minorHAnsi" w:hAnsiTheme="minorHAnsi" w:cstheme="minorHAnsi"/>
+                <w:color w:val="1C4587"/>
+                <w:sz w:val="20"/>
+                <w:szCs w:val="20"/>
+              </w:rPr>
+              <w:t>:</w:t>
+            </w:r>
+            <w:r>
+              <w:rPr>
+                <w:rFonts w:asciiTheme="minorHAnsi" w:hAnsiTheme="minorHAnsi" w:cstheme="minorHAnsi"/>
+                <w:color w:val="1C4587"/>
+                <w:sz w:val="20"/>
+                <w:szCs w:val="20"/>
+              </w:rPr>
+              <w:t>4</w:t>
+            </w:r>
+            <w:r>
+              <w:rPr>
+                <w:rFonts w:asciiTheme="minorHAnsi" w:hAnsiTheme="minorHAnsi" w:cstheme="minorHAnsi"/>
+                <w:color w:val="1C4587"/>
+                <w:sz w:val="20"/>
+                <w:szCs w:val="20"/>
+              </w:rPr>
+              <w:t>0 - 10:</w:t>
+            </w:r>
+            <w:r>
+              <w:rPr>
+                <w:rFonts w:asciiTheme="minorHAnsi" w:hAnsiTheme="minorHAnsi" w:cstheme="minorHAnsi"/>
+                <w:color w:val="1C4587"/>
+                <w:sz w:val="20"/>
+                <w:szCs w:val="20"/>
+              </w:rPr>
+              <w:t>0</w:t>
+            </w:r>
+            <w:r>
+              <w:rPr>
+                <w:rFonts w:asciiTheme="minorHAnsi" w:hAnsiTheme="minorHAnsi" w:cstheme="minorHAnsi"/>
+                <w:color w:val="1C4587"/>
+                <w:sz w:val="20"/>
+                <w:szCs w:val="20"/>
+              </w:rPr>
+              <w:t>0</w:t>
             </w:r>
           </w:p>
         </w:tc>
@@ -2774,16 +3225,16 @@
               <w:rPr>
                 <w:rFonts w:asciiTheme="minorHAnsi" w:hAnsiTheme="minorHAnsi" w:cstheme="minorHAnsi"/>
                 <w:color w:val="1C4587"/>
-                <w:sz w:val="21"/>
-                <w:szCs w:val="21"/>
-              </w:rPr>
-            </w:pPr>
-            <w:r>
-              <w:rPr>
-                <w:rFonts w:asciiTheme="minorHAnsi" w:hAnsiTheme="minorHAnsi" w:cstheme="minorHAnsi"/>
-                <w:color w:val="1C4587"/>
-                <w:sz w:val="21"/>
-                <w:szCs w:val="21"/>
+                <w:sz w:val="20"/>
+                <w:szCs w:val="20"/>
+              </w:rPr>
+            </w:pPr>
+            <w:r>
+              <w:rPr>
+                <w:rFonts w:asciiTheme="minorHAnsi" w:hAnsiTheme="minorHAnsi" w:cstheme="minorHAnsi"/>
+                <w:color w:val="1C4587"/>
+                <w:sz w:val="20"/>
+                <w:szCs w:val="20"/>
               </w:rPr>
               <w:t>Application of Multiscale Multifidelity Methods for Nucleate Boiling in the Nuclear Industry - Matthew Val Meyers, The University of Manchester</w:t>
             </w:r>
@@ -2806,18 +3257,45 @@
               <w:rPr>
                 <w:rFonts w:asciiTheme="minorHAnsi" w:hAnsiTheme="minorHAnsi" w:cstheme="minorHAnsi"/>
                 <w:color w:val="1C4587"/>
-                <w:sz w:val="21"/>
-                <w:szCs w:val="21"/>
-              </w:rPr>
-            </w:pPr>
-            <w:r>
-              <w:rPr>
-                <w:rFonts w:asciiTheme="minorHAnsi" w:hAnsiTheme="minorHAnsi" w:cstheme="minorHAnsi"/>
-                <w:color w:val="1C4587"/>
-                <w:sz w:val="21"/>
-                <w:szCs w:val="21"/>
-              </w:rPr>
-              <w:t>10:20 - 10:25</w:t>
+                <w:sz w:val="20"/>
+                <w:szCs w:val="20"/>
+              </w:rPr>
+            </w:pPr>
+            <w:r>
+              <w:rPr>
+                <w:rFonts w:asciiTheme="minorHAnsi" w:hAnsiTheme="minorHAnsi" w:cstheme="minorHAnsi"/>
+                <w:color w:val="1C4587"/>
+                <w:sz w:val="20"/>
+                <w:szCs w:val="20"/>
+              </w:rPr>
+              <w:t>10:</w:t>
+            </w:r>
+            <w:r>
+              <w:rPr>
+                <w:rFonts w:asciiTheme="minorHAnsi" w:hAnsiTheme="minorHAnsi" w:cstheme="minorHAnsi"/>
+                <w:color w:val="1C4587"/>
+                <w:sz w:val="20"/>
+                <w:szCs w:val="20"/>
+              </w:rPr>
+              <w:t>0</w:t>
+            </w:r>
+            <w:r>
+              <w:rPr>
+                <w:rFonts w:asciiTheme="minorHAnsi" w:hAnsiTheme="minorHAnsi" w:cstheme="minorHAnsi"/>
+                <w:color w:val="1C4587"/>
+                <w:sz w:val="20"/>
+                <w:szCs w:val="20"/>
+              </w:rPr>
+              <w:t>0 - 10:</w:t>
+            </w:r>
+            <w:r>
+              <w:rPr>
+                <w:rFonts w:asciiTheme="minorHAnsi" w:hAnsiTheme="minorHAnsi" w:cstheme="minorHAnsi"/>
+                <w:color w:val="1C4587"/>
+                <w:sz w:val="20"/>
+                <w:szCs w:val="20"/>
+              </w:rPr>
+              <w:t>05</w:t>
             </w:r>
           </w:p>
         </w:tc>
@@ -2832,16 +3310,16 @@
               <w:rPr>
                 <w:rFonts w:asciiTheme="minorHAnsi" w:hAnsiTheme="minorHAnsi" w:cstheme="minorHAnsi"/>
                 <w:color w:val="1C4587"/>
-                <w:sz w:val="21"/>
-                <w:szCs w:val="21"/>
-              </w:rPr>
-            </w:pPr>
-            <w:r>
-              <w:rPr>
-                <w:rFonts w:asciiTheme="minorHAnsi" w:hAnsiTheme="minorHAnsi" w:cstheme="minorHAnsi"/>
-                <w:color w:val="1C4587"/>
-                <w:sz w:val="21"/>
-                <w:szCs w:val="21"/>
+                <w:sz w:val="20"/>
+                <w:szCs w:val="20"/>
+              </w:rPr>
+            </w:pPr>
+            <w:r>
+              <w:rPr>
+                <w:rFonts w:asciiTheme="minorHAnsi" w:hAnsiTheme="minorHAnsi" w:cstheme="minorHAnsi"/>
+                <w:color w:val="1C4587"/>
+                <w:sz w:val="20"/>
+                <w:szCs w:val="20"/>
               </w:rPr>
               <w:t>Planned development</w:t>
             </w:r>
@@ -2849,8 +3327,8 @@
               <w:rPr>
                 <w:rFonts w:asciiTheme="minorHAnsi" w:hAnsiTheme="minorHAnsi" w:cstheme="minorHAnsi"/>
                 <w:color w:val="1C4587"/>
-                <w:sz w:val="21"/>
-                <w:szCs w:val="21"/>
+                <w:sz w:val="20"/>
+                <w:szCs w:val="20"/>
               </w:rPr>
               <w:t>s</w:t>
             </w:r>
@@ -2858,8 +3336,8 @@
               <w:rPr>
                 <w:rFonts w:asciiTheme="minorHAnsi" w:hAnsiTheme="minorHAnsi" w:cstheme="minorHAnsi"/>
                 <w:color w:val="1C4587"/>
-                <w:sz w:val="21"/>
-                <w:szCs w:val="21"/>
+                <w:sz w:val="20"/>
+                <w:szCs w:val="20"/>
               </w:rPr>
               <w:t xml:space="preserve"> in coupled system code and CFD through source terms</w:t>
             </w:r>
@@ -2867,8 +3345,8 @@
               <w:rPr>
                 <w:rFonts w:asciiTheme="minorHAnsi" w:hAnsiTheme="minorHAnsi" w:cstheme="minorHAnsi"/>
                 <w:color w:val="1C4587"/>
-                <w:sz w:val="21"/>
-                <w:szCs w:val="21"/>
+                <w:sz w:val="20"/>
+                <w:szCs w:val="20"/>
               </w:rPr>
               <w:t xml:space="preserve"> </w:t>
             </w:r>
@@ -2878,8 +3356,8 @@
                 <w:i/>
                 <w:iCs/>
                 <w:color w:val="1C4587"/>
-                <w:sz w:val="21"/>
-                <w:szCs w:val="21"/>
+                <w:sz w:val="20"/>
+                <w:szCs w:val="20"/>
               </w:rPr>
               <w:t>(</w:t>
             </w:r>
@@ -2889,8 +3367,8 @@
                 <w:i/>
                 <w:iCs/>
                 <w:color w:val="1C4587"/>
-                <w:sz w:val="21"/>
-                <w:szCs w:val="21"/>
+                <w:sz w:val="20"/>
+                <w:szCs w:val="20"/>
               </w:rPr>
               <w:t>flash</w:t>
             </w:r>
@@ -2900,8 +3378,8 @@
                 <w:i/>
                 <w:iCs/>
                 <w:color w:val="1C4587"/>
-                <w:sz w:val="21"/>
-                <w:szCs w:val="21"/>
+                <w:sz w:val="20"/>
+                <w:szCs w:val="20"/>
               </w:rPr>
               <w:t>)</w:t>
             </w:r>
@@ -2909,8 +3387,8 @@
               <w:rPr>
                 <w:rFonts w:asciiTheme="minorHAnsi" w:hAnsiTheme="minorHAnsi" w:cstheme="minorHAnsi"/>
                 <w:color w:val="1C4587"/>
-                <w:sz w:val="21"/>
-                <w:szCs w:val="21"/>
+                <w:sz w:val="20"/>
+                <w:szCs w:val="20"/>
               </w:rPr>
               <w:t xml:space="preserve"> — Patricia Silva, University of Manchester</w:t>
             </w:r>
@@ -2933,20 +3411,10 @@
               <w:rPr>
                 <w:rFonts w:asciiTheme="minorHAnsi" w:hAnsiTheme="minorHAnsi" w:cstheme="minorHAnsi"/>
                 <w:color w:val="1C4587"/>
-                <w:sz w:val="21"/>
-                <w:szCs w:val="21"/>
-              </w:rPr>
-            </w:pPr>
-            <w:r>
-              <w:rPr>
-                <w:rFonts w:asciiTheme="minorHAnsi" w:hAnsiTheme="minorHAnsi" w:cstheme="minorHAnsi"/>
-                <w:b/>
-                <w:i/>
-                <w:iCs/>
-                <w:color w:val="0070C0"/>
-              </w:rPr>
-              <w:t>10:25 - 10:50</w:t>
-            </w:r>
+                <w:sz w:val="20"/>
+                <w:szCs w:val="20"/>
+              </w:rPr>
+            </w:pPr>
           </w:p>
         </w:tc>
         <w:tc>
@@ -2957,23 +3425,21 @@
             <w:pPr>
               <w:pStyle w:val="LO-normal"/>
               <w:spacing w:after="0" w:line="240" w:lineRule="auto"/>
-              <w:jc w:val="center"/>
-              <w:rPr>
-                <w:rFonts w:asciiTheme="minorHAnsi" w:hAnsiTheme="minorHAnsi" w:cstheme="minorHAnsi"/>
-                <w:color w:val="1C4587"/>
-                <w:sz w:val="21"/>
-                <w:szCs w:val="21"/>
-              </w:rPr>
-            </w:pPr>
-            <w:r>
-              <w:rPr>
-                <w:rFonts w:asciiTheme="minorHAnsi" w:hAnsiTheme="minorHAnsi" w:cstheme="minorHAnsi"/>
-                <w:b/>
-                <w:i/>
-                <w:iCs/>
-                <w:color w:val="0070C0"/>
-              </w:rPr>
-              <w:t>Coffee Break</w:t>
+              <w:rPr>
+                <w:rFonts w:asciiTheme="minorHAnsi" w:hAnsiTheme="minorHAnsi" w:cstheme="minorHAnsi"/>
+                <w:color w:val="1C4587"/>
+                <w:sz w:val="20"/>
+                <w:szCs w:val="20"/>
+              </w:rPr>
+            </w:pPr>
+            <w:r>
+              <w:rPr>
+                <w:rFonts w:asciiTheme="minorHAnsi" w:hAnsiTheme="minorHAnsi" w:cstheme="minorHAnsi"/>
+                <w:b/>
+                <w:sz w:val="21"/>
+                <w:szCs w:val="21"/>
+              </w:rPr>
+              <w:t>Session 2 (continued)</w:t>
             </w:r>
           </w:p>
         </w:tc>
@@ -2993,18 +3459,19 @@
               <w:jc w:val="center"/>
               <w:rPr>
                 <w:rFonts w:asciiTheme="minorHAnsi" w:hAnsiTheme="minorHAnsi" w:cstheme="minorHAnsi"/>
-                <w:b/>
-                <w:i/>
-                <w:iCs/>
-                <w:color w:val="0070C0"/>
-              </w:rPr>
-            </w:pPr>
-            <w:r>
-              <w:rPr>
-                <w:rFonts w:asciiTheme="minorHAnsi" w:hAnsiTheme="minorHAnsi" w:cstheme="minorHAnsi"/>
-                <w:b/>
-              </w:rPr>
-              <w:t>Session 6</w:t>
+                <w:color w:val="1C4587"/>
+                <w:sz w:val="20"/>
+                <w:szCs w:val="20"/>
+              </w:rPr>
+            </w:pPr>
+            <w:r>
+              <w:rPr>
+                <w:rFonts w:asciiTheme="minorHAnsi" w:hAnsiTheme="minorHAnsi" w:cstheme="minorHAnsi"/>
+                <w:color w:val="1C4587"/>
+                <w:sz w:val="20"/>
+                <w:szCs w:val="20"/>
+              </w:rPr>
+              <w:t>10:05 - 10:25</w:t>
             </w:r>
           </w:p>
         </w:tc>
@@ -3018,32 +3485,19 @@
               <w:spacing w:after="0" w:line="240" w:lineRule="auto"/>
               <w:rPr>
                 <w:rFonts w:asciiTheme="minorHAnsi" w:hAnsiTheme="minorHAnsi" w:cstheme="minorHAnsi"/>
-                <w:b/>
-                <w:i/>
-                <w:iCs/>
-                <w:color w:val="0070C0"/>
-              </w:rPr>
-            </w:pPr>
-            <w:r>
-              <w:rPr>
-                <w:rFonts w:asciiTheme="minorHAnsi" w:hAnsiTheme="minorHAnsi" w:cstheme="minorHAnsi"/>
-                <w:b/>
-              </w:rPr>
-              <w:t xml:space="preserve">Fundamental Physics </w:t>
-            </w:r>
-            <w:r>
-              <w:rPr>
-                <w:rFonts w:asciiTheme="minorHAnsi" w:hAnsiTheme="minorHAnsi" w:cstheme="minorHAnsi"/>
-                <w:b/>
-              </w:rPr>
-              <w:t>and HPC</w:t>
-            </w:r>
-            <w:r>
-              <w:rPr>
-                <w:rFonts w:asciiTheme="minorHAnsi" w:hAnsiTheme="minorHAnsi" w:cstheme="minorHAnsi"/>
-                <w:b/>
-              </w:rPr>
-              <w:t xml:space="preserve"> </w:t>
+                <w:color w:val="1C4587"/>
+                <w:sz w:val="20"/>
+                <w:szCs w:val="20"/>
+              </w:rPr>
+            </w:pPr>
+            <w:r>
+              <w:rPr>
+                <w:rFonts w:asciiTheme="minorHAnsi" w:hAnsiTheme="minorHAnsi" w:cstheme="minorHAnsi"/>
+                <w:color w:val="1C4587"/>
+                <w:sz w:val="20"/>
+                <w:szCs w:val="20"/>
+              </w:rPr>
+              <w:t>Updates from UKRI EPSRC - Afia Masood, Portfolio Manager, EPSRC, UKRI</w:t>
             </w:r>
           </w:p>
         </w:tc>
@@ -3063,17 +3517,22 @@
               <w:jc w:val="center"/>
               <w:rPr>
                 <w:rFonts w:asciiTheme="minorHAnsi" w:hAnsiTheme="minorHAnsi" w:cstheme="minorHAnsi"/>
-                <w:b/>
-              </w:rPr>
-            </w:pPr>
-            <w:r>
-              <w:rPr>
-                <w:rFonts w:asciiTheme="minorHAnsi" w:hAnsiTheme="minorHAnsi" w:cstheme="minorHAnsi"/>
-                <w:color w:val="1C4587"/>
-                <w:sz w:val="21"/>
-                <w:szCs w:val="21"/>
-              </w:rPr>
-              <w:t>10:50 - 11:20</w:t>
+                <w:color w:val="1C4587"/>
+                <w:sz w:val="20"/>
+                <w:szCs w:val="20"/>
+              </w:rPr>
+            </w:pPr>
+            <w:r>
+              <w:rPr>
+                <w:rFonts w:asciiTheme="minorHAnsi" w:hAnsiTheme="minorHAnsi" w:cstheme="minorHAnsi"/>
+                <w:b/>
+                <w:i/>
+                <w:iCs/>
+                <w:color w:val="0070C0"/>
+                <w:sz w:val="21"/>
+                <w:szCs w:val="21"/>
+              </w:rPr>
+              <w:t>10:25 - 10:50</w:t>
             </w:r>
           </w:p>
         </w:tc>
@@ -3085,77 +3544,25 @@
             <w:pPr>
               <w:pStyle w:val="LO-normal"/>
               <w:spacing w:after="0" w:line="240" w:lineRule="auto"/>
-              <w:rPr>
-                <w:rFonts w:asciiTheme="minorHAnsi" w:hAnsiTheme="minorHAnsi" w:cstheme="minorHAnsi"/>
-                <w:b/>
-              </w:rPr>
-            </w:pPr>
-            <w:r>
-              <w:rPr>
-                <w:rFonts w:asciiTheme="minorHAnsi" w:hAnsiTheme="minorHAnsi" w:cstheme="minorHAnsi"/>
-                <w:b/>
-                <w:bCs/>
-                <w:color w:val="1C4587"/>
-                <w:sz w:val="21"/>
-                <w:szCs w:val="21"/>
-              </w:rPr>
-              <w:t>Invited talk</w:t>
-            </w:r>
-            <w:r>
-              <w:rPr>
-                <w:rFonts w:asciiTheme="minorHAnsi" w:hAnsiTheme="minorHAnsi" w:cstheme="minorHAnsi"/>
-                <w:color w:val="1C4587"/>
-                <w:sz w:val="21"/>
-                <w:szCs w:val="21"/>
-              </w:rPr>
-              <w:t xml:space="preserve">: </w:t>
-            </w:r>
-            <w:r>
-              <w:rPr>
-                <w:rFonts w:asciiTheme="minorHAnsi" w:hAnsiTheme="minorHAnsi" w:cstheme="minorHAnsi"/>
-                <w:color w:val="1C4587"/>
-                <w:sz w:val="21"/>
-                <w:szCs w:val="21"/>
-              </w:rPr>
-              <w:t xml:space="preserve">Simulating Tokamak Plasmas for Magnetic Fusion: A CFD-Based </w:t>
-            </w:r>
-            <w:proofErr w:type="spellStart"/>
-            <w:r>
-              <w:rPr>
-                <w:rFonts w:asciiTheme="minorHAnsi" w:hAnsiTheme="minorHAnsi" w:cstheme="minorHAnsi"/>
-                <w:color w:val="1C4587"/>
-                <w:sz w:val="21"/>
-                <w:szCs w:val="21"/>
-              </w:rPr>
-              <w:t>Modeling</w:t>
-            </w:r>
-            <w:proofErr w:type="spellEnd"/>
-            <w:r>
-              <w:rPr>
-                <w:rFonts w:asciiTheme="minorHAnsi" w:hAnsiTheme="minorHAnsi" w:cstheme="minorHAnsi"/>
-                <w:color w:val="1C4587"/>
-                <w:sz w:val="21"/>
-                <w:szCs w:val="21"/>
-              </w:rPr>
-              <w:t xml:space="preserve"> Approach</w:t>
-            </w:r>
-            <w:r>
-              <w:rPr>
-                <w:rFonts w:asciiTheme="minorHAnsi" w:hAnsiTheme="minorHAnsi" w:cstheme="minorHAnsi"/>
-                <w:color w:val="1C4587"/>
-                <w:sz w:val="21"/>
-                <w:szCs w:val="21"/>
-              </w:rPr>
-              <w:t xml:space="preserve"> </w:t>
-            </w:r>
-            <w:r>
-              <w:rPr>
-                <w:rFonts w:asciiTheme="minorHAnsi" w:hAnsiTheme="minorHAnsi" w:cstheme="minorHAnsi"/>
-                <w:color w:val="1C4587"/>
-                <w:sz w:val="21"/>
-                <w:szCs w:val="21"/>
-              </w:rPr>
-              <w:t>- Eric Serre, CNRS M2P2</w:t>
+              <w:jc w:val="center"/>
+              <w:rPr>
+                <w:rFonts w:asciiTheme="minorHAnsi" w:hAnsiTheme="minorHAnsi" w:cstheme="minorHAnsi"/>
+                <w:color w:val="1C4587"/>
+                <w:sz w:val="20"/>
+                <w:szCs w:val="20"/>
+              </w:rPr>
+            </w:pPr>
+            <w:r>
+              <w:rPr>
+                <w:rFonts w:asciiTheme="minorHAnsi" w:hAnsiTheme="minorHAnsi" w:cstheme="minorHAnsi"/>
+                <w:b/>
+                <w:i/>
+                <w:iCs/>
+                <w:color w:val="0070C0"/>
+                <w:sz w:val="21"/>
+                <w:szCs w:val="21"/>
+              </w:rPr>
+              <w:t>Coffee Break</w:t>
             </w:r>
           </w:p>
         </w:tc>
@@ -3175,19 +3582,22 @@
               <w:jc w:val="center"/>
               <w:rPr>
                 <w:rFonts w:asciiTheme="minorHAnsi" w:hAnsiTheme="minorHAnsi" w:cstheme="minorHAnsi"/>
-                <w:color w:val="1C4587"/>
-                <w:sz w:val="21"/>
-                <w:szCs w:val="21"/>
-              </w:rPr>
-            </w:pPr>
-            <w:r>
-              <w:rPr>
-                <w:rFonts w:asciiTheme="minorHAnsi" w:hAnsiTheme="minorHAnsi" w:cstheme="minorHAnsi"/>
-                <w:color w:val="1C4587"/>
-                <w:sz w:val="21"/>
-                <w:szCs w:val="21"/>
-              </w:rPr>
-              <w:t>11:20 - 11:40</w:t>
+                <w:b/>
+                <w:i/>
+                <w:iCs/>
+                <w:color w:val="0070C0"/>
+                <w:sz w:val="21"/>
+                <w:szCs w:val="21"/>
+              </w:rPr>
+            </w:pPr>
+            <w:r>
+              <w:rPr>
+                <w:rFonts w:asciiTheme="minorHAnsi" w:hAnsiTheme="minorHAnsi" w:cstheme="minorHAnsi"/>
+                <w:b/>
+                <w:sz w:val="21"/>
+                <w:szCs w:val="21"/>
+              </w:rPr>
+              <w:t>Session 6</w:t>
             </w:r>
           </w:p>
         </w:tc>
@@ -3201,19 +3611,49 @@
               <w:spacing w:after="0" w:line="240" w:lineRule="auto"/>
               <w:rPr>
                 <w:rFonts w:asciiTheme="minorHAnsi" w:hAnsiTheme="minorHAnsi" w:cstheme="minorHAnsi"/>
-                <w:color w:val="1C4587"/>
-                <w:sz w:val="21"/>
-                <w:szCs w:val="21"/>
-              </w:rPr>
-            </w:pPr>
-            <w:r>
-              <w:rPr>
-                <w:rFonts w:asciiTheme="minorHAnsi" w:hAnsiTheme="minorHAnsi" w:cstheme="minorHAnsi"/>
-                <w:color w:val="1C4587"/>
-                <w:sz w:val="21"/>
-                <w:szCs w:val="21"/>
-              </w:rPr>
-              <w:t xml:space="preserve">The production of plasma turbulence via magnetic reconnection - Nick Williams, The University of Manchester </w:t>
+                <w:b/>
+                <w:i/>
+                <w:iCs/>
+                <w:color w:val="0070C0"/>
+                <w:sz w:val="21"/>
+                <w:szCs w:val="21"/>
+              </w:rPr>
+            </w:pPr>
+            <w:r>
+              <w:rPr>
+                <w:rFonts w:asciiTheme="minorHAnsi" w:hAnsiTheme="minorHAnsi" w:cstheme="minorHAnsi"/>
+                <w:b/>
+                <w:sz w:val="21"/>
+                <w:szCs w:val="21"/>
+              </w:rPr>
+              <w:t xml:space="preserve">Fundamental Physics and HPC </w:t>
+            </w:r>
+            <w:r>
+              <w:rPr>
+                <w:rFonts w:asciiTheme="minorHAnsi" w:hAnsiTheme="minorHAnsi" w:cstheme="minorHAnsi"/>
+                <w:bCs/>
+                <w:sz w:val="21"/>
+                <w:szCs w:val="21"/>
+              </w:rPr>
+              <w:t>(</w:t>
+            </w:r>
+            <w:r>
+              <w:rPr>
+                <w:rFonts w:asciiTheme="minorHAnsi" w:hAnsiTheme="minorHAnsi" w:cstheme="minorHAnsi"/>
+                <w:bCs/>
+                <w:sz w:val="21"/>
+                <w:szCs w:val="21"/>
+              </w:rPr>
+              <w:t>c</w:t>
+            </w:r>
+            <w:r>
+              <w:rPr>
+                <w:rFonts w:asciiTheme="minorHAnsi" w:hAnsiTheme="minorHAnsi" w:cstheme="minorHAnsi"/>
+                <w:bCs/>
+                <w:sz w:val="21"/>
+                <w:szCs w:val="21"/>
+              </w:rPr>
+              <w:t>haired by Dean Wilson)</w:t>
             </w:r>
           </w:p>
         </w:tc>
@@ -3233,19 +3673,19 @@
               <w:jc w:val="center"/>
               <w:rPr>
                 <w:rFonts w:asciiTheme="minorHAnsi" w:hAnsiTheme="minorHAnsi" w:cstheme="minorHAnsi"/>
-                <w:color w:val="1C4587"/>
-                <w:sz w:val="21"/>
-                <w:szCs w:val="21"/>
-              </w:rPr>
-            </w:pPr>
-            <w:r>
-              <w:rPr>
-                <w:rFonts w:asciiTheme="minorHAnsi" w:hAnsiTheme="minorHAnsi" w:cstheme="minorHAnsi"/>
-                <w:color w:val="1C4587"/>
-                <w:sz w:val="21"/>
-                <w:szCs w:val="21"/>
-              </w:rPr>
-              <w:t>11:40 - 12:00</w:t>
+                <w:b/>
+                <w:sz w:val="21"/>
+                <w:szCs w:val="21"/>
+              </w:rPr>
+            </w:pPr>
+            <w:r>
+              <w:rPr>
+                <w:rFonts w:asciiTheme="minorHAnsi" w:hAnsiTheme="minorHAnsi" w:cstheme="minorHAnsi"/>
+                <w:color w:val="1C4587"/>
+                <w:sz w:val="20"/>
+                <w:szCs w:val="20"/>
+              </w:rPr>
+              <w:t>10:50 - 11:20</w:t>
             </w:r>
           </w:p>
         </w:tc>
@@ -3259,19 +3699,50 @@
               <w:spacing w:after="0" w:line="240" w:lineRule="auto"/>
               <w:rPr>
                 <w:rFonts w:asciiTheme="minorHAnsi" w:hAnsiTheme="minorHAnsi" w:cstheme="minorHAnsi"/>
-                <w:color w:val="1C4587"/>
-                <w:sz w:val="21"/>
-                <w:szCs w:val="21"/>
-              </w:rPr>
-            </w:pPr>
-            <w:r>
-              <w:rPr>
-                <w:rFonts w:asciiTheme="minorHAnsi" w:hAnsiTheme="minorHAnsi" w:cstheme="minorHAnsi"/>
-                <w:color w:val="1C4587"/>
-                <w:sz w:val="21"/>
-                <w:szCs w:val="21"/>
-              </w:rPr>
-              <w:t>GPU porting of the DNS solver CHAPSim2 – Bo Liu, STFC UKRI</w:t>
+                <w:b/>
+                <w:sz w:val="21"/>
+                <w:szCs w:val="21"/>
+              </w:rPr>
+            </w:pPr>
+            <w:r>
+              <w:rPr>
+                <w:rFonts w:asciiTheme="minorHAnsi" w:hAnsiTheme="minorHAnsi" w:cstheme="minorHAnsi"/>
+                <w:b/>
+                <w:bCs/>
+                <w:color w:val="1C4587"/>
+                <w:sz w:val="20"/>
+                <w:szCs w:val="20"/>
+              </w:rPr>
+              <w:t>Invited talk</w:t>
+            </w:r>
+            <w:r>
+              <w:rPr>
+                <w:rFonts w:asciiTheme="minorHAnsi" w:hAnsiTheme="minorHAnsi" w:cstheme="minorHAnsi"/>
+                <w:color w:val="1C4587"/>
+                <w:sz w:val="20"/>
+                <w:szCs w:val="20"/>
+              </w:rPr>
+              <w:t xml:space="preserve">: Simulating Tokamak Plasmas for Magnetic Fusion: A CFD-Based </w:t>
+            </w:r>
+            <w:proofErr w:type="spellStart"/>
+            <w:r>
+              <w:rPr>
+                <w:rFonts w:asciiTheme="minorHAnsi" w:hAnsiTheme="minorHAnsi" w:cstheme="minorHAnsi"/>
+                <w:color w:val="1C4587"/>
+                <w:sz w:val="20"/>
+                <w:szCs w:val="20"/>
+              </w:rPr>
+              <w:t>Modeling</w:t>
+            </w:r>
+            <w:proofErr w:type="spellEnd"/>
+            <w:r>
+              <w:rPr>
+                <w:rFonts w:asciiTheme="minorHAnsi" w:hAnsiTheme="minorHAnsi" w:cstheme="minorHAnsi"/>
+                <w:color w:val="1C4587"/>
+                <w:sz w:val="20"/>
+                <w:szCs w:val="20"/>
+              </w:rPr>
+              <w:t xml:space="preserve"> Approach - Eric Serre, CNRS M2P2</w:t>
             </w:r>
           </w:p>
         </w:tc>
@@ -3292,19 +3763,18 @@
               <w:rPr>
                 <w:rFonts w:asciiTheme="minorHAnsi" w:hAnsiTheme="minorHAnsi" w:cstheme="minorHAnsi"/>
                 <w:color w:val="1C4587"/>
-                <w:sz w:val="21"/>
-                <w:szCs w:val="21"/>
-              </w:rPr>
-            </w:pPr>
-            <w:r>
-              <w:rPr>
-                <w:rFonts w:asciiTheme="minorHAnsi" w:hAnsiTheme="minorHAnsi" w:cstheme="minorHAnsi"/>
-                <w:b/>
-                <w:i/>
-                <w:iCs/>
-                <w:color w:val="0070C0"/>
-              </w:rPr>
-              <w:t>12.00 – 13:00</w:t>
+                <w:sz w:val="20"/>
+                <w:szCs w:val="20"/>
+              </w:rPr>
+            </w:pPr>
+            <w:r>
+              <w:rPr>
+                <w:rFonts w:asciiTheme="minorHAnsi" w:hAnsiTheme="minorHAnsi" w:cstheme="minorHAnsi"/>
+                <w:color w:val="1C4587"/>
+                <w:sz w:val="20"/>
+                <w:szCs w:val="20"/>
+              </w:rPr>
+              <w:t>11:20 - 11:40</w:t>
             </w:r>
           </w:p>
         </w:tc>
@@ -3319,533 +3789,19 @@
               <w:rPr>
                 <w:rFonts w:asciiTheme="minorHAnsi" w:hAnsiTheme="minorHAnsi" w:cstheme="minorHAnsi"/>
                 <w:color w:val="1C4587"/>
-                <w:sz w:val="21"/>
-                <w:szCs w:val="21"/>
-              </w:rPr>
-            </w:pPr>
-            <w:r>
-              <w:rPr>
-                <w:rFonts w:asciiTheme="minorHAnsi" w:hAnsiTheme="minorHAnsi" w:cstheme="minorHAnsi"/>
-                <w:b/>
-                <w:i/>
-                <w:iCs/>
-                <w:color w:val="0070C0"/>
-              </w:rPr>
-              <w:t>Lunch</w:t>
-            </w:r>
-          </w:p>
-        </w:tc>
-      </w:tr>
-      <w:tr>
-        <w:tc>
-          <w:tcPr>
-            <w:tcW w:w="1457" w:type="dxa"/>
-          </w:tcPr>
-          <w:p>
-            <w:pPr>
-              <w:pStyle w:val="LO-normal"/>
-              <w:spacing w:after="0" w:line="240" w:lineRule="auto"/>
-              <w:jc w:val="center"/>
-              <w:rPr>
-                <w:rFonts w:asciiTheme="minorHAnsi" w:hAnsiTheme="minorHAnsi" w:cstheme="minorHAnsi"/>
-                <w:b/>
-                <w:bCs/>
-                <w:color w:val="1C4587"/>
-                <w:sz w:val="21"/>
-                <w:szCs w:val="21"/>
-              </w:rPr>
-            </w:pPr>
-            <w:r>
-              <w:rPr>
-                <w:rFonts w:asciiTheme="minorHAnsi" w:hAnsiTheme="minorHAnsi" w:cstheme="minorHAnsi"/>
-                <w:b/>
-              </w:rPr>
-              <w:t>Session 7</w:t>
-            </w:r>
-          </w:p>
-        </w:tc>
-        <w:tc>
-          <w:tcPr>
-            <w:tcW w:w="8749" w:type="dxa"/>
-          </w:tcPr>
-          <w:p>
-            <w:pPr>
-              <w:pStyle w:val="LO-normal"/>
-              <w:spacing w:after="0" w:line="240" w:lineRule="auto"/>
-              <w:rPr>
-                <w:rFonts w:asciiTheme="minorHAnsi" w:hAnsiTheme="minorHAnsi" w:cstheme="minorHAnsi"/>
-                <w:color w:val="1C4587"/>
-                <w:sz w:val="21"/>
-                <w:szCs w:val="21"/>
-              </w:rPr>
-            </w:pPr>
-            <w:r>
-              <w:rPr>
-                <w:rFonts w:asciiTheme="minorHAnsi" w:hAnsiTheme="minorHAnsi" w:cstheme="minorHAnsi"/>
-                <w:b/>
-                <w:bCs/>
-                <w:color w:val="000000"/>
-              </w:rPr>
-              <w:t xml:space="preserve">Gen-IV Reactor Thermal Hydraulics </w:t>
-            </w:r>
-          </w:p>
-        </w:tc>
-      </w:tr>
-      <w:tr>
-        <w:tc>
-          <w:tcPr>
-            <w:tcW w:w="1457" w:type="dxa"/>
-          </w:tcPr>
-          <w:p>
-            <w:pPr>
-              <w:pStyle w:val="LO-normal"/>
-              <w:spacing w:after="0" w:line="240" w:lineRule="auto"/>
-              <w:jc w:val="center"/>
-              <w:rPr>
-                <w:rFonts w:asciiTheme="minorHAnsi" w:hAnsiTheme="minorHAnsi" w:cstheme="minorHAnsi"/>
-                <w:color w:val="1C4587"/>
-                <w:sz w:val="21"/>
-                <w:szCs w:val="21"/>
-              </w:rPr>
-            </w:pPr>
-            <w:r>
-              <w:rPr>
-                <w:rFonts w:asciiTheme="minorHAnsi" w:hAnsiTheme="minorHAnsi" w:cstheme="minorHAnsi"/>
-                <w:color w:val="1C4587"/>
-                <w:sz w:val="21"/>
-                <w:szCs w:val="21"/>
-              </w:rPr>
-              <w:t>1</w:t>
-            </w:r>
-            <w:r>
-              <w:rPr>
-                <w:rFonts w:asciiTheme="minorHAnsi" w:hAnsiTheme="minorHAnsi" w:cstheme="minorHAnsi"/>
-                <w:color w:val="1C4587"/>
-                <w:sz w:val="21"/>
-                <w:szCs w:val="21"/>
-              </w:rPr>
-              <w:t>3</w:t>
-            </w:r>
-            <w:r>
-              <w:rPr>
-                <w:rFonts w:asciiTheme="minorHAnsi" w:hAnsiTheme="minorHAnsi" w:cstheme="minorHAnsi"/>
-                <w:color w:val="1C4587"/>
-                <w:sz w:val="21"/>
-                <w:szCs w:val="21"/>
-              </w:rPr>
-              <w:t>:00 - 13:</w:t>
-            </w:r>
-            <w:r>
-              <w:rPr>
-                <w:rFonts w:asciiTheme="minorHAnsi" w:hAnsiTheme="minorHAnsi" w:cstheme="minorHAnsi"/>
-                <w:color w:val="1C4587"/>
-                <w:sz w:val="21"/>
-                <w:szCs w:val="21"/>
-              </w:rPr>
-              <w:t>2</w:t>
-            </w:r>
-            <w:r>
-              <w:rPr>
-                <w:rFonts w:asciiTheme="minorHAnsi" w:hAnsiTheme="minorHAnsi" w:cstheme="minorHAnsi"/>
-                <w:color w:val="1C4587"/>
-                <w:sz w:val="21"/>
-                <w:szCs w:val="21"/>
-              </w:rPr>
-              <w:t>0</w:t>
-            </w:r>
-          </w:p>
-        </w:tc>
-        <w:tc>
-          <w:tcPr>
-            <w:tcW w:w="8749" w:type="dxa"/>
-          </w:tcPr>
-          <w:p>
-            <w:pPr>
-              <w:pStyle w:val="LO-normal"/>
-              <w:spacing w:after="0" w:line="240" w:lineRule="auto"/>
-              <w:rPr>
-                <w:rFonts w:asciiTheme="minorHAnsi" w:hAnsiTheme="minorHAnsi" w:cstheme="minorHAnsi"/>
-                <w:color w:val="1C4587"/>
-                <w:sz w:val="21"/>
-                <w:szCs w:val="21"/>
-              </w:rPr>
-            </w:pPr>
-            <w:r>
-              <w:rPr>
-                <w:rFonts w:asciiTheme="minorHAnsi" w:hAnsiTheme="minorHAnsi" w:cstheme="minorHAnsi"/>
-                <w:b/>
-                <w:bCs/>
-                <w:color w:val="1C4587"/>
-                <w:sz w:val="21"/>
-                <w:szCs w:val="21"/>
-              </w:rPr>
-              <w:t>Invited</w:t>
-            </w:r>
-            <w:r>
-              <w:rPr>
-                <w:rFonts w:asciiTheme="minorHAnsi" w:hAnsiTheme="minorHAnsi" w:cstheme="minorHAnsi"/>
-                <w:b/>
-                <w:bCs/>
-                <w:color w:val="1C4587"/>
-                <w:sz w:val="21"/>
-                <w:szCs w:val="21"/>
-              </w:rPr>
-              <w:t xml:space="preserve"> Talk</w:t>
-            </w:r>
-            <w:r>
-              <w:rPr>
-                <w:rFonts w:asciiTheme="minorHAnsi" w:hAnsiTheme="minorHAnsi" w:cstheme="minorHAnsi"/>
-                <w:color w:val="1C4587"/>
-                <w:sz w:val="21"/>
-                <w:szCs w:val="21"/>
-              </w:rPr>
-              <w:t xml:space="preserve"> – </w:t>
-            </w:r>
-            <w:r>
-              <w:rPr>
-                <w:rFonts w:asciiTheme="minorHAnsi" w:hAnsiTheme="minorHAnsi" w:cstheme="minorHAnsi"/>
-                <w:color w:val="1C4587"/>
-                <w:sz w:val="21"/>
-                <w:szCs w:val="21"/>
-              </w:rPr>
-              <w:t>The NTH Nuclear Innovation Programme outcomes and Gen-IV UK landscape</w:t>
-            </w:r>
-            <w:r>
-              <w:rPr>
-                <w:rFonts w:asciiTheme="minorHAnsi" w:hAnsiTheme="minorHAnsi" w:cstheme="minorHAnsi"/>
-                <w:color w:val="1C4587"/>
-                <w:sz w:val="21"/>
-                <w:szCs w:val="21"/>
-              </w:rPr>
-              <w:t xml:space="preserve"> – Richard Underhill, </w:t>
-            </w:r>
-            <w:r>
-              <w:rPr>
-                <w:rFonts w:asciiTheme="minorHAnsi" w:hAnsiTheme="minorHAnsi" w:cstheme="minorHAnsi"/>
-                <w:color w:val="1C4587"/>
-                <w:sz w:val="21"/>
-                <w:szCs w:val="21"/>
-              </w:rPr>
-              <w:t>Frazer-Nash</w:t>
-            </w:r>
-            <w:r>
-              <w:rPr>
-                <w:rFonts w:asciiTheme="minorHAnsi" w:hAnsiTheme="minorHAnsi" w:cstheme="minorHAnsi"/>
-                <w:color w:val="1C4587"/>
-                <w:sz w:val="21"/>
-                <w:szCs w:val="21"/>
-              </w:rPr>
-              <w:t xml:space="preserve"> Consultancy</w:t>
-            </w:r>
-          </w:p>
-        </w:tc>
-      </w:tr>
-      <w:tr>
-        <w:tc>
-          <w:tcPr>
-            <w:tcW w:w="1457" w:type="dxa"/>
-          </w:tcPr>
-          <w:p>
-            <w:pPr>
-              <w:pStyle w:val="LO-normal"/>
-              <w:spacing w:after="0" w:line="240" w:lineRule="auto"/>
-              <w:jc w:val="center"/>
-              <w:rPr>
-                <w:rFonts w:asciiTheme="minorHAnsi" w:hAnsiTheme="minorHAnsi" w:cstheme="minorHAnsi"/>
-                <w:color w:val="1C4587"/>
-                <w:sz w:val="21"/>
-                <w:szCs w:val="21"/>
-              </w:rPr>
-            </w:pPr>
-            <w:r>
-              <w:rPr>
-                <w:rFonts w:asciiTheme="minorHAnsi" w:hAnsiTheme="minorHAnsi" w:cstheme="minorHAnsi"/>
-                <w:color w:val="1C4587"/>
-                <w:sz w:val="21"/>
-                <w:szCs w:val="21"/>
-              </w:rPr>
-              <w:t>1</w:t>
-            </w:r>
-            <w:r>
-              <w:rPr>
-                <w:rFonts w:asciiTheme="minorHAnsi" w:hAnsiTheme="minorHAnsi" w:cstheme="minorHAnsi"/>
-                <w:color w:val="1C4587"/>
-                <w:sz w:val="21"/>
-                <w:szCs w:val="21"/>
-              </w:rPr>
-              <w:t>3</w:t>
-            </w:r>
-            <w:r>
-              <w:rPr>
-                <w:rFonts w:asciiTheme="minorHAnsi" w:hAnsiTheme="minorHAnsi" w:cstheme="minorHAnsi"/>
-                <w:color w:val="1C4587"/>
-                <w:sz w:val="21"/>
-                <w:szCs w:val="21"/>
-              </w:rPr>
-              <w:t>:</w:t>
-            </w:r>
-            <w:r>
-              <w:rPr>
-                <w:rFonts w:asciiTheme="minorHAnsi" w:hAnsiTheme="minorHAnsi" w:cstheme="minorHAnsi"/>
-                <w:color w:val="1C4587"/>
-                <w:sz w:val="21"/>
-                <w:szCs w:val="21"/>
-              </w:rPr>
-              <w:t>2</w:t>
-            </w:r>
-            <w:r>
-              <w:rPr>
-                <w:rFonts w:asciiTheme="minorHAnsi" w:hAnsiTheme="minorHAnsi" w:cstheme="minorHAnsi"/>
-                <w:color w:val="1C4587"/>
-                <w:sz w:val="21"/>
-                <w:szCs w:val="21"/>
-              </w:rPr>
-              <w:t>0 - 1</w:t>
-            </w:r>
-            <w:r>
-              <w:rPr>
-                <w:rFonts w:asciiTheme="minorHAnsi" w:hAnsiTheme="minorHAnsi" w:cstheme="minorHAnsi"/>
-                <w:color w:val="1C4587"/>
-                <w:sz w:val="21"/>
-                <w:szCs w:val="21"/>
-              </w:rPr>
-              <w:t>4</w:t>
-            </w:r>
-            <w:r>
-              <w:rPr>
-                <w:rFonts w:asciiTheme="minorHAnsi" w:hAnsiTheme="minorHAnsi" w:cstheme="minorHAnsi"/>
-                <w:color w:val="1C4587"/>
-                <w:sz w:val="21"/>
-                <w:szCs w:val="21"/>
-              </w:rPr>
-              <w:t>:</w:t>
-            </w:r>
-            <w:r>
-              <w:rPr>
-                <w:rFonts w:asciiTheme="minorHAnsi" w:hAnsiTheme="minorHAnsi" w:cstheme="minorHAnsi"/>
-                <w:color w:val="1C4587"/>
-                <w:sz w:val="21"/>
-                <w:szCs w:val="21"/>
-              </w:rPr>
-              <w:t>2</w:t>
-            </w:r>
-            <w:r>
-              <w:rPr>
-                <w:rFonts w:asciiTheme="minorHAnsi" w:hAnsiTheme="minorHAnsi" w:cstheme="minorHAnsi"/>
-                <w:color w:val="1C4587"/>
-                <w:sz w:val="21"/>
-                <w:szCs w:val="21"/>
-              </w:rPr>
-              <w:t>0</w:t>
-            </w:r>
-          </w:p>
-        </w:tc>
-        <w:tc>
-          <w:tcPr>
-            <w:tcW w:w="8749" w:type="dxa"/>
-          </w:tcPr>
-          <w:p>
-            <w:pPr>
-              <w:pStyle w:val="LO-normal"/>
-              <w:spacing w:after="0" w:line="240" w:lineRule="auto"/>
-              <w:rPr>
-                <w:rFonts w:asciiTheme="minorHAnsi" w:hAnsiTheme="minorHAnsi" w:cstheme="minorHAnsi"/>
-                <w:b/>
-                <w:bCs/>
-                <w:color w:val="1C4587"/>
-                <w:sz w:val="21"/>
-                <w:szCs w:val="21"/>
-              </w:rPr>
-            </w:pPr>
-            <w:r>
-              <w:rPr>
-                <w:rFonts w:asciiTheme="minorHAnsi" w:hAnsiTheme="minorHAnsi" w:cstheme="minorHAnsi"/>
-                <w:b/>
-                <w:bCs/>
-                <w:color w:val="1C4587"/>
-                <w:sz w:val="21"/>
-                <w:szCs w:val="21"/>
-              </w:rPr>
-              <w:t>Panel Discussion</w:t>
-            </w:r>
-            <w:r>
-              <w:t xml:space="preserve">: </w:t>
-            </w:r>
-            <w:r>
-              <w:rPr>
-                <w:rFonts w:asciiTheme="minorHAnsi" w:hAnsiTheme="minorHAnsi" w:cstheme="minorHAnsi"/>
-                <w:b/>
-                <w:bCs/>
-                <w:color w:val="1C4587"/>
-                <w:sz w:val="21"/>
-                <w:szCs w:val="21"/>
-              </w:rPr>
-              <w:t>Gen-IV Reactor Thermal Hydraulics and Associated Challenges</w:t>
-            </w:r>
-          </w:p>
-          <w:p>
-            <w:pPr>
-              <w:pStyle w:val="LO-normal"/>
-              <w:spacing w:after="0" w:line="240" w:lineRule="auto"/>
-              <w:rPr>
-                <w:rFonts w:asciiTheme="minorHAnsi" w:hAnsiTheme="minorHAnsi" w:cstheme="minorHAnsi"/>
-                <w:color w:val="1C4587"/>
-                <w:sz w:val="21"/>
-                <w:szCs w:val="21"/>
-              </w:rPr>
-            </w:pPr>
-            <w:r>
-              <w:rPr>
-                <w:rFonts w:asciiTheme="minorHAnsi" w:hAnsiTheme="minorHAnsi" w:cstheme="minorHAnsi"/>
-                <w:color w:val="1C4587"/>
-                <w:sz w:val="21"/>
-                <w:szCs w:val="21"/>
-              </w:rPr>
-              <w:t xml:space="preserve">Facilitator: </w:t>
-            </w:r>
-            <w:r>
-              <w:rPr>
-                <w:color w:val="000000"/>
-              </w:rPr>
-              <w:t>Mike Bluck (ICL)</w:t>
-            </w:r>
-          </w:p>
-          <w:p>
-            <w:pPr>
-              <w:pStyle w:val="LO-normal"/>
-              <w:spacing w:after="0" w:line="240" w:lineRule="auto"/>
-              <w:rPr>
-                <w:rFonts w:asciiTheme="minorHAnsi" w:hAnsiTheme="minorHAnsi" w:cstheme="minorHAnsi"/>
-                <w:color w:val="1C4587"/>
-                <w:sz w:val="21"/>
-                <w:szCs w:val="21"/>
-              </w:rPr>
-            </w:pPr>
-            <w:r>
-              <w:rPr>
-                <w:rFonts w:asciiTheme="minorHAnsi" w:hAnsiTheme="minorHAnsi" w:cstheme="minorHAnsi"/>
-                <w:color w:val="1C4587"/>
-                <w:sz w:val="21"/>
-                <w:szCs w:val="21"/>
-              </w:rPr>
-              <w:t xml:space="preserve">Panellists: </w:t>
-            </w:r>
-            <w:r>
-              <w:rPr>
-                <w:color w:val="000000"/>
-              </w:rPr>
-              <w:t xml:space="preserve">Chris </w:t>
-            </w:r>
-            <w:proofErr w:type="spellStart"/>
-            <w:r>
-              <w:rPr>
-                <w:color w:val="000000"/>
-              </w:rPr>
-              <w:t>Sigournay</w:t>
-            </w:r>
-            <w:proofErr w:type="spellEnd"/>
-            <w:r>
-              <w:rPr>
-                <w:color w:val="000000"/>
-              </w:rPr>
-              <w:t xml:space="preserve"> (EDF), </w:t>
-            </w:r>
-            <w:r>
-              <w:rPr>
-                <w:color w:val="000000"/>
-              </w:rPr>
-              <w:t>Richard Underhill (FNC),</w:t>
-            </w:r>
-            <w:r>
-              <w:rPr>
-                <w:color w:val="000000"/>
-              </w:rPr>
-              <w:t xml:space="preserve"> </w:t>
-            </w:r>
-            <w:proofErr w:type="spellStart"/>
-            <w:r>
-              <w:rPr>
-                <w:color w:val="000000"/>
-              </w:rPr>
-              <w:t>Shuisheng</w:t>
-            </w:r>
-            <w:proofErr w:type="spellEnd"/>
-            <w:r>
-              <w:rPr>
-                <w:color w:val="000000"/>
-              </w:rPr>
-              <w:t xml:space="preserve"> He (University of Sheffield), Steve Graham (UKNNL)</w:t>
-            </w:r>
-            <w:r>
-              <w:rPr>
-                <w:color w:val="000000"/>
-              </w:rPr>
-              <w:t xml:space="preserve">, </w:t>
-            </w:r>
-            <w:r>
-              <w:rPr>
-                <w:color w:val="000000"/>
-                <w:highlight w:val="yellow"/>
-              </w:rPr>
-              <w:t>Mike Bluck (ICL),</w:t>
-            </w:r>
-            <w:r>
-              <w:rPr>
-                <w:color w:val="000000"/>
-              </w:rPr>
-              <w:t xml:space="preserve"> </w:t>
-            </w:r>
-            <w:r>
-              <w:rPr>
-                <w:rFonts w:asciiTheme="minorHAnsi" w:hAnsiTheme="minorHAnsi" w:cstheme="minorHAnsi"/>
-                <w:color w:val="1C4587"/>
-                <w:sz w:val="21"/>
-                <w:szCs w:val="21"/>
-                <w:highlight w:val="yellow"/>
-              </w:rPr>
-              <w:t>Sanjeev Gupta</w:t>
-            </w:r>
-            <w:r>
-              <w:rPr>
-                <w:rFonts w:asciiTheme="minorHAnsi" w:hAnsiTheme="minorHAnsi" w:cstheme="minorHAnsi"/>
-                <w:color w:val="1C4587"/>
-                <w:sz w:val="21"/>
-                <w:szCs w:val="21"/>
-                <w:highlight w:val="yellow"/>
-              </w:rPr>
-              <w:t xml:space="preserve"> (TBC, </w:t>
-            </w:r>
-            <w:r>
-              <w:rPr>
-                <w:rFonts w:asciiTheme="minorHAnsi" w:hAnsiTheme="minorHAnsi" w:cstheme="minorHAnsi"/>
-                <w:color w:val="1C4587"/>
-                <w:sz w:val="21"/>
-                <w:szCs w:val="21"/>
-                <w:highlight w:val="yellow"/>
-              </w:rPr>
-              <w:t>Framatome</w:t>
-            </w:r>
-            <w:r>
-              <w:rPr>
-                <w:rFonts w:asciiTheme="minorHAnsi" w:hAnsiTheme="minorHAnsi" w:cstheme="minorHAnsi"/>
-                <w:color w:val="1C4587"/>
-                <w:sz w:val="21"/>
-                <w:szCs w:val="21"/>
-              </w:rPr>
-              <w:t>)</w:t>
-            </w:r>
-          </w:p>
-          <w:p>
-            <w:pPr>
-              <w:pStyle w:val="LO-normal"/>
-              <w:spacing w:after="0" w:line="240" w:lineRule="auto"/>
-              <w:rPr>
-                <w:rFonts w:asciiTheme="minorHAnsi" w:hAnsiTheme="minorHAnsi" w:cstheme="minorHAnsi"/>
-                <w:color w:val="1C4587"/>
-                <w:sz w:val="21"/>
-                <w:szCs w:val="21"/>
-              </w:rPr>
-            </w:pPr>
+                <w:sz w:val="20"/>
+                <w:szCs w:val="20"/>
+              </w:rPr>
+            </w:pPr>
+            <w:r>
+              <w:rPr>
+                <w:rFonts w:asciiTheme="minorHAnsi" w:hAnsiTheme="minorHAnsi" w:cstheme="minorHAnsi"/>
+                <w:color w:val="1C4587"/>
+                <w:sz w:val="20"/>
+                <w:szCs w:val="20"/>
+              </w:rPr>
+              <w:t xml:space="preserve">The production of plasma turbulence via magnetic reconnection - Nick Williams, The University of Manchester </w:t>
+            </w:r>
           </w:p>
         </w:tc>
       </w:tr>
@@ -3864,11 +3820,159 @@
               <w:jc w:val="center"/>
               <w:rPr>
                 <w:rFonts w:asciiTheme="minorHAnsi" w:hAnsiTheme="minorHAnsi" w:cstheme="minorHAnsi"/>
+                <w:color w:val="1C4587"/>
+                <w:sz w:val="20"/>
+                <w:szCs w:val="20"/>
+              </w:rPr>
+            </w:pPr>
+            <w:r>
+              <w:rPr>
+                <w:rFonts w:asciiTheme="minorHAnsi" w:hAnsiTheme="minorHAnsi" w:cstheme="minorHAnsi"/>
+                <w:color w:val="1C4587"/>
+                <w:sz w:val="20"/>
+                <w:szCs w:val="20"/>
+              </w:rPr>
+              <w:t>11:40 - 12:00</w:t>
+            </w:r>
+          </w:p>
+        </w:tc>
+        <w:tc>
+          <w:tcPr>
+            <w:tcW w:w="8749" w:type="dxa"/>
+          </w:tcPr>
+          <w:p>
+            <w:pPr>
+              <w:pStyle w:val="LO-normal"/>
+              <w:spacing w:after="0" w:line="240" w:lineRule="auto"/>
+              <w:rPr>
+                <w:rFonts w:asciiTheme="minorHAnsi" w:hAnsiTheme="minorHAnsi" w:cstheme="minorHAnsi"/>
+                <w:color w:val="1C4587"/>
+                <w:sz w:val="20"/>
+                <w:szCs w:val="20"/>
+              </w:rPr>
+            </w:pPr>
+            <w:r>
+              <w:rPr>
+                <w:rFonts w:asciiTheme="minorHAnsi" w:hAnsiTheme="minorHAnsi" w:cstheme="minorHAnsi"/>
+                <w:color w:val="1C4587"/>
+                <w:sz w:val="20"/>
+                <w:szCs w:val="20"/>
+              </w:rPr>
+              <w:t>GPU porting of the DNS solver CHAPSim2 – Bo Liu, STFC UKRI</w:t>
+            </w:r>
+          </w:p>
+        </w:tc>
+      </w:tr>
+      <w:tr>
+        <w:trPr>
+          <w:trHeight w:val="340"/>
+        </w:trPr>
+        <w:tc>
+          <w:tcPr>
+            <w:tcW w:w="1457" w:type="dxa"/>
+          </w:tcPr>
+          <w:p>
+            <w:pPr>
+              <w:pStyle w:val="LO-normal"/>
+              <w:spacing w:after="0" w:line="240" w:lineRule="auto"/>
+              <w:jc w:val="center"/>
+              <w:rPr>
+                <w:rFonts w:asciiTheme="minorHAnsi" w:hAnsiTheme="minorHAnsi" w:cstheme="minorHAnsi"/>
+                <w:color w:val="1C4587"/>
+                <w:sz w:val="20"/>
+                <w:szCs w:val="20"/>
+              </w:rPr>
+            </w:pPr>
+            <w:r>
+              <w:rPr>
+                <w:rFonts w:asciiTheme="minorHAnsi" w:hAnsiTheme="minorHAnsi" w:cstheme="minorHAnsi"/>
+                <w:b/>
+                <w:i/>
+                <w:iCs/>
+                <w:color w:val="0070C0"/>
+                <w:sz w:val="21"/>
+                <w:szCs w:val="21"/>
+              </w:rPr>
+              <w:t>12.00 – 13:00</w:t>
+            </w:r>
+          </w:p>
+        </w:tc>
+        <w:tc>
+          <w:tcPr>
+            <w:tcW w:w="8749" w:type="dxa"/>
+          </w:tcPr>
+          <w:p>
+            <w:pPr>
+              <w:pStyle w:val="LO-normal"/>
+              <w:spacing w:after="0" w:line="240" w:lineRule="auto"/>
+              <w:rPr>
+                <w:rFonts w:asciiTheme="minorHAnsi" w:hAnsiTheme="minorHAnsi" w:cstheme="minorHAnsi"/>
+                <w:color w:val="1C4587"/>
+                <w:sz w:val="20"/>
+                <w:szCs w:val="20"/>
+              </w:rPr>
+            </w:pPr>
+            <w:r>
+              <w:rPr>
+                <w:rFonts w:asciiTheme="minorHAnsi" w:hAnsiTheme="minorHAnsi" w:cstheme="minorHAnsi"/>
+                <w:b/>
+                <w:i/>
+                <w:iCs/>
+                <w:color w:val="0070C0"/>
+                <w:sz w:val="21"/>
+                <w:szCs w:val="21"/>
+              </w:rPr>
+              <w:t>Lunch</w:t>
+            </w:r>
+          </w:p>
+        </w:tc>
+      </w:tr>
+      <w:tr>
+        <w:trPr>
+          <w:trHeight w:val="355"/>
+        </w:trPr>
+        <w:tc>
+          <w:tcPr>
+            <w:tcW w:w="1457" w:type="dxa"/>
+          </w:tcPr>
+          <w:p>
+            <w:pPr>
+              <w:pStyle w:val="LO-normal"/>
+              <w:spacing w:after="0" w:line="240" w:lineRule="auto"/>
+              <w:jc w:val="center"/>
+              <w:rPr>
+                <w:rFonts w:asciiTheme="minorHAnsi" w:hAnsiTheme="minorHAnsi" w:cstheme="minorHAnsi"/>
                 <w:b/>
                 <w:bCs/>
                 <w:color w:val="1C4587"/>
-                <w:sz w:val="21"/>
-                <w:szCs w:val="21"/>
+                <w:sz w:val="20"/>
+                <w:szCs w:val="20"/>
+              </w:rPr>
+            </w:pPr>
+            <w:r>
+              <w:rPr>
+                <w:rFonts w:asciiTheme="minorHAnsi" w:hAnsiTheme="minorHAnsi" w:cstheme="minorHAnsi"/>
+                <w:b/>
+                <w:sz w:val="21"/>
+                <w:szCs w:val="21"/>
+              </w:rPr>
+              <w:t>Session 7</w:t>
+            </w:r>
+          </w:p>
+        </w:tc>
+        <w:tc>
+          <w:tcPr>
+            <w:tcW w:w="8749" w:type="dxa"/>
+          </w:tcPr>
+          <w:p>
+            <w:pPr>
+              <w:pStyle w:val="LO-normal"/>
+              <w:spacing w:after="0" w:line="240" w:lineRule="auto"/>
+              <w:rPr>
+                <w:rFonts w:asciiTheme="minorHAnsi" w:hAnsiTheme="minorHAnsi" w:cstheme="minorHAnsi"/>
+                <w:color w:val="1C4587"/>
+                <w:sz w:val="20"/>
+                <w:szCs w:val="20"/>
               </w:rPr>
             </w:pPr>
             <w:r>
@@ -3876,31 +3980,186 @@
                 <w:rFonts w:asciiTheme="minorHAnsi" w:hAnsiTheme="minorHAnsi" w:cstheme="minorHAnsi"/>
                 <w:b/>
                 <w:bCs/>
-                <w:color w:val="1C4587"/>
-                <w:sz w:val="21"/>
-                <w:szCs w:val="21"/>
-              </w:rPr>
-              <w:t>1</w:t>
-            </w:r>
-            <w:r>
-              <w:rPr>
-                <w:rFonts w:asciiTheme="minorHAnsi" w:hAnsiTheme="minorHAnsi" w:cstheme="minorHAnsi"/>
-                <w:b/>
+                <w:color w:val="000000"/>
+                <w:sz w:val="21"/>
+                <w:szCs w:val="21"/>
+              </w:rPr>
+              <w:t xml:space="preserve">Gen-IV Reactor Thermal Hydraulics and Associated Challenges </w:t>
+            </w:r>
+            <w:r>
+              <w:rPr>
+                <w:rFonts w:asciiTheme="minorHAnsi" w:hAnsiTheme="minorHAnsi" w:cstheme="minorHAnsi"/>
+                <w:color w:val="000000"/>
+                <w:sz w:val="21"/>
+                <w:szCs w:val="21"/>
+              </w:rPr>
+              <w:t>(</w:t>
+            </w:r>
+            <w:r>
+              <w:rPr>
+                <w:rFonts w:asciiTheme="minorHAnsi" w:hAnsiTheme="minorHAnsi" w:cstheme="minorHAnsi"/>
                 <w:bCs/>
-                <w:color w:val="1C4587"/>
-                <w:sz w:val="21"/>
-                <w:szCs w:val="21"/>
-              </w:rPr>
-              <w:t>4</w:t>
-            </w:r>
-            <w:r>
-              <w:rPr>
-                <w:rFonts w:asciiTheme="minorHAnsi" w:hAnsiTheme="minorHAnsi" w:cstheme="minorHAnsi"/>
-                <w:b/>
+                <w:sz w:val="21"/>
+                <w:szCs w:val="21"/>
+              </w:rPr>
+              <w:t>c</w:t>
+            </w:r>
+            <w:r>
+              <w:rPr>
+                <w:rFonts w:asciiTheme="minorHAnsi" w:hAnsiTheme="minorHAnsi" w:cstheme="minorHAnsi"/>
                 <w:bCs/>
-                <w:color w:val="1C4587"/>
-                <w:sz w:val="21"/>
-                <w:szCs w:val="21"/>
+                <w:sz w:val="21"/>
+                <w:szCs w:val="21"/>
+              </w:rPr>
+              <w:t xml:space="preserve">haired by </w:t>
+            </w:r>
+            <w:r>
+              <w:rPr>
+                <w:rFonts w:asciiTheme="minorHAnsi" w:hAnsiTheme="minorHAnsi" w:cstheme="minorHAnsi"/>
+                <w:bCs/>
+                <w:sz w:val="21"/>
+                <w:szCs w:val="21"/>
+              </w:rPr>
+              <w:t xml:space="preserve">Michael </w:t>
+            </w:r>
+            <w:r>
+              <w:rPr>
+                <w:rFonts w:asciiTheme="minorHAnsi" w:hAnsiTheme="minorHAnsi" w:cstheme="minorHAnsi"/>
+                <w:bCs/>
+                <w:sz w:val="21"/>
+                <w:szCs w:val="21"/>
+              </w:rPr>
+              <w:t>Bluck)</w:t>
+            </w:r>
+          </w:p>
+        </w:tc>
+      </w:tr>
+      <w:tr>
+        <w:tc>
+          <w:tcPr>
+            <w:tcW w:w="1457" w:type="dxa"/>
+          </w:tcPr>
+          <w:p>
+            <w:pPr>
+              <w:pStyle w:val="LO-normal"/>
+              <w:spacing w:after="0" w:line="240" w:lineRule="auto"/>
+              <w:jc w:val="center"/>
+              <w:rPr>
+                <w:rFonts w:asciiTheme="minorHAnsi" w:hAnsiTheme="minorHAnsi" w:cstheme="minorHAnsi"/>
+                <w:color w:val="1C4587"/>
+                <w:sz w:val="20"/>
+                <w:szCs w:val="20"/>
+              </w:rPr>
+            </w:pPr>
+            <w:r>
+              <w:rPr>
+                <w:rFonts w:asciiTheme="minorHAnsi" w:hAnsiTheme="minorHAnsi" w:cstheme="minorHAnsi"/>
+                <w:color w:val="1C4587"/>
+                <w:sz w:val="20"/>
+                <w:szCs w:val="20"/>
+              </w:rPr>
+              <w:t>13:00 - 13:20</w:t>
+            </w:r>
+          </w:p>
+        </w:tc>
+        <w:tc>
+          <w:tcPr>
+            <w:tcW w:w="8749" w:type="dxa"/>
+          </w:tcPr>
+          <w:p>
+            <w:pPr>
+              <w:pStyle w:val="LO-normal"/>
+              <w:spacing w:after="0" w:line="240" w:lineRule="auto"/>
+              <w:rPr>
+                <w:rFonts w:asciiTheme="minorHAnsi" w:hAnsiTheme="minorHAnsi" w:cstheme="minorHAnsi"/>
+                <w:color w:val="1C4587"/>
+                <w:sz w:val="20"/>
+                <w:szCs w:val="20"/>
+              </w:rPr>
+            </w:pPr>
+            <w:r>
+              <w:rPr>
+                <w:rFonts w:asciiTheme="minorHAnsi" w:hAnsiTheme="minorHAnsi" w:cstheme="minorHAnsi"/>
+                <w:b/>
+                <w:bCs/>
+                <w:color w:val="1C4587"/>
+                <w:sz w:val="20"/>
+                <w:szCs w:val="20"/>
+              </w:rPr>
+              <w:t>Invited Talk</w:t>
+            </w:r>
+            <w:r>
+              <w:rPr>
+                <w:rFonts w:asciiTheme="minorHAnsi" w:hAnsiTheme="minorHAnsi" w:cstheme="minorHAnsi"/>
+                <w:color w:val="1C4587"/>
+                <w:sz w:val="20"/>
+                <w:szCs w:val="20"/>
+              </w:rPr>
+              <w:t xml:space="preserve"> – The NTH Nuclear Innovation Programme outcomes and Gen-IV UK landscape – Richard Underhill, Frazer-Nash Consultancy</w:t>
+            </w:r>
+          </w:p>
+        </w:tc>
+      </w:tr>
+      <w:tr>
+        <w:tc>
+          <w:tcPr>
+            <w:tcW w:w="1457" w:type="dxa"/>
+          </w:tcPr>
+          <w:p>
+            <w:pPr>
+              <w:pStyle w:val="LO-normal"/>
+              <w:spacing w:after="0" w:line="240" w:lineRule="auto"/>
+              <w:jc w:val="center"/>
+              <w:rPr>
+                <w:rFonts w:asciiTheme="minorHAnsi" w:hAnsiTheme="minorHAnsi" w:cstheme="minorHAnsi"/>
+                <w:color w:val="1C4587"/>
+                <w:sz w:val="20"/>
+                <w:szCs w:val="20"/>
+              </w:rPr>
+            </w:pPr>
+            <w:r>
+              <w:rPr>
+                <w:rFonts w:asciiTheme="minorHAnsi" w:hAnsiTheme="minorHAnsi" w:cstheme="minorHAnsi"/>
+                <w:color w:val="1C4587"/>
+                <w:sz w:val="20"/>
+                <w:szCs w:val="20"/>
+              </w:rPr>
+              <w:t>13:20 - 14:20</w:t>
+            </w:r>
+          </w:p>
+        </w:tc>
+        <w:tc>
+          <w:tcPr>
+            <w:tcW w:w="8749" w:type="dxa"/>
+          </w:tcPr>
+          <w:p>
+            <w:pPr>
+              <w:pStyle w:val="LO-normal"/>
+              <w:spacing w:after="0" w:line="240" w:lineRule="auto"/>
+              <w:rPr>
+                <w:rFonts w:asciiTheme="minorHAnsi" w:hAnsiTheme="minorHAnsi" w:cstheme="minorHAnsi"/>
+                <w:color w:val="1C4587"/>
+                <w:sz w:val="20"/>
+                <w:szCs w:val="20"/>
+              </w:rPr>
+            </w:pPr>
+            <w:r>
+              <w:rPr>
+                <w:rFonts w:asciiTheme="minorHAnsi" w:hAnsiTheme="minorHAnsi" w:cstheme="minorHAnsi"/>
+                <w:b/>
+                <w:bCs/>
+                <w:color w:val="1C4587"/>
+                <w:sz w:val="20"/>
+                <w:szCs w:val="20"/>
+              </w:rPr>
+              <w:t>Panel Discussion</w:t>
+            </w:r>
+            <w:r>
+              <w:rPr>
+                <w:rFonts w:asciiTheme="minorHAnsi" w:hAnsiTheme="minorHAnsi" w:cstheme="minorHAnsi"/>
+                <w:color w:val="1C4587"/>
+                <w:sz w:val="20"/>
+                <w:szCs w:val="20"/>
               </w:rPr>
               <w:t>:</w:t>
             </w:r>
@@ -3909,66 +4168,147 @@
                 <w:rFonts w:asciiTheme="minorHAnsi" w:hAnsiTheme="minorHAnsi" w:cstheme="minorHAnsi"/>
                 <w:b/>
                 <w:bCs/>
-                <w:color w:val="1C4587"/>
-                <w:sz w:val="21"/>
-                <w:szCs w:val="21"/>
-              </w:rPr>
-              <w:t>2</w:t>
-            </w:r>
-            <w:r>
+                <w:color w:val="000000"/>
+                <w:sz w:val="21"/>
+                <w:szCs w:val="21"/>
+              </w:rPr>
+              <w:t xml:space="preserve"> Gen-IV Reactor Thermal Hydraulics and Associated Challenges </w:t>
+            </w:r>
+          </w:p>
+          <w:p>
+            <w:pPr>
+              <w:pStyle w:val="LO-normal"/>
+              <w:spacing w:after="0" w:line="240" w:lineRule="auto"/>
+              <w:rPr>
+                <w:rFonts w:asciiTheme="minorHAnsi" w:hAnsiTheme="minorHAnsi" w:cstheme="minorHAnsi"/>
+                <w:color w:val="1C4587"/>
+                <w:sz w:val="20"/>
+                <w:szCs w:val="20"/>
+              </w:rPr>
+            </w:pPr>
+            <w:r>
+              <w:rPr>
+                <w:rFonts w:asciiTheme="minorHAnsi" w:hAnsiTheme="minorHAnsi" w:cstheme="minorHAnsi"/>
+                <w:color w:val="1C4587"/>
+                <w:sz w:val="20"/>
+                <w:szCs w:val="20"/>
+              </w:rPr>
+              <w:t>Facilitator: Mike Bluck (ICL)</w:t>
+            </w:r>
+          </w:p>
+          <w:p>
+            <w:pPr>
+              <w:pStyle w:val="LO-normal"/>
+              <w:spacing w:after="0" w:line="240" w:lineRule="auto"/>
+              <w:rPr>
+                <w:rFonts w:asciiTheme="minorHAnsi" w:hAnsiTheme="minorHAnsi" w:cstheme="minorHAnsi"/>
+                <w:color w:val="1C4587"/>
+                <w:sz w:val="20"/>
+                <w:szCs w:val="20"/>
+              </w:rPr>
+            </w:pPr>
+            <w:r>
+              <w:rPr>
+                <w:rFonts w:asciiTheme="minorHAnsi" w:hAnsiTheme="minorHAnsi" w:cstheme="minorHAnsi"/>
+                <w:color w:val="1C4587"/>
+                <w:sz w:val="20"/>
+                <w:szCs w:val="20"/>
+              </w:rPr>
+              <w:t xml:space="preserve">Panellists: Chris </w:t>
+            </w:r>
+            <w:proofErr w:type="spellStart"/>
+            <w:r>
+              <w:rPr>
+                <w:rFonts w:asciiTheme="minorHAnsi" w:hAnsiTheme="minorHAnsi" w:cstheme="minorHAnsi"/>
+                <w:color w:val="1C4587"/>
+                <w:sz w:val="20"/>
+                <w:szCs w:val="20"/>
+              </w:rPr>
+              <w:t>Sigournay</w:t>
+            </w:r>
+            <w:proofErr w:type="spellEnd"/>
+            <w:r>
+              <w:rPr>
+                <w:rFonts w:asciiTheme="minorHAnsi" w:hAnsiTheme="minorHAnsi" w:cstheme="minorHAnsi"/>
+                <w:color w:val="1C4587"/>
+                <w:sz w:val="20"/>
+                <w:szCs w:val="20"/>
+              </w:rPr>
+              <w:t xml:space="preserve"> (EDF), Richard Underhill (FNC), </w:t>
+            </w:r>
+            <w:proofErr w:type="spellStart"/>
+            <w:r>
+              <w:rPr>
+                <w:rFonts w:asciiTheme="minorHAnsi" w:hAnsiTheme="minorHAnsi" w:cstheme="minorHAnsi"/>
+                <w:color w:val="1C4587"/>
+                <w:sz w:val="20"/>
+                <w:szCs w:val="20"/>
+              </w:rPr>
+              <w:t>Shuisheng</w:t>
+            </w:r>
+            <w:proofErr w:type="spellEnd"/>
+            <w:r>
+              <w:rPr>
+                <w:rFonts w:asciiTheme="minorHAnsi" w:hAnsiTheme="minorHAnsi" w:cstheme="minorHAnsi"/>
+                <w:color w:val="1C4587"/>
+                <w:sz w:val="20"/>
+                <w:szCs w:val="20"/>
+              </w:rPr>
+              <w:t xml:space="preserve"> He (University of Sheffield), Steve Graham (UKNNL), </w:t>
+            </w:r>
+            <w:r>
+              <w:rPr>
+                <w:rFonts w:asciiTheme="minorHAnsi" w:hAnsiTheme="minorHAnsi" w:cstheme="minorHAnsi"/>
+                <w:color w:val="1C4587"/>
+                <w:sz w:val="20"/>
+                <w:szCs w:val="20"/>
+              </w:rPr>
+              <w:t>Michael</w:t>
+            </w:r>
+            <w:r>
+              <w:rPr>
+                <w:rFonts w:asciiTheme="minorHAnsi" w:hAnsiTheme="minorHAnsi" w:cstheme="minorHAnsi"/>
+                <w:color w:val="1C4587"/>
+                <w:sz w:val="20"/>
+                <w:szCs w:val="20"/>
+              </w:rPr>
+              <w:t xml:space="preserve"> Bluck (ICL), Sanjeev Gupta (Framatome)</w:t>
+            </w:r>
+          </w:p>
+        </w:tc>
+      </w:tr>
+      <w:tr>
+        <w:trPr>
+          <w:trHeight w:val="340"/>
+        </w:trPr>
+        <w:tc>
+          <w:tcPr>
+            <w:tcW w:w="1457" w:type="dxa"/>
+          </w:tcPr>
+          <w:p>
+            <w:pPr>
+              <w:pStyle w:val="LO-normal"/>
+              <w:spacing w:after="0" w:line="240" w:lineRule="auto"/>
+              <w:jc w:val="center"/>
               <w:rPr>
                 <w:rFonts w:asciiTheme="minorHAnsi" w:hAnsiTheme="minorHAnsi" w:cstheme="minorHAnsi"/>
                 <w:b/>
                 <w:bCs/>
                 <w:color w:val="1C4587"/>
-                <w:sz w:val="21"/>
-                <w:szCs w:val="21"/>
-              </w:rPr>
-              <w:t>0 – 1</w:t>
-            </w:r>
+                <w:sz w:val="20"/>
+                <w:szCs w:val="20"/>
+              </w:rPr>
+            </w:pPr>
             <w:r>
               <w:rPr>
                 <w:rFonts w:asciiTheme="minorHAnsi" w:hAnsiTheme="minorHAnsi" w:cstheme="minorHAnsi"/>
                 <w:b/>
                 <w:bCs/>
                 <w:color w:val="1C4587"/>
-                <w:sz w:val="21"/>
-                <w:szCs w:val="21"/>
-              </w:rPr>
-              <w:t>4</w:t>
-            </w:r>
-            <w:r>
-              <w:rPr>
-                <w:rFonts w:asciiTheme="minorHAnsi" w:hAnsiTheme="minorHAnsi" w:cstheme="minorHAnsi"/>
-                <w:b/>
-                <w:bCs/>
-                <w:color w:val="1C4587"/>
-                <w:sz w:val="21"/>
-                <w:szCs w:val="21"/>
-              </w:rPr>
-              <w:t>:</w:t>
-            </w:r>
-            <w:r>
-              <w:rPr>
-                <w:rFonts w:asciiTheme="minorHAnsi" w:hAnsiTheme="minorHAnsi" w:cstheme="minorHAnsi"/>
-                <w:b/>
-                <w:bCs/>
-                <w:color w:val="1C4587"/>
-                <w:sz w:val="21"/>
-                <w:szCs w:val="21"/>
-              </w:rPr>
-              <w:t>3</w:t>
-            </w:r>
-            <w:r>
-              <w:rPr>
-                <w:rFonts w:asciiTheme="minorHAnsi" w:hAnsiTheme="minorHAnsi" w:cstheme="minorHAnsi"/>
-                <w:b/>
-                <w:bCs/>
-                <w:color w:val="1C4587"/>
-                <w:sz w:val="21"/>
-                <w:szCs w:val="21"/>
-              </w:rPr>
-              <w:t>0</w:t>
+                <w:sz w:val="20"/>
+                <w:szCs w:val="20"/>
+              </w:rPr>
+              <w:t>14:20 – 14:30</w:t>
             </w:r>
           </w:p>
         </w:tc>
@@ -3984,6 +4324,8 @@
                 <w:rFonts w:asciiTheme="minorHAnsi" w:hAnsiTheme="minorHAnsi" w:cstheme="minorHAnsi"/>
                 <w:b/>
                 <w:color w:val="000000"/>
+                <w:sz w:val="21"/>
+                <w:szCs w:val="21"/>
               </w:rPr>
             </w:pPr>
             <w:r>
@@ -3991,8 +4333,19 @@
                 <w:rFonts w:asciiTheme="minorHAnsi" w:hAnsiTheme="minorHAnsi" w:cstheme="minorHAnsi"/>
                 <w:b/>
                 <w:color w:val="000000"/>
-              </w:rPr>
-              <w:t>Closing Remarks – Shuisheng He</w:t>
+                <w:sz w:val="21"/>
+                <w:szCs w:val="21"/>
+              </w:rPr>
+              <w:t xml:space="preserve">Closing Remarks </w:t>
+            </w:r>
+            <w:r>
+              <w:rPr>
+                <w:rFonts w:asciiTheme="minorHAnsi" w:hAnsiTheme="minorHAnsi" w:cstheme="minorHAnsi"/>
+                <w:color w:val="1C4587"/>
+                <w:sz w:val="20"/>
+                <w:szCs w:val="20"/>
+              </w:rPr>
+              <w:t>– Shuisheng He</w:t>
             </w:r>
           </w:p>
         </w:tc>
@@ -4006,8 +4359,8 @@
         <w:rPr>
           <w:rFonts w:asciiTheme="minorHAnsi" w:hAnsiTheme="minorHAnsi" w:cstheme="minorHAnsi"/>
           <w:b/>
-          <w:sz w:val="17"/>
-          <w:szCs w:val="17"/>
+          <w:sz w:val="16"/>
+          <w:szCs w:val="16"/>
         </w:rPr>
       </w:pPr>
     </w:p>
@@ -4019,8 +4372,8 @@
         <w:rPr>
           <w:rFonts w:asciiTheme="minorHAnsi" w:hAnsiTheme="minorHAnsi" w:cstheme="minorHAnsi"/>
           <w:b/>
-          <w:sz w:val="21"/>
-          <w:szCs w:val="21"/>
+          <w:sz w:val="20"/>
+          <w:szCs w:val="20"/>
         </w:rPr>
       </w:pPr>
     </w:p>
@@ -4032,8 +4385,8 @@
         <w:rPr>
           <w:rFonts w:asciiTheme="minorHAnsi" w:hAnsiTheme="minorHAnsi" w:cstheme="minorHAnsi"/>
           <w:b/>
-          <w:sz w:val="21"/>
-          <w:szCs w:val="21"/>
+          <w:sz w:val="20"/>
+          <w:szCs w:val="20"/>
         </w:rPr>
       </w:pPr>
     </w:p>
@@ -4044,8 +4397,8 @@
         <w:spacing w:after="0" w:line="240" w:lineRule="auto"/>
         <w:rPr>
           <w:rFonts w:asciiTheme="minorHAnsi" w:hAnsiTheme="minorHAnsi" w:cstheme="minorHAnsi"/>
-          <w:sz w:val="21"/>
-          <w:szCs w:val="21"/>
+          <w:sz w:val="20"/>
+          <w:szCs w:val="20"/>
           <w:lang w:eastAsia="en-US" w:bidi="ar-SA"/>
         </w:rPr>
       </w:pPr>
@@ -4053,8 +4406,8 @@
         <w:rPr>
           <w:rFonts w:asciiTheme="minorHAnsi" w:hAnsiTheme="minorHAnsi" w:cstheme="minorHAnsi"/>
           <w:b/>
-          <w:sz w:val="21"/>
-          <w:szCs w:val="21"/>
+          <w:sz w:val="20"/>
+          <w:szCs w:val="20"/>
         </w:rPr>
         <w:t>Conference Notes</w:t>
       </w:r>
@@ -4070,8 +4423,8 @@
         <w:ind w:left="426" w:hanging="426"/>
         <w:rPr>
           <w:rFonts w:asciiTheme="minorHAnsi" w:hAnsiTheme="minorHAnsi" w:cstheme="minorHAnsi"/>
-          <w:sz w:val="21"/>
-          <w:szCs w:val="21"/>
+          <w:sz w:val="20"/>
+          <w:szCs w:val="20"/>
           <w:lang w:eastAsia="en-US" w:bidi="ar-SA"/>
         </w:rPr>
       </w:pPr>
@@ -4079,8 +4432,8 @@
         <w:rPr>
           <w:rFonts w:asciiTheme="minorHAnsi" w:hAnsiTheme="minorHAnsi" w:cstheme="minorHAnsi"/>
           <w:b/>
-          <w:sz w:val="21"/>
-          <w:szCs w:val="21"/>
+          <w:sz w:val="20"/>
+          <w:szCs w:val="20"/>
           <w:lang w:eastAsia="en-US" w:bidi="ar-SA"/>
         </w:rPr>
         <w:t>Enquiries</w:t>
@@ -4088,8 +4441,8 @@
       <w:r>
         <w:rPr>
           <w:rFonts w:asciiTheme="minorHAnsi" w:hAnsiTheme="minorHAnsi" w:cstheme="minorHAnsi"/>
-          <w:sz w:val="21"/>
-          <w:szCs w:val="21"/>
+          <w:sz w:val="20"/>
+          <w:szCs w:val="20"/>
           <w:lang w:eastAsia="en-US" w:bidi="ar-SA"/>
         </w:rPr>
         <w:t>:  Wei Wang (</w:t>
@@ -4099,8 +4452,8 @@
           <w:rPr>
             <w:rStyle w:val="Hyperlink"/>
             <w:rFonts w:asciiTheme="minorHAnsi" w:hAnsiTheme="minorHAnsi" w:cstheme="minorHAnsi"/>
-            <w:sz w:val="21"/>
-            <w:szCs w:val="21"/>
+            <w:sz w:val="20"/>
+            <w:szCs w:val="20"/>
             <w:lang w:eastAsia="en-US" w:bidi="ar-SA"/>
           </w:rPr>
           <w:t>wei.wang@stfc.ac.uk</w:t>
@@ -4109,8 +4462,8 @@
       <w:r>
         <w:rPr>
           <w:rFonts w:asciiTheme="minorHAnsi" w:hAnsiTheme="minorHAnsi" w:cstheme="minorHAnsi"/>
-          <w:sz w:val="21"/>
-          <w:szCs w:val="21"/>
+          <w:sz w:val="20"/>
+          <w:szCs w:val="20"/>
           <w:lang w:eastAsia="en-US" w:bidi="ar-SA"/>
         </w:rPr>
         <w:t>); Alex Skillen (</w:t>
@@ -4120,8 +4473,8 @@
           <w:rPr>
             <w:rStyle w:val="Hyperlink"/>
             <w:rFonts w:asciiTheme="minorHAnsi" w:hAnsiTheme="minorHAnsi" w:cstheme="minorHAnsi"/>
-            <w:sz w:val="21"/>
-            <w:szCs w:val="21"/>
+            <w:sz w:val="20"/>
+            <w:szCs w:val="20"/>
             <w:lang w:eastAsia="en-US" w:bidi="ar-SA"/>
           </w:rPr>
           <w:t>alex.skillen@manchester.ac.uk</w:t>
@@ -4130,8 +4483,8 @@
       <w:r>
         <w:rPr>
           <w:rFonts w:asciiTheme="minorHAnsi" w:hAnsiTheme="minorHAnsi" w:cstheme="minorHAnsi"/>
-          <w:sz w:val="21"/>
-          <w:szCs w:val="21"/>
+          <w:sz w:val="20"/>
+          <w:szCs w:val="20"/>
           <w:lang w:eastAsia="en-US" w:bidi="ar-SA"/>
         </w:rPr>
         <w:t>)</w:t>
@@ -4139,8 +4492,8 @@
       <w:r>
         <w:rPr>
           <w:rFonts w:asciiTheme="minorHAnsi" w:hAnsiTheme="minorHAnsi" w:cstheme="minorHAnsi"/>
-          <w:sz w:val="21"/>
-          <w:szCs w:val="21"/>
+          <w:sz w:val="20"/>
+          <w:szCs w:val="20"/>
           <w:lang w:eastAsia="en-US" w:bidi="ar-SA"/>
         </w:rPr>
         <w:t xml:space="preserve"> </w:t>
@@ -4157,8 +4510,8 @@
         <w:ind w:left="426" w:hanging="426"/>
         <w:rPr>
           <w:rFonts w:asciiTheme="minorHAnsi" w:hAnsiTheme="minorHAnsi" w:cstheme="minorHAnsi"/>
-          <w:sz w:val="21"/>
-          <w:szCs w:val="21"/>
+          <w:sz w:val="20"/>
+          <w:szCs w:val="20"/>
           <w:lang w:eastAsia="en-US" w:bidi="ar-SA"/>
         </w:rPr>
       </w:pPr>
@@ -4166,8 +4519,8 @@
         <w:rPr>
           <w:rFonts w:asciiTheme="minorHAnsi" w:hAnsiTheme="minorHAnsi" w:cstheme="minorHAnsi"/>
           <w:b/>
-          <w:sz w:val="21"/>
-          <w:szCs w:val="21"/>
+          <w:sz w:val="20"/>
+          <w:szCs w:val="20"/>
           <w:lang w:eastAsia="en-US" w:bidi="ar-SA"/>
         </w:rPr>
         <w:t>Speakers</w:t>
@@ -4175,8 +4528,8 @@
       <w:r>
         <w:rPr>
           <w:rFonts w:asciiTheme="minorHAnsi" w:hAnsiTheme="minorHAnsi" w:cstheme="minorHAnsi"/>
-          <w:sz w:val="21"/>
-          <w:szCs w:val="21"/>
+          <w:sz w:val="20"/>
+          <w:szCs w:val="20"/>
           <w:lang w:eastAsia="en-US" w:bidi="ar-SA"/>
         </w:rPr>
         <w:t xml:space="preserve">: Most speaking slots are 20 minutes. Please aim to present for </w:t>
@@ -4186,8 +4539,8 @@
           <w:rFonts w:asciiTheme="minorHAnsi" w:hAnsiTheme="minorHAnsi" w:cstheme="minorHAnsi"/>
           <w:b/>
           <w:bCs/>
-          <w:sz w:val="21"/>
-          <w:szCs w:val="21"/>
+          <w:sz w:val="20"/>
+          <w:szCs w:val="20"/>
           <w:lang w:eastAsia="en-US" w:bidi="ar-SA"/>
         </w:rPr>
         <w:t>15 minutes</w:t>
@@ -4195,8 +4548,8 @@
       <w:r>
         <w:rPr>
           <w:rFonts w:asciiTheme="minorHAnsi" w:hAnsiTheme="minorHAnsi" w:cstheme="minorHAnsi"/>
-          <w:sz w:val="21"/>
-          <w:szCs w:val="21"/>
+          <w:sz w:val="20"/>
+          <w:szCs w:val="20"/>
           <w:lang w:eastAsia="en-US" w:bidi="ar-SA"/>
         </w:rPr>
         <w:t xml:space="preserve">, allowing </w:t>
@@ -4206,8 +4559,8 @@
           <w:rFonts w:asciiTheme="minorHAnsi" w:hAnsiTheme="minorHAnsi" w:cstheme="minorHAnsi"/>
           <w:b/>
           <w:bCs/>
-          <w:sz w:val="21"/>
-          <w:szCs w:val="21"/>
+          <w:sz w:val="20"/>
+          <w:szCs w:val="20"/>
           <w:lang w:eastAsia="en-US" w:bidi="ar-SA"/>
         </w:rPr>
         <w:t>5 minutes</w:t>
@@ -4215,8 +4568,8 @@
       <w:r>
         <w:rPr>
           <w:rFonts w:asciiTheme="minorHAnsi" w:hAnsiTheme="minorHAnsi" w:cstheme="minorHAnsi"/>
-          <w:sz w:val="21"/>
-          <w:szCs w:val="21"/>
+          <w:sz w:val="20"/>
+          <w:szCs w:val="20"/>
           <w:lang w:eastAsia="en-US" w:bidi="ar-SA"/>
         </w:rPr>
         <w:t xml:space="preserve"> for audience questions and a smooth transition to the next speaker.</w:t>
@@ -4233,25 +4586,40 @@
         <w:ind w:left="426" w:hanging="426"/>
         <w:rPr>
           <w:rFonts w:asciiTheme="minorHAnsi" w:hAnsiTheme="minorHAnsi" w:cstheme="minorHAnsi"/>
+          <w:sz w:val="20"/>
+          <w:szCs w:val="20"/>
+          <w:lang w:eastAsia="en-US" w:bidi="ar-SA"/>
+        </w:rPr>
+      </w:pPr>
+      <w:r>
+        <w:rPr>
+          <w:b/>
+          <w:bCs/>
           <w:sz w:val="21"/>
           <w:szCs w:val="21"/>
-          <w:lang w:eastAsia="en-US" w:bidi="ar-SA"/>
         </w:rPr>
-      </w:pPr>
-      <w:r>
-        <w:t xml:space="preserve">Accommodation: Accommodation for academic attendees and CCP-NTH Advisory Committee members requiring a stay on the night of 29 June 2026 has been arranged and pre-paid at: </w:t>
+        <w:t>Accommodation:</w:t>
       </w:r>
       <w:r>
-        <w:t>Premier Inn Manchester CC Princess Street. 2 Brook St, Manchest</w:t>
+        <w:rPr>
+          <w:sz w:val="21"/>
+          <w:szCs w:val="21"/>
+        </w:rPr>
+        <w:t xml:space="preserve"> Accommodation for academic attendees and CCP-NTH Advisory Committee members requiring a stay on the night of 29 June 2026 has been arranged and pre-paid at: </w:t>
       </w:r>
       <w:r>
-        <w:t>er M1 7BJ</w:t>
+        <w:rPr>
+          <w:sz w:val="21"/>
+          <w:szCs w:val="21"/>
+        </w:rPr>
+        <w:t>Premier Inn Manchester CC Princess Street. 2 Brook St, Manchester M1 7BJ</w:t>
       </w:r>
       <w:r>
-        <w:t>.  Please</w:t>
-      </w:r>
-      <w:r>
-        <w:t xml:space="preserve"> check in under your own name. Breakfast is included.</w:t>
+        <w:rPr>
+          <w:sz w:val="21"/>
+          <w:szCs w:val="21"/>
+        </w:rPr>
+        <w:t>.  Please check in under your own name. Breakfast is included.</w:t>
       </w:r>
     </w:p>
     <w:p>
@@ -4265,16 +4633,20 @@
         <w:ind w:left="426" w:hanging="426"/>
         <w:rPr>
           <w:rFonts w:asciiTheme="minorHAnsi" w:hAnsiTheme="minorHAnsi" w:cstheme="minorHAnsi"/>
-          <w:sz w:val="21"/>
-          <w:szCs w:val="21"/>
+          <w:b/>
+          <w:bCs/>
+          <w:sz w:val="20"/>
+          <w:szCs w:val="20"/>
           <w:lang w:eastAsia="en-US" w:bidi="ar-SA"/>
         </w:rPr>
       </w:pPr>
       <w:r>
         <w:rPr>
           <w:rFonts w:asciiTheme="minorHAnsi" w:hAnsiTheme="minorHAnsi" w:cstheme="minorHAnsi"/>
-          <w:sz w:val="21"/>
-          <w:szCs w:val="21"/>
+          <w:b/>
+          <w:bCs/>
+          <w:sz w:val="20"/>
+          <w:szCs w:val="20"/>
           <w:lang w:eastAsia="en-US" w:bidi="ar-SA"/>
         </w:rPr>
         <w:t xml:space="preserve">Conference Dinner </w:t>
@@ -4288,17 +4660,23 @@
           <w:numId w:val="11"/>
         </w:numPr>
         <w:rPr>
+          <w:sz w:val="21"/>
+          <w:szCs w:val="21"/>
           <w:lang w:eastAsia="en-US" w:bidi="ar-SA"/>
         </w:rPr>
       </w:pPr>
       <w:r>
         <w:rPr>
+          <w:sz w:val="21"/>
+          <w:szCs w:val="21"/>
           <w:lang w:eastAsia="en-US" w:bidi="ar-SA"/>
         </w:rPr>
         <w:t xml:space="preserve">Venue: </w:t>
       </w:r>
       <w:r>
         <w:rPr>
+          <w:sz w:val="21"/>
+          <w:szCs w:val="21"/>
           <w:lang w:eastAsia="en-US" w:bidi="ar-SA"/>
         </w:rPr>
         <w:t>Manchester Museum, Coupland Street (under the arch on Oxford Road and to the left)</w:t>
@@ -4312,14 +4690,16 @@
           <w:numId w:val="11"/>
         </w:numPr>
         <w:rPr>
+          <w:sz w:val="21"/>
+          <w:szCs w:val="21"/>
           <w:lang w:eastAsia="en-US" w:bidi="ar-SA"/>
         </w:rPr>
       </w:pPr>
       <w:r>
         <w:rPr>
           <w:rFonts w:asciiTheme="minorHAnsi" w:hAnsiTheme="minorHAnsi" w:cstheme="minorHAnsi"/>
-          <w:sz w:val="21"/>
-          <w:szCs w:val="21"/>
+          <w:sz w:val="20"/>
+          <w:szCs w:val="20"/>
           <w:lang w:eastAsia="en-US" w:bidi="ar-SA"/>
         </w:rPr>
         <w:t xml:space="preserve">Alcohol Policy Notice: </w:t>
@@ -4327,20 +4707,11 @@
       <w:r>
         <w:rPr>
           <w:rFonts w:asciiTheme="minorHAnsi" w:hAnsiTheme="minorHAnsi" w:cstheme="minorHAnsi"/>
-          <w:sz w:val="21"/>
-          <w:szCs w:val="21"/>
+          <w:sz w:val="20"/>
+          <w:szCs w:val="20"/>
           <w:lang w:eastAsia="en-US"/>
         </w:rPr>
-        <w:t>In accordance with UKRI funding guidelines, STFC/EPSRC funding associated with CCP-NTH cannot be used to purchase alcoholic beverages. Alcohol will therefore not</w:t>
-      </w:r>
-      <w:r>
-        <w:rPr>
-          <w:rFonts w:asciiTheme="minorHAnsi" w:hAnsiTheme="minorHAnsi" w:cstheme="minorHAnsi"/>
-          <w:sz w:val="21"/>
-          <w:szCs w:val="21"/>
-          <w:lang w:eastAsia="en-US"/>
-        </w:rPr>
-        <w:t xml:space="preserve"> be provided as part of the conference dinner.</w:t>
+        <w:t>In accordance with UKRI funding guidelines, STFC/EPSRC funding associated with CCP-NTH cannot be used to purchase alcoholic beverages. Alcohol will therefore not be provided as part of the conference dinner.</w:t>
       </w:r>
     </w:p>
     <w:p>
@@ -4348,8 +4719,8 @@
         <w:spacing w:line="240" w:lineRule="auto"/>
         <w:rPr>
           <w:rFonts w:asciiTheme="minorHAnsi" w:hAnsiTheme="minorHAnsi" w:cstheme="minorHAnsi"/>
-          <w:sz w:val="21"/>
-          <w:szCs w:val="21"/>
+          <w:sz w:val="20"/>
+          <w:szCs w:val="20"/>
           <w:lang w:eastAsia="en-US" w:bidi="ar-SA"/>
         </w:rPr>
       </w:pPr>
@@ -4615,103 +4986,6 @@
     </w:r>
     <w:r>
       <w:rPr>
-        <w:i/>
-        <w:noProof/>
-        <w:color w:val="666666"/>
-        <w:sz w:val="20"/>
-        <w:szCs w:val="20"/>
-      </w:rPr>
-      <w:fldChar w:fldCharType="begin"/>
-    </w:r>
-    <w:r>
-      <w:rPr>
-        <w:i/>
-        <w:noProof/>
-        <w:color w:val="666666"/>
-        <w:sz w:val="20"/>
-        <w:szCs w:val="20"/>
-      </w:rPr>
-      <w:instrText xml:space="preserve"> INCLUDEPICTURE  "/Users/wei.wang/Library/Containers/com.microsoft.Outlook/Data/Library/Caches/Signatures/signature_2659356347" \* MERGEFORMATINET </w:instrText>
-    </w:r>
-    <w:r>
-      <w:rPr>
-        <w:i/>
-        <w:noProof/>
-        <w:color w:val="666666"/>
-        <w:sz w:val="20"/>
-        <w:szCs w:val="20"/>
-      </w:rPr>
-      <w:fldChar w:fldCharType="separate"/>
-    </w:r>
-    <w:r>
-      <w:rPr>
-        <w:i/>
-        <w:noProof/>
-        <w:color w:val="666666"/>
-        <w:sz w:val="20"/>
-        <w:szCs w:val="20"/>
-      </w:rPr>
-      <w:drawing>
-        <wp:inline distT="0" distB="0" distL="0" distR="0" wp14:anchorId="1EBA89A4" wp14:editId="753F1558">
-          <wp:extent cx="588476" cy="442112"/>
-          <wp:effectExtent l="0" t="0" r="0" b="2540"/>
-          <wp:docPr id="2144494482" name="Picture 2" descr="97+LHHD3njUAAAAASUVORK5CYII="/>
-          <wp:cNvGraphicFramePr>
-            <a:graphicFrameLocks xmlns:a="http://schemas.openxmlformats.org/drawingml/2006/main" noChangeAspect="1"/>
-          </wp:cNvGraphicFramePr>
-          <a:graphic xmlns:a="http://schemas.openxmlformats.org/drawingml/2006/main">
-            <a:graphicData uri="http://schemas.openxmlformats.org/drawingml/2006/picture">
-              <pic:pic xmlns:pic="http://schemas.openxmlformats.org/drawingml/2006/picture">
-                <pic:nvPicPr>
-                  <pic:cNvPr id="0" name="Picture 4" descr="97+LHHD3njUAAAAASUVORK5CYII="/>
-                  <pic:cNvPicPr>
-                    <a:picLocks noChangeAspect="1" noChangeArrowheads="1"/>
-                  </pic:cNvPicPr>
-                </pic:nvPicPr>
-                <pic:blipFill>
-                  <a:blip r:embed="rId4" r:link="rId5">
-                    <a:extLst>
-                      <a:ext uri="{28A0092B-C50C-407E-A947-70E740481C1C}">
-                        <a14:useLocalDpi xmlns:a14="http://schemas.microsoft.com/office/drawing/2010/main" val="0"/>
-                      </a:ext>
-                    </a:extLst>
-                  </a:blip>
-                  <a:srcRect/>
-                  <a:stretch>
-                    <a:fillRect/>
-                  </a:stretch>
-                </pic:blipFill>
-                <pic:spPr bwMode="auto">
-                  <a:xfrm>
-                    <a:off x="0" y="0"/>
-                    <a:ext cx="608776" cy="457363"/>
-                  </a:xfrm>
-                  <a:prstGeom prst="rect">
-                    <a:avLst/>
-                  </a:prstGeom>
-                  <a:noFill/>
-                  <a:ln>
-                    <a:noFill/>
-                  </a:ln>
-                </pic:spPr>
-              </pic:pic>
-            </a:graphicData>
-          </a:graphic>
-        </wp:inline>
-      </w:drawing>
-    </w:r>
-    <w:r>
-      <w:rPr>
-        <w:i/>
-        <w:noProof/>
-        <w:color w:val="666666"/>
-        <w:sz w:val="20"/>
-        <w:szCs w:val="20"/>
-      </w:rPr>
-      <w:fldChar w:fldCharType="end"/>
-    </w:r>
-    <w:r>
-      <w:rPr>
         <w:noProof/>
       </w:rPr>
       <w:t xml:space="preserve"> </w:t>
@@ -4739,7 +5013,7 @@
                   <pic:cNvPicPr/>
                 </pic:nvPicPr>
                 <pic:blipFill>
-                  <a:blip r:embed="rId6">
+                  <a:blip r:embed="rId4">
                     <a:extLst>
                       <a:ext uri="{28A0092B-C50C-407E-A947-70E740481C1C}">
                         <a14:useLocalDpi xmlns:a14="http://schemas.microsoft.com/office/drawing/2010/main" val="0"/>
@@ -7444,28 +7718,28 @@
 </file>
 
 <file path=customXml/item1.xml><?xml version="1.0" encoding="utf-8"?>
+<b:Sources xmlns:b="http://schemas.openxmlformats.org/officeDocument/2006/bibliography" xmlns="http://schemas.openxmlformats.org/officeDocument/2006/bibliography" SelectedStyle="\CHICAGO.XSL" StyleName="Chicago" Version="16"/>
+</file>
+
+<file path=customXml/item2.xml><?xml version="1.0" encoding="utf-8"?>
 <go:gDocsCustomXmlDataStorage xmlns:go="http://customooxmlschemas.google.com/" xmlns:r="http://schemas.openxmlformats.org/officeDocument/2006/relationships">
   <go:docsCustomData xmlns:go="http://customooxmlschemas.google.com/" roundtripDataSignature="AMtx7mibUANFu0YuGysvrsyluFB3MzNR4Q==">AMUW2mU+0ZwQ4ZLfLEReOPqBVLxUMGZSRiDIogRArjgfTotB8qdREsdVzF9Sbhtz0LSlbKrTG9JLFXlUMjSdeTbbRzORRB5eGaxmLiNUPNnSxleHwCh4Tlw=</go:docsCustomData>
 </go:gDocsCustomXmlDataStorage>
 </file>
 
-<file path=customXml/item2.xml><?xml version="1.0" encoding="utf-8"?>
-<b:Sources xmlns:b="http://schemas.openxmlformats.org/officeDocument/2006/bibliography" xmlns="http://schemas.openxmlformats.org/officeDocument/2006/bibliography" SelectedStyle="\CHICAGO.XSL" StyleName="Chicago" Version="16"/>
+<file path=customXml/itemProps1.xml><?xml version="1.0" encoding="utf-8"?>
+<ds:datastoreItem xmlns:ds="http://schemas.openxmlformats.org/officeDocument/2006/customXml" ds:itemID="{E87D0DAA-9499-46AC-9D18-30FB2F4BC713}">
+  <ds:schemaRefs>
+    <ds:schemaRef ds:uri="http://schemas.openxmlformats.org/officeDocument/2006/bibliography"/>
+  </ds:schemaRefs>
+</ds:datastoreItem>
 </file>
 
-<file path=customXml/itemProps1.xml><?xml version="1.0" encoding="utf-8"?>
+<file path=customXml/itemProps2.xml><?xml version="1.0" encoding="utf-8"?>
 <ds:datastoreItem xmlns:ds="http://schemas.openxmlformats.org/officeDocument/2006/customXml" ds:itemID="{11111111-1234-1234-1234-123412341234}">
   <ds:schemaRefs>
     <ds:schemaRef ds:uri="http://customooxmlschemas.google.com/"/>
     <ds:schemaRef ds:uri="http://schemas.openxmlformats.org/officeDocument/2006/relationships"/>
   </ds:schemaRefs>
 </ds:datastoreItem>
-</file>
-
-<file path=customXml/itemProps2.xml><?xml version="1.0" encoding="utf-8"?>
-<ds:datastoreItem xmlns:ds="http://schemas.openxmlformats.org/officeDocument/2006/customXml" ds:itemID="{E87D0DAA-9499-46AC-9D18-30FB2F4BC713}">
-  <ds:schemaRefs>
-    <ds:schemaRef ds:uri="http://schemas.openxmlformats.org/officeDocument/2006/bibliography"/>
-  </ds:schemaRefs>
-</ds:datastoreItem>
 </file>